--- a/Michael_Forbes_CV.docx
+++ b/Michael_Forbes_CV.docx
@@ -69,7 +69,7 @@
           <w:iCs/>
           <w:i/>
         </w:rPr>
-        <w:t xml:space="preserve">Last updated: 19 August 2025 at 13:08 UTC</w:t>
+        <w:t xml:space="preserve">Last updated: 19 August 2025 at 13:13 UTC</w:t>
       </w:r>
     </w:p>
     <w:p>

--- a/Michael_Forbes_CV.docx
+++ b/Michael_Forbes_CV.docx
@@ -69,7 +69,7 @@
           <w:iCs/>
           <w:i/>
         </w:rPr>
-        <w:t xml:space="preserve">Last updated: 19 August 2025 at 13:13 UTC</w:t>
+        <w:t xml:space="preserve">Last updated: 19 August 2025 at 13:23 UTC</w:t>
       </w:r>
     </w:p>
     <w:p>

--- a/Michael_Forbes_CV.docx
+++ b/Michael_Forbes_CV.docx
@@ -69,7 +69,7 @@
           <w:iCs/>
           <w:i/>
         </w:rPr>
-        <w:t xml:space="preserve">Last updated: 19 August 2025 at 13:23 UTC</w:t>
+        <w:t xml:space="preserve">Last updated: 19 August 2025 at 13:53 UTC</w:t>
       </w:r>
     </w:p>
     <w:p>

--- a/Michael_Forbes_CV.docx
+++ b/Michael_Forbes_CV.docx
@@ -69,7 +69,7 @@
           <w:iCs/>
           <w:i/>
         </w:rPr>
-        <w:t xml:space="preserve">Last updated: 19 August 2025 at 13:53 UTC</w:t>
+        <w:t xml:space="preserve">Last updated: 19 August 2025 at 13:58 UTC</w:t>
       </w:r>
     </w:p>
     <w:p>
@@ -762,7 +762,7 @@
         <w:t xml:space="preserve"> </w:t>
       </w:r>
       <w:r>
-        <w:t xml:space="preserve">Expertly translating complex technical information for non-technical audiences—including investors, government officials, and sales teams—while accurately conveying business requirements to engineering teams.</w:t>
+        <w:t xml:space="preserve">Expertly translating complex technical information for non-technical audiences, including investors, government officials, and sales teams while accurately conveying business requirements to engineering teams.</w:t>
       </w:r>
       <w:r>
         <w:br/>

--- a/Michael_Forbes_CV.docx
+++ b/Michael_Forbes_CV.docx
@@ -69,7 +69,7 @@
           <w:iCs/>
           <w:i/>
         </w:rPr>
-        <w:t xml:space="preserve">Last updated: 19 August 2025 at 13:58 UTC</w:t>
+        <w:t xml:space="preserve">Last updated: 19 August 2025 at 14:04 UTC</w:t>
       </w:r>
     </w:p>
     <w:p>

--- a/Michael_Forbes_CV.docx
+++ b/Michael_Forbes_CV.docx
@@ -45,7 +45,7 @@
         <w:t xml:space="preserve"> </w:t>
       </w:r>
       <w:r>
-        <w:t xml:space="preserve">| Portfolio: https://github.com/michaelforbes-open/public_CV</w:t>
+        <w:t xml:space="preserve">Portfolio: https://github.com/michaelforbes-open/public_CV</w:t>
       </w:r>
     </w:p>
     <w:p>
@@ -57,7 +57,7 @@
           <w:iCs/>
           <w:i/>
         </w:rPr>
-        <w:t xml:space="preserve">Dual British &amp; Polish Citizen | Full right to work in the UK &amp; EU without restriction</w:t>
+        <w:t xml:space="preserve">Dual British &amp; Polish Citizen | Full right to work in the UK &amp; EU without restriction, work permit not needed</w:t>
       </w:r>
     </w:p>
     <w:p>
@@ -69,7 +69,7 @@
           <w:iCs/>
           <w:i/>
         </w:rPr>
-        <w:t xml:space="preserve">Last updated: 19 August 2025 at 14:04 UTC</w:t>
+        <w:t xml:space="preserve">Last updated: 19 August 2025 at 14:52 UTC</w:t>
       </w:r>
     </w:p>
     <w:p>
@@ -706,10 +706,10 @@
         <w:t xml:space="preserve"> </w:t>
       </w:r>
       <w:r>
-        <w:t xml:space="preserve">Linux (Debian-based), Git, Jira, VSCode</w:t>
-      </w:r>
-      <w:r>
-        <w:br/>
+        <w:t xml:space="preserve">Linux (Debian-based), Git, Jira, VSCode (including Markdown)</w:t>
+      </w:r>
+      <w:r>
+        <w:t xml:space="preserve"> </w:t>
       </w:r>
       <w:r>
         <w:t xml:space="preserve">-</w:t>

--- a/Michael_Forbes_CV.docx
+++ b/Michael_Forbes_CV.docx
@@ -69,7 +69,7 @@
           <w:iCs/>
           <w:i/>
         </w:rPr>
-        <w:t xml:space="preserve">Last updated: 19 August 2025 at 14:52 UTC</w:t>
+        <w:t xml:space="preserve">Last updated: 19 August 2025 at 15:20 UTC</w:t>
       </w:r>
     </w:p>
     <w:p>

--- a/Michael_Forbes_CV.docx
+++ b/Michael_Forbes_CV.docx
@@ -2,13 +2,13 @@
 <file path=word/document.xml><?xml version="1.0" encoding="utf-8"?>
 <w:document xmlns:w="http://schemas.openxmlformats.org/wordprocessingml/2006/main" xmlns:m="http://schemas.openxmlformats.org/officeDocument/2006/math" xmlns:r="http://schemas.openxmlformats.org/officeDocument/2006/relationships" xmlns:o="urn:schemas-microsoft-com:office:office" xmlns:v="urn:schemas-microsoft-com:vml" xmlns:w10="urn:schemas-microsoft-com:office:word" xmlns:a="http://schemas.openxmlformats.org/drawingml/2006/main" xmlns:pic="http://schemas.openxmlformats.org/drawingml/2006/picture" xmlns:wp="http://schemas.openxmlformats.org/drawingml/2006/wordprocessingDrawing">
   <w:body>
-    <w:bookmarkStart w:id="34" w:name="michael-james-forbes"/>
-    <w:p>
-      <w:pPr>
-        <w:pStyle w:val="Heading1"/>
-      </w:pPr>
-      <w:r>
-        <w:t xml:space="preserve">Michael James Forbes</w:t>
+    <w:bookmarkStart w:id="34" w:name="michael-forbes"/>
+    <w:p>
+      <w:pPr>
+        <w:pStyle w:val="Nagwek1"/>
+      </w:pPr>
+      <w:r>
+        <w:t xml:space="preserve">Michael Forbes</w:t>
       </w:r>
     </w:p>
     <w:p>
@@ -36,7 +36,7 @@
       <w:hyperlink r:id="rId20">
         <w:r>
           <w:rPr>
-            <w:rStyle w:val="Hyperlink"/>
+            <w:rStyle w:val="hyperlink"/>
           </w:rPr>
           <w:t xml:space="preserve">linkedin.com/in/1michaelforbes</w:t>
         </w:r>
@@ -69,7 +69,7 @@
           <w:iCs/>
           <w:i/>
         </w:rPr>
-        <w:t xml:space="preserve">Last updated: 19 August 2025 at 15:20 UTC</w:t>
+        <w:t xml:space="preserve">Last updated: 19 August 2025 at 18:57 UTC</w:t>
       </w:r>
     </w:p>
     <w:p>
@@ -1024,7 +1024,12 @@
     </w:p>
     <w:bookmarkEnd w:id="33"/>
     <w:bookmarkEnd w:id="34"/>
-    <w:sectPr/>
+    <w:sectPr>
+      <w:pgSz w:h="841.90pt" w:w="595.30pt"/>
+      <w:pgMar w:bottom="70.85pt" w:footer="35.40pt" w:gutter="0pt" w:header="35.40pt" w:left="70.85pt" w:right="70.85pt" w:top="70.85pt"/>
+      <w:cols w:space="35.40pt"/>
+      <w:docGrid w:linePitch="360"/>
+    </w:sectPr>
   </w:body>
 </w:document>
 </file>
@@ -1053,7 +1058,315 @@
 </file>
 
 <file path=word/numbering.xml><?xml version="1.0" encoding="utf-8"?>
-<w:numbering xmlns:w="http://schemas.openxmlformats.org/wordprocessingml/2006/main">
+<w:numbering xmlns:m="http://purl.oclc.org/ooxml/officeDocument/math" xmlns:mc="http://schemas.openxmlformats.org/markup-compatibility/2006" xmlns:o="urn:schemas-microsoft-com:office:office" xmlns:r="http://purl.oclc.org/ooxml/officeDocument/relationships" xmlns:v="urn:schemas-microsoft-com:vml" xmlns:w="http://purl.oclc.org/ooxml/wordprocessingml/main" xmlns:w10="urn:schemas-microsoft-com:office:word" xmlns:w14="http://schemas.microsoft.com/office/word/2010/wordml" xmlns:w15="http://schemas.microsoft.com/office/word/2012/wordml" xmlns:wne="http://schemas.microsoft.com/office/word/2006/wordml" xmlns:wp="http://purl.oclc.org/ooxml/drawingml/wordprocessingDrawing" xmlns:wp14="http://schemas.microsoft.com/office/word/2010/wordprocessingDrawing" xmlns:wpi="http://schemas.microsoft.com/office/word/2010/wordprocessingInk" mc:Ignorable="w14 w15 wne wp14">
+  <w:abstractNum w:abstractNumId="0" w15:restartNumberingAfterBreak="0">
+    <w:nsid w:val="FFFFFF89"/>
+    <w:multiLevelType w:val="singleLevel"/>
+    <w:tmpl w:val="8BA47B26"/>
+    <w:lvl w:ilvl="0">
+      <w:start w:val="1"/>
+      <w:numFmt w:val="bullet"/>
+      <w:pStyle w:val="Listapunktowana"/>
+      <w:lvlText w:val=""/>
+      <w:lvlJc w:val="start"/>
+      <w:pPr>
+        <w:tabs>
+          <w:tab w:pos="18pt" w:val="num"/>
+        </w:tabs>
+        <w:ind w:hanging="18pt" w:start="18pt"/>
+      </w:pPr>
+      <w:rPr>
+        <w:rFonts w:ascii="Symbol" w:hAnsi="Symbol" w:hint="default"/>
+      </w:rPr>
+    </w:lvl>
+  </w:abstractNum>
+  <w:abstractNum w:abstractNumId="1" w15:restartNumberingAfterBreak="0">
+    <w:nsid w:val="08D75AD0"/>
+    <w:multiLevelType w:val="multilevel"/>
+    <w:tmpl w:val="6144FA36"/>
+    <w:lvl w:ilvl="0">
+      <w:start w:val="1"/>
+      <w:numFmt w:val="decimal"/>
+      <w:pStyle w:val="Styl4"/>
+      <w:lvlText w:val="%1."/>
+      <w:lvlJc w:val="start"/>
+      <w:pPr>
+        <w:tabs>
+          <w:tab w:pos="36pt" w:val="num"/>
+        </w:tabs>
+        <w:ind w:hanging="36pt" w:start="36pt"/>
+      </w:pPr>
+    </w:lvl>
+    <w:lvl w:ilvl="1">
+      <w:start w:val="1"/>
+      <w:numFmt w:val="decimal"/>
+      <w:lvlText w:val="%2."/>
+      <w:lvlJc w:val="start"/>
+      <w:pPr>
+        <w:tabs>
+          <w:tab w:pos="72pt" w:val="num"/>
+        </w:tabs>
+        <w:ind w:hanging="36pt" w:start="72pt"/>
+      </w:pPr>
+    </w:lvl>
+    <w:lvl w:ilvl="2">
+      <w:start w:val="1"/>
+      <w:numFmt w:val="decimal"/>
+      <w:lvlText w:val="%3."/>
+      <w:lvlJc w:val="start"/>
+      <w:pPr>
+        <w:tabs>
+          <w:tab w:pos="108pt" w:val="num"/>
+        </w:tabs>
+        <w:ind w:hanging="36pt" w:start="108pt"/>
+      </w:pPr>
+    </w:lvl>
+    <w:lvl w:ilvl="3">
+      <w:start w:val="1"/>
+      <w:numFmt w:val="decimal"/>
+      <w:lvlText w:val="%4."/>
+      <w:lvlJc w:val="start"/>
+      <w:pPr>
+        <w:tabs>
+          <w:tab w:pos="144pt" w:val="num"/>
+        </w:tabs>
+        <w:ind w:hanging="36pt" w:start="144pt"/>
+      </w:pPr>
+    </w:lvl>
+    <w:lvl w:ilvl="4">
+      <w:start w:val="1"/>
+      <w:numFmt w:val="decimal"/>
+      <w:lvlText w:val="%5."/>
+      <w:lvlJc w:val="start"/>
+      <w:pPr>
+        <w:tabs>
+          <w:tab w:pos="180pt" w:val="num"/>
+        </w:tabs>
+        <w:ind w:hanging="36pt" w:start="180pt"/>
+      </w:pPr>
+    </w:lvl>
+    <w:lvl w:ilvl="5">
+      <w:start w:val="1"/>
+      <w:numFmt w:val="decimal"/>
+      <w:lvlText w:val="%6."/>
+      <w:lvlJc w:val="start"/>
+      <w:pPr>
+        <w:tabs>
+          <w:tab w:pos="216pt" w:val="num"/>
+        </w:tabs>
+        <w:ind w:hanging="36pt" w:start="216pt"/>
+      </w:pPr>
+    </w:lvl>
+    <w:lvl w:ilvl="6">
+      <w:start w:val="1"/>
+      <w:numFmt w:val="decimal"/>
+      <w:lvlText w:val="%7."/>
+      <w:lvlJc w:val="start"/>
+      <w:pPr>
+        <w:tabs>
+          <w:tab w:pos="252pt" w:val="num"/>
+        </w:tabs>
+        <w:ind w:hanging="36pt" w:start="252pt"/>
+      </w:pPr>
+    </w:lvl>
+    <w:lvl w:ilvl="7">
+      <w:start w:val="1"/>
+      <w:numFmt w:val="decimal"/>
+      <w:lvlText w:val="%8."/>
+      <w:lvlJc w:val="start"/>
+      <w:pPr>
+        <w:tabs>
+          <w:tab w:pos="288pt" w:val="num"/>
+        </w:tabs>
+        <w:ind w:hanging="36pt" w:start="288pt"/>
+      </w:pPr>
+    </w:lvl>
+    <w:lvl w:ilvl="8">
+      <w:start w:val="1"/>
+      <w:numFmt w:val="decimal"/>
+      <w:lvlText w:val="%9."/>
+      <w:lvlJc w:val="start"/>
+      <w:pPr>
+        <w:tabs>
+          <w:tab w:pos="324pt" w:val="num"/>
+        </w:tabs>
+        <w:ind w:hanging="36pt" w:start="324pt"/>
+      </w:pPr>
+    </w:lvl>
+  </w:abstractNum>
+  <w:abstractNum w:abstractNumId="2" w15:restartNumberingAfterBreak="0">
+    <w:nsid w:val="49B43C53"/>
+    <w:multiLevelType w:val="multilevel"/>
+    <w:tmpl w:val="F63AA3D6"/>
+    <w:lvl w:ilvl="0">
+      <w:start w:val="1"/>
+      <w:numFmt w:val="decimal"/>
+      <w:lvlText w:val="%1."/>
+      <w:lvlJc w:val="start"/>
+      <w:pPr>
+        <w:ind w:firstLine="0pt" w:start="0pt"/>
+      </w:pPr>
+    </w:lvl>
+    <w:lvl w:ilvl="1">
+      <w:start w:val="1"/>
+      <w:numFmt w:val="decimal"/>
+      <w:lvlText w:val="%1.%2."/>
+      <w:lvlJc w:val="start"/>
+      <w:pPr>
+        <w:ind w:firstLine="0pt" w:start="127.60pt"/>
+      </w:pPr>
+    </w:lvl>
+    <w:lvl w:ilvl="2">
+      <w:start w:val="1"/>
+      <w:numFmt w:val="decimal"/>
+      <w:pStyle w:val="Nagwek31"/>
+      <w:lvlText w:val="%1.%2.%3."/>
+      <w:lvlJc w:val="start"/>
+      <w:pPr>
+        <w:ind w:firstLine="0pt" w:start="0pt"/>
+      </w:pPr>
+    </w:lvl>
+    <w:lvl w:ilvl="3">
+      <w:start w:val="1"/>
+      <w:numFmt w:val="decimal"/>
+      <w:lvlText w:val="%1.%2.%3.%4."/>
+      <w:lvlJc w:val="start"/>
+      <w:pPr>
+        <w:ind w:firstLine="0pt" w:start="0pt"/>
+      </w:pPr>
+    </w:lvl>
+    <w:lvl w:ilvl="4">
+      <w:start w:val="1"/>
+      <w:numFmt w:val="decimal"/>
+      <w:lvlText w:val="%1.%2.%3.%4.%5."/>
+      <w:lvlJc w:val="start"/>
+      <w:pPr>
+        <w:ind w:firstLine="0pt" w:start="0pt"/>
+      </w:pPr>
+    </w:lvl>
+    <w:lvl w:ilvl="5">
+      <w:start w:val="1"/>
+      <w:numFmt w:val="decimal"/>
+      <w:lvlText w:val="%1.%2.%3.%4.%5.%6."/>
+      <w:lvlJc w:val="start"/>
+      <w:pPr>
+        <w:ind w:firstLine="0pt" w:start="0pt"/>
+      </w:pPr>
+    </w:lvl>
+    <w:lvl w:ilvl="6">
+      <w:start w:val="1"/>
+      <w:numFmt w:val="decimal"/>
+      <w:lvlText w:val="%1.%2.%3.%4.%5.%6.%7."/>
+      <w:lvlJc w:val="start"/>
+      <w:pPr>
+        <w:ind w:firstLine="0pt" w:start="0pt"/>
+      </w:pPr>
+    </w:lvl>
+    <w:lvl w:ilvl="7">
+      <w:start w:val="1"/>
+      <w:numFmt w:val="decimal"/>
+      <w:lvlText w:val="%1.%2.%3.%4.%5.%6.%7.%8."/>
+      <w:lvlJc w:val="start"/>
+      <w:pPr>
+        <w:ind w:firstLine="0pt" w:start="0pt"/>
+      </w:pPr>
+    </w:lvl>
+    <w:lvl w:ilvl="8">
+      <w:start w:val="1"/>
+      <w:numFmt w:val="decimal"/>
+      <w:lvlText w:val="%1.%2.%3.%4.%5.%6.%7.%8.%9."/>
+      <w:lvlJc w:val="start"/>
+      <w:pPr>
+        <w:ind w:firstLine="0pt" w:start="0pt"/>
+      </w:pPr>
+    </w:lvl>
+  </w:abstractNum>
+  <w:abstractNum w:abstractNumId="3" w15:restartNumberingAfterBreak="0">
+    <w:nsid w:val="4FF65977"/>
+    <w:multiLevelType w:val="hybridMultilevel"/>
+    <w:tmpl w:val="CE7AD516"/>
+    <w:lvl w:ilvl="0" w:tplc="5F84AC6E">
+      <w:start w:val="1"/>
+      <w:numFmt w:val="decimal"/>
+      <w:lvlText w:val="%1."/>
+      <w:lvlJc w:val="start"/>
+      <w:pPr>
+        <w:ind w:hanging="18pt" w:start="36pt"/>
+      </w:pPr>
+    </w:lvl>
+    <w:lvl w:ilvl="1" w:tentative="1" w:tplc="04150019">
+      <w:start w:val="1"/>
+      <w:numFmt w:val="lowerLetter"/>
+      <w:lvlText w:val="%2."/>
+      <w:lvlJc w:val="start"/>
+      <w:pPr>
+        <w:ind w:hanging="18pt" w:start="72pt"/>
+      </w:pPr>
+    </w:lvl>
+    <w:lvl w:ilvl="2" w:tentative="1" w:tplc="0415001B">
+      <w:start w:val="1"/>
+      <w:numFmt w:val="lowerRoman"/>
+      <w:lvlText w:val="%3."/>
+      <w:lvlJc w:val="end"/>
+      <w:pPr>
+        <w:ind w:hanging="9pt" w:start="108pt"/>
+      </w:pPr>
+    </w:lvl>
+    <w:lvl w:ilvl="3" w:tentative="1" w:tplc="0415000F">
+      <w:start w:val="1"/>
+      <w:numFmt w:val="decimal"/>
+      <w:lvlText w:val="%4."/>
+      <w:lvlJc w:val="start"/>
+      <w:pPr>
+        <w:ind w:hanging="18pt" w:start="144pt"/>
+      </w:pPr>
+    </w:lvl>
+    <w:lvl w:ilvl="4" w:tentative="1" w:tplc="04150019">
+      <w:start w:val="1"/>
+      <w:numFmt w:val="lowerLetter"/>
+      <w:lvlText w:val="%5."/>
+      <w:lvlJc w:val="start"/>
+      <w:pPr>
+        <w:ind w:hanging="18pt" w:start="180pt"/>
+      </w:pPr>
+    </w:lvl>
+    <w:lvl w:ilvl="5" w:tentative="1" w:tplc="0415001B">
+      <w:start w:val="1"/>
+      <w:numFmt w:val="lowerRoman"/>
+      <w:lvlText w:val="%6."/>
+      <w:lvlJc w:val="end"/>
+      <w:pPr>
+        <w:ind w:hanging="9pt" w:start="216pt"/>
+      </w:pPr>
+    </w:lvl>
+    <w:lvl w:ilvl="6" w:tentative="1" w:tplc="0415000F">
+      <w:start w:val="1"/>
+      <w:numFmt w:val="decimal"/>
+      <w:lvlText w:val="%7."/>
+      <w:lvlJc w:val="start"/>
+      <w:pPr>
+        <w:ind w:hanging="18pt" w:start="252pt"/>
+      </w:pPr>
+    </w:lvl>
+    <w:lvl w:ilvl="7" w:tentative="1" w:tplc="04150019">
+      <w:start w:val="1"/>
+      <w:numFmt w:val="lowerLetter"/>
+      <w:lvlText w:val="%8."/>
+      <w:lvlJc w:val="start"/>
+      <w:pPr>
+        <w:ind w:hanging="18pt" w:start="288pt"/>
+      </w:pPr>
+    </w:lvl>
+    <w:lvl w:ilvl="8" w:tentative="1" w:tplc="0415001B">
+      <w:start w:val="1"/>
+      <w:numFmt w:val="lowerRoman"/>
+      <w:lvlText w:val="%9."/>
+      <w:lvlJc w:val="end"/>
+      <w:pPr>
+        <w:ind w:hanging="9pt" w:start="324pt"/>
+      </w:pPr>
+    </w:lvl>
+  </w:abstractNum>
   <w:abstractNum w:abstractNumId="990">
     <w:nsid w:val="A990"/>
     <w:multiLevelType w:val="multilevel"/>
@@ -1206,6 +1519,18 @@
       </w:pPr>
     </w:lvl>
   </w:abstractNum>
+  <w:num w:numId="1">
+    <w:abstractNumId w:val="2"/>
+  </w:num>
+  <w:num w:numId="2">
+    <w:abstractNumId w:val="3"/>
+  </w:num>
+  <w:num w:numId="3">
+    <w:abstractNumId w:val="1"/>
+  </w:num>
+  <w:num w:numId="4">
+    <w:abstractNumId w:val="0"/>
+  </w:num>
   <w:num w:numId="1000">
     <w:abstractNumId w:val="990"/>
   </w:num>
@@ -1219,489 +1544,733 @@
 </file>
 
 <file path=word/styles.xml><?xml version="1.0" encoding="utf-8"?>
-<w:styles xmlns:r="http://schemas.openxmlformats.org/officeDocument/2006/relationships" xmlns:w="http://schemas.openxmlformats.org/wordprocessingml/2006/main">
+<w:styles xmlns:mc="http://schemas.openxmlformats.org/markup-compatibility/2006" xmlns:r="http://purl.oclc.org/ooxml/officeDocument/relationships" xmlns:w="http://purl.oclc.org/ooxml/wordprocessingml/main" xmlns:w14="http://schemas.microsoft.com/office/word/2010/wordml" xmlns:w15="http://schemas.microsoft.com/office/word/2012/wordml" mc:Ignorable="w14 w15">
   <w:docDefaults>
     <w:rPrDefault>
       <w:rPr>
         <w:rFonts w:asciiTheme="minorHAnsi" w:cstheme="minorBidi" w:eastAsiaTheme="minorHAnsi" w:hAnsiTheme="minorHAnsi"/>
-        <w:sz w:val="24"/>
-        <w:szCs w:val="24"/>
-        <w:lang w:bidi="ar-SA" w:eastAsia="en-US" w:val="en-US"/>
+        <w:sz w:val="21"/>
+        <w:szCs w:val="21"/>
+        <w:lang w:bidi="ar-SA" w:eastAsia="en-US" w:val="pl-PL"/>
       </w:rPr>
     </w:rPrDefault>
     <w:pPrDefault>
       <w:pPr>
-        <w:spacing w:after="200"/>
+        <w:spacing w:after="8pt" w:line="13.80pt" w:lineRule="auto"/>
       </w:pPr>
     </w:pPrDefault>
   </w:docDefaults>
-  <w:latentStyles w:count="276" w:defLockedState="0" w:defQFormat="0" w:defSemiHidden="0" w:defUIPriority="0" w:defUnhideWhenUsed="0"/>
-  <w:style w:default="1" w:styleId="Normal" w:type="paragraph">
+  <w:latentStyles w:count="371" w:defLockedState="0" w:defQFormat="0" w:defSemiHidden="0" w:defUIPriority="99" w:defUnhideWhenUsed="0">
+    <w:lsdException w:name="Normal" w:qFormat="1" w:uiPriority="0"/>
+    <w:lsdException w:name="heading 1" w:qFormat="1" w:uiPriority="9"/>
+    <w:lsdException w:name="heading 2" w:qFormat="1" w:semiHidden="1" w:uiPriority="9" w:unhideWhenUsed="1"/>
+    <w:lsdException w:name="heading 3" w:qFormat="1" w:semiHidden="1" w:uiPriority="9" w:unhideWhenUsed="1"/>
+    <w:lsdException w:name="heading 4" w:qFormat="1" w:semiHidden="1" w:uiPriority="9" w:unhideWhenUsed="1"/>
+    <w:lsdException w:name="heading 5" w:qFormat="1" w:semiHidden="1" w:uiPriority="9" w:unhideWhenUsed="1"/>
+    <w:lsdException w:name="heading 6" w:qFormat="1" w:semiHidden="1" w:uiPriority="9" w:unhideWhenUsed="1"/>
+    <w:lsdException w:name="heading 7" w:qFormat="1" w:semiHidden="1" w:uiPriority="9" w:unhideWhenUsed="1"/>
+    <w:lsdException w:name="heading 8" w:qFormat="1" w:semiHidden="1" w:uiPriority="9" w:unhideWhenUsed="1"/>
+    <w:lsdException w:name="heading 9" w:qFormat="1" w:semiHidden="1" w:uiPriority="9" w:unhideWhenUsed="1"/>
+    <w:lsdException w:name="index 1" w:semiHidden="1" w:unhideWhenUsed="1"/>
+    <w:lsdException w:name="index 2" w:semiHidden="1" w:unhideWhenUsed="1"/>
+    <w:lsdException w:name="index 3" w:semiHidden="1" w:unhideWhenUsed="1"/>
+    <w:lsdException w:name="index 4" w:semiHidden="1" w:unhideWhenUsed="1"/>
+    <w:lsdException w:name="index 5" w:semiHidden="1" w:unhideWhenUsed="1"/>
+    <w:lsdException w:name="index 6" w:semiHidden="1" w:unhideWhenUsed="1"/>
+    <w:lsdException w:name="index 7" w:semiHidden="1" w:unhideWhenUsed="1"/>
+    <w:lsdException w:name="index 8" w:semiHidden="1" w:unhideWhenUsed="1"/>
+    <w:lsdException w:name="index 9" w:semiHidden="1" w:unhideWhenUsed="1"/>
+    <w:lsdException w:name="toc 1" w:semiHidden="1" w:uiPriority="39" w:unhideWhenUsed="1"/>
+    <w:lsdException w:name="toc 2" w:semiHidden="1" w:uiPriority="39" w:unhideWhenUsed="1"/>
+    <w:lsdException w:name="toc 3" w:semiHidden="1" w:uiPriority="39" w:unhideWhenUsed="1"/>
+    <w:lsdException w:name="toc 4" w:semiHidden="1" w:uiPriority="39" w:unhideWhenUsed="1"/>
+    <w:lsdException w:name="toc 5" w:semiHidden="1" w:uiPriority="39" w:unhideWhenUsed="1"/>
+    <w:lsdException w:name="toc 6" w:semiHidden="1" w:uiPriority="39" w:unhideWhenUsed="1"/>
+    <w:lsdException w:name="toc 7" w:semiHidden="1" w:uiPriority="39" w:unhideWhenUsed="1"/>
+    <w:lsdException w:name="toc 8" w:semiHidden="1" w:uiPriority="39" w:unhideWhenUsed="1"/>
+    <w:lsdException w:name="toc 9" w:semiHidden="1" w:uiPriority="39" w:unhideWhenUsed="1"/>
+    <w:lsdException w:name="Normal Indent" w:semiHidden="1" w:unhideWhenUsed="1"/>
+    <w:lsdException w:name="footnote text" w:semiHidden="1" w:unhideWhenUsed="1"/>
+    <w:lsdException w:name="annotation text" w:semiHidden="1" w:unhideWhenUsed="1"/>
+    <w:lsdException w:name="header" w:semiHidden="1" w:unhideWhenUsed="1"/>
+    <w:lsdException w:name="footer" w:semiHidden="1" w:unhideWhenUsed="1"/>
+    <w:lsdException w:name="index heading" w:semiHidden="1" w:unhideWhenUsed="1"/>
+    <w:lsdException w:name="caption" w:qFormat="1" w:semiHidden="1" w:uiPriority="35" w:unhideWhenUsed="1"/>
+    <w:lsdException w:name="table of figures" w:semiHidden="1" w:unhideWhenUsed="1"/>
+    <w:lsdException w:name="envelope address" w:semiHidden="1" w:unhideWhenUsed="1"/>
+    <w:lsdException w:name="envelope return" w:semiHidden="1" w:unhideWhenUsed="1"/>
+    <w:lsdException w:name="footnote reference" w:semiHidden="1" w:unhideWhenUsed="1"/>
+    <w:lsdException w:name="annotation reference" w:semiHidden="1" w:unhideWhenUsed="1"/>
+    <w:lsdException w:name="line number" w:semiHidden="1" w:unhideWhenUsed="1"/>
+    <w:lsdException w:name="page number" w:semiHidden="1" w:unhideWhenUsed="1"/>
+    <w:lsdException w:name="endnote reference" w:semiHidden="1" w:unhideWhenUsed="1"/>
+    <w:lsdException w:name="endnote text" w:semiHidden="1" w:unhideWhenUsed="1"/>
+    <w:lsdException w:name="table of authorities" w:semiHidden="1" w:unhideWhenUsed="1"/>
+    <w:lsdException w:name="macro" w:semiHidden="1" w:unhideWhenUsed="1"/>
+    <w:lsdException w:name="toa heading" w:semiHidden="1" w:unhideWhenUsed="1"/>
+    <w:lsdException w:name="List" w:semiHidden="1" w:unhideWhenUsed="1"/>
+    <w:lsdException w:name="List Bullet" w:semiHidden="1" w:unhideWhenUsed="1"/>
+    <w:lsdException w:name="List Number" w:semiHidden="1" w:unhideWhenUsed="1"/>
+    <w:lsdException w:name="List 2" w:semiHidden="1" w:unhideWhenUsed="1"/>
+    <w:lsdException w:name="List 3" w:semiHidden="1" w:unhideWhenUsed="1"/>
+    <w:lsdException w:name="List 4" w:semiHidden="1" w:unhideWhenUsed="1"/>
+    <w:lsdException w:name="List 5" w:semiHidden="1" w:unhideWhenUsed="1"/>
+    <w:lsdException w:name="List Bullet 2" w:semiHidden="1" w:unhideWhenUsed="1"/>
+    <w:lsdException w:name="List Bullet 3" w:semiHidden="1" w:unhideWhenUsed="1"/>
+    <w:lsdException w:name="List Bullet 4" w:semiHidden="1" w:unhideWhenUsed="1"/>
+    <w:lsdException w:name="List Bullet 5" w:semiHidden="1" w:unhideWhenUsed="1"/>
+    <w:lsdException w:name="List Number 2" w:semiHidden="1" w:unhideWhenUsed="1"/>
+    <w:lsdException w:name="List Number 3" w:semiHidden="1" w:unhideWhenUsed="1"/>
+    <w:lsdException w:name="List Number 4" w:semiHidden="1" w:unhideWhenUsed="1"/>
+    <w:lsdException w:name="List Number 5" w:semiHidden="1" w:unhideWhenUsed="1"/>
+    <w:lsdException w:name="Title" w:qFormat="1" w:uiPriority="10"/>
+    <w:lsdException w:name="Closing" w:semiHidden="1" w:unhideWhenUsed="1"/>
+    <w:lsdException w:name="Signature" w:semiHidden="1" w:unhideWhenUsed="1"/>
+    <w:lsdException w:name="Default Paragraph Font" w:semiHidden="1" w:uiPriority="1" w:unhideWhenUsed="1"/>
+    <w:lsdException w:name="Body Text" w:semiHidden="1" w:unhideWhenUsed="1"/>
+    <w:lsdException w:name="Body Text Indent" w:semiHidden="1" w:unhideWhenUsed="1"/>
+    <w:lsdException w:name="List Continue" w:semiHidden="1" w:unhideWhenUsed="1"/>
+    <w:lsdException w:name="List Continue 2" w:semiHidden="1" w:unhideWhenUsed="1"/>
+    <w:lsdException w:name="List Continue 3" w:semiHidden="1" w:unhideWhenUsed="1"/>
+    <w:lsdException w:name="List Continue 4" w:semiHidden="1" w:unhideWhenUsed="1"/>
+    <w:lsdException w:name="List Continue 5" w:semiHidden="1" w:unhideWhenUsed="1"/>
+    <w:lsdException w:name="Message Header" w:semiHidden="1" w:unhideWhenUsed="1"/>
+    <w:lsdException w:name="Subtitle" w:qFormat="1" w:uiPriority="11"/>
+    <w:lsdException w:name="Salutation" w:semiHidden="1" w:unhideWhenUsed="1"/>
+    <w:lsdException w:name="Date" w:semiHidden="1" w:unhideWhenUsed="1"/>
+    <w:lsdException w:name="Body Text First Indent" w:semiHidden="1" w:unhideWhenUsed="1"/>
+    <w:lsdException w:name="Body Text First Indent 2" w:semiHidden="1" w:unhideWhenUsed="1"/>
+    <w:lsdException w:name="Note Heading" w:semiHidden="1" w:unhideWhenUsed="1"/>
+    <w:lsdException w:name="Body Text 2" w:semiHidden="1" w:unhideWhenUsed="1"/>
+    <w:lsdException w:name="Body Text 3" w:semiHidden="1" w:unhideWhenUsed="1"/>
+    <w:lsdException w:name="Body Text Indent 2" w:semiHidden="1" w:unhideWhenUsed="1"/>
+    <w:lsdException w:name="Body Text Indent 3" w:semiHidden="1" w:unhideWhenUsed="1"/>
+    <w:lsdException w:name="Block Text" w:semiHidden="1" w:unhideWhenUsed="1"/>
+    <w:lsdException w:name="Hyperlink" w:semiHidden="1" w:unhideWhenUsed="1"/>
+    <w:lsdException w:name="FollowedHyperlink" w:semiHidden="1" w:unhideWhenUsed="1"/>
+    <w:lsdException w:name="Strong" w:qFormat="1" w:uiPriority="22"/>
+    <w:lsdException w:name="Emphasis" w:qFormat="1" w:uiPriority="20"/>
+    <w:lsdException w:name="Document Map" w:semiHidden="1" w:unhideWhenUsed="1"/>
+    <w:lsdException w:name="Plain Text" w:semiHidden="1" w:unhideWhenUsed="1"/>
+    <w:lsdException w:name="E-mail Signature" w:semiHidden="1" w:unhideWhenUsed="1"/>
+    <w:lsdException w:name="HTML Top of Form" w:semiHidden="1" w:unhideWhenUsed="1"/>
+    <w:lsdException w:name="HTML Bottom of Form" w:semiHidden="1" w:unhideWhenUsed="1"/>
+    <w:lsdException w:name="Normal (Web)" w:semiHidden="1" w:unhideWhenUsed="1"/>
+    <w:lsdException w:name="HTML Acronym" w:semiHidden="1" w:unhideWhenUsed="1"/>
+    <w:lsdException w:name="HTML Address" w:semiHidden="1" w:unhideWhenUsed="1"/>
+    <w:lsdException w:name="HTML Cite" w:semiHidden="1" w:unhideWhenUsed="1"/>
+    <w:lsdException w:name="HTML Code" w:semiHidden="1" w:unhideWhenUsed="1"/>
+    <w:lsdException w:name="HTML Definition" w:semiHidden="1" w:unhideWhenUsed="1"/>
+    <w:lsdException w:name="HTML Keyboard" w:semiHidden="1" w:unhideWhenUsed="1"/>
+    <w:lsdException w:name="HTML Preformatted" w:semiHidden="1" w:unhideWhenUsed="1"/>
+    <w:lsdException w:name="HTML Sample" w:semiHidden="1" w:unhideWhenUsed="1"/>
+    <w:lsdException w:name="HTML Typewriter" w:semiHidden="1" w:unhideWhenUsed="1"/>
+    <w:lsdException w:name="HTML Variable" w:semiHidden="1" w:unhideWhenUsed="1"/>
+    <w:lsdException w:name="Normal Table" w:semiHidden="1" w:unhideWhenUsed="1"/>
+    <w:lsdException w:name="annotation subject" w:semiHidden="1" w:unhideWhenUsed="1"/>
+    <w:lsdException w:name="No List" w:semiHidden="1" w:unhideWhenUsed="1"/>
+    <w:lsdException w:name="Outline List 1" w:semiHidden="1" w:unhideWhenUsed="1"/>
+    <w:lsdException w:name="Outline List 2" w:semiHidden="1" w:unhideWhenUsed="1"/>
+    <w:lsdException w:name="Outline List 3" w:semiHidden="1" w:unhideWhenUsed="1"/>
+    <w:lsdException w:name="Table Simple 1" w:semiHidden="1" w:unhideWhenUsed="1"/>
+    <w:lsdException w:name="Table Simple 2" w:semiHidden="1" w:unhideWhenUsed="1"/>
+    <w:lsdException w:name="Table Simple 3" w:semiHidden="1" w:unhideWhenUsed="1"/>
+    <w:lsdException w:name="Table Classic 1" w:semiHidden="1" w:unhideWhenUsed="1"/>
+    <w:lsdException w:name="Table Classic 2" w:semiHidden="1" w:unhideWhenUsed="1"/>
+    <w:lsdException w:name="Table Classic 3" w:semiHidden="1" w:unhideWhenUsed="1"/>
+    <w:lsdException w:name="Table Classic 4" w:semiHidden="1" w:unhideWhenUsed="1"/>
+    <w:lsdException w:name="Table Colorful 1" w:semiHidden="1" w:unhideWhenUsed="1"/>
+    <w:lsdException w:name="Table Colorful 2" w:semiHidden="1" w:unhideWhenUsed="1"/>
+    <w:lsdException w:name="Table Colorful 3" w:semiHidden="1" w:unhideWhenUsed="1"/>
+    <w:lsdException w:name="Table Columns 1" w:semiHidden="1" w:unhideWhenUsed="1"/>
+    <w:lsdException w:name="Table Columns 2" w:semiHidden="1" w:unhideWhenUsed="1"/>
+    <w:lsdException w:name="Table Columns 3" w:semiHidden="1" w:unhideWhenUsed="1"/>
+    <w:lsdException w:name="Table Columns 4" w:semiHidden="1" w:unhideWhenUsed="1"/>
+    <w:lsdException w:name="Table Columns 5" w:semiHidden="1" w:unhideWhenUsed="1"/>
+    <w:lsdException w:name="Table Grid 1" w:semiHidden="1" w:unhideWhenUsed="1"/>
+    <w:lsdException w:name="Table Grid 2" w:semiHidden="1" w:unhideWhenUsed="1"/>
+    <w:lsdException w:name="Table Grid 3" w:semiHidden="1" w:unhideWhenUsed="1"/>
+    <w:lsdException w:name="Table Grid 4" w:semiHidden="1" w:unhideWhenUsed="1"/>
+    <w:lsdException w:name="Table Grid 5" w:semiHidden="1" w:unhideWhenUsed="1"/>
+    <w:lsdException w:name="Table Grid 6" w:semiHidden="1" w:unhideWhenUsed="1"/>
+    <w:lsdException w:name="Table Grid 7" w:semiHidden="1" w:unhideWhenUsed="1"/>
+    <w:lsdException w:name="Table Grid 8" w:semiHidden="1" w:unhideWhenUsed="1"/>
+    <w:lsdException w:name="Table List 1" w:semiHidden="1" w:unhideWhenUsed="1"/>
+    <w:lsdException w:name="Table List 2" w:semiHidden="1" w:unhideWhenUsed="1"/>
+    <w:lsdException w:name="Table List 3" w:semiHidden="1" w:unhideWhenUsed="1"/>
+    <w:lsdException w:name="Table List 4" w:semiHidden="1" w:unhideWhenUsed="1"/>
+    <w:lsdException w:name="Table List 5" w:semiHidden="1" w:unhideWhenUsed="1"/>
+    <w:lsdException w:name="Table List 6" w:semiHidden="1" w:unhideWhenUsed="1"/>
+    <w:lsdException w:name="Table List 7" w:semiHidden="1" w:unhideWhenUsed="1"/>
+    <w:lsdException w:name="Table List 8" w:semiHidden="1" w:unhideWhenUsed="1"/>
+    <w:lsdException w:name="Table 3D effects 1" w:semiHidden="1" w:unhideWhenUsed="1"/>
+    <w:lsdException w:name="Table 3D effects 2" w:semiHidden="1" w:unhideWhenUsed="1"/>
+    <w:lsdException w:name="Table 3D effects 3" w:semiHidden="1" w:unhideWhenUsed="1"/>
+    <w:lsdException w:name="Table Contemporary" w:semiHidden="1" w:unhideWhenUsed="1"/>
+    <w:lsdException w:name="Table Elegant" w:semiHidden="1" w:unhideWhenUsed="1"/>
+    <w:lsdException w:name="Table Professional" w:semiHidden="1" w:unhideWhenUsed="1"/>
+    <w:lsdException w:name="Table Subtle 1" w:semiHidden="1" w:unhideWhenUsed="1"/>
+    <w:lsdException w:name="Table Subtle 2" w:semiHidden="1" w:unhideWhenUsed="1"/>
+    <w:lsdException w:name="Table Web 1" w:semiHidden="1" w:unhideWhenUsed="1"/>
+    <w:lsdException w:name="Table Web 2" w:semiHidden="1" w:unhideWhenUsed="1"/>
+    <w:lsdException w:name="Table Web 3" w:semiHidden="1" w:unhideWhenUsed="1"/>
+    <w:lsdException w:name="Balloon Text" w:semiHidden="1" w:unhideWhenUsed="1"/>
+    <w:lsdException w:name="Table Grid" w:uiPriority="39"/>
+    <w:lsdException w:name="Table Theme" w:semiHidden="1" w:unhideWhenUsed="1"/>
+    <w:lsdException w:name="Placeholder Text" w:semiHidden="1"/>
+    <w:lsdException w:name="No Spacing" w:qFormat="1" w:uiPriority="1"/>
+    <w:lsdException w:name="Light Shading" w:uiPriority="60"/>
+    <w:lsdException w:name="Light List" w:uiPriority="61"/>
+    <w:lsdException w:name="Light Grid" w:uiPriority="62"/>
+    <w:lsdException w:name="Medium Shading 1" w:uiPriority="63"/>
+    <w:lsdException w:name="Medium Shading 2" w:uiPriority="64"/>
+    <w:lsdException w:name="Medium List 1" w:uiPriority="65"/>
+    <w:lsdException w:name="Medium List 2" w:uiPriority="66"/>
+    <w:lsdException w:name="Medium Grid 1" w:uiPriority="67"/>
+    <w:lsdException w:name="Medium Grid 2" w:uiPriority="68"/>
+    <w:lsdException w:name="Medium Grid 3" w:uiPriority="69"/>
+    <w:lsdException w:name="Dark List" w:uiPriority="70"/>
+    <w:lsdException w:name="Colorful Shading" w:uiPriority="71"/>
+    <w:lsdException w:name="Colorful List" w:uiPriority="72"/>
+    <w:lsdException w:name="Colorful Grid" w:uiPriority="73"/>
+    <w:lsdException w:name="Light Shading Accent 1" w:uiPriority="60"/>
+    <w:lsdException w:name="Light List Accent 1" w:uiPriority="61"/>
+    <w:lsdException w:name="Light Grid Accent 1" w:uiPriority="62"/>
+    <w:lsdException w:name="Medium Shading 1 Accent 1" w:uiPriority="63"/>
+    <w:lsdException w:name="Medium Shading 2 Accent 1" w:uiPriority="64"/>
+    <w:lsdException w:name="Medium List 1 Accent 1" w:uiPriority="65"/>
+    <w:lsdException w:name="Revision" w:semiHidden="1"/>
+    <w:lsdException w:name="List Paragraph" w:qFormat="1" w:uiPriority="34"/>
+    <w:lsdException w:name="Quote" w:qFormat="1" w:uiPriority="29"/>
+    <w:lsdException w:name="Intense Quote" w:qFormat="1" w:uiPriority="30"/>
+    <w:lsdException w:name="Medium List 2 Accent 1" w:uiPriority="66"/>
+    <w:lsdException w:name="Medium Grid 1 Accent 1" w:uiPriority="67"/>
+    <w:lsdException w:name="Medium Grid 2 Accent 1" w:uiPriority="68"/>
+    <w:lsdException w:name="Medium Grid 3 Accent 1" w:uiPriority="69"/>
+    <w:lsdException w:name="Dark List Accent 1" w:uiPriority="70"/>
+    <w:lsdException w:name="Colorful Shading Accent 1" w:uiPriority="71"/>
+    <w:lsdException w:name="Colorful List Accent 1" w:uiPriority="72"/>
+    <w:lsdException w:name="Colorful Grid Accent 1" w:uiPriority="73"/>
+    <w:lsdException w:name="Light Shading Accent 2" w:uiPriority="60"/>
+    <w:lsdException w:name="Light List Accent 2" w:uiPriority="61"/>
+    <w:lsdException w:name="Light Grid Accent 2" w:uiPriority="62"/>
+    <w:lsdException w:name="Medium Shading 1 Accent 2" w:uiPriority="63"/>
+    <w:lsdException w:name="Medium Shading 2 Accent 2" w:uiPriority="64"/>
+    <w:lsdException w:name="Medium List 1 Accent 2" w:uiPriority="65"/>
+    <w:lsdException w:name="Medium List 2 Accent 2" w:uiPriority="66"/>
+    <w:lsdException w:name="Medium Grid 1 Accent 2" w:uiPriority="67"/>
+    <w:lsdException w:name="Medium Grid 2 Accent 2" w:uiPriority="68"/>
+    <w:lsdException w:name="Medium Grid 3 Accent 2" w:uiPriority="69"/>
+    <w:lsdException w:name="Dark List Accent 2" w:uiPriority="70"/>
+    <w:lsdException w:name="Colorful Shading Accent 2" w:uiPriority="71"/>
+    <w:lsdException w:name="Colorful List Accent 2" w:uiPriority="72"/>
+    <w:lsdException w:name="Colorful Grid Accent 2" w:uiPriority="73"/>
+    <w:lsdException w:name="Light Shading Accent 3" w:uiPriority="60"/>
+    <w:lsdException w:name="Light List Accent 3" w:uiPriority="61"/>
+    <w:lsdException w:name="Light Grid Accent 3" w:uiPriority="62"/>
+    <w:lsdException w:name="Medium Shading 1 Accent 3" w:uiPriority="63"/>
+    <w:lsdException w:name="Medium Shading 2 Accent 3" w:uiPriority="64"/>
+    <w:lsdException w:name="Medium List 1 Accent 3" w:uiPriority="65"/>
+    <w:lsdException w:name="Medium List 2 Accent 3" w:uiPriority="66"/>
+    <w:lsdException w:name="Medium Grid 1 Accent 3" w:uiPriority="67"/>
+    <w:lsdException w:name="Medium Grid 2 Accent 3" w:uiPriority="68"/>
+    <w:lsdException w:name="Medium Grid 3 Accent 3" w:uiPriority="69"/>
+    <w:lsdException w:name="Dark List Accent 3" w:uiPriority="70"/>
+    <w:lsdException w:name="Colorful Shading Accent 3" w:uiPriority="71"/>
+    <w:lsdException w:name="Colorful List Accent 3" w:uiPriority="72"/>
+    <w:lsdException w:name="Colorful Grid Accent 3" w:uiPriority="73"/>
+    <w:lsdException w:name="Light Shading Accent 4" w:uiPriority="60"/>
+    <w:lsdException w:name="Light List Accent 4" w:uiPriority="61"/>
+    <w:lsdException w:name="Light Grid Accent 4" w:uiPriority="62"/>
+    <w:lsdException w:name="Medium Shading 1 Accent 4" w:uiPriority="63"/>
+    <w:lsdException w:name="Medium Shading 2 Accent 4" w:uiPriority="64"/>
+    <w:lsdException w:name="Medium List 1 Accent 4" w:uiPriority="65"/>
+    <w:lsdException w:name="Medium List 2 Accent 4" w:uiPriority="66"/>
+    <w:lsdException w:name="Medium Grid 1 Accent 4" w:uiPriority="67"/>
+    <w:lsdException w:name="Medium Grid 2 Accent 4" w:uiPriority="68"/>
+    <w:lsdException w:name="Medium Grid 3 Accent 4" w:uiPriority="69"/>
+    <w:lsdException w:name="Dark List Accent 4" w:uiPriority="70"/>
+    <w:lsdException w:name="Colorful Shading Accent 4" w:uiPriority="71"/>
+    <w:lsdException w:name="Colorful List Accent 4" w:uiPriority="72"/>
+    <w:lsdException w:name="Colorful Grid Accent 4" w:uiPriority="73"/>
+    <w:lsdException w:name="Light Shading Accent 5" w:uiPriority="60"/>
+    <w:lsdException w:name="Light List Accent 5" w:uiPriority="61"/>
+    <w:lsdException w:name="Light Grid Accent 5" w:uiPriority="62"/>
+    <w:lsdException w:name="Medium Shading 1 Accent 5" w:uiPriority="63"/>
+    <w:lsdException w:name="Medium Shading 2 Accent 5" w:uiPriority="64"/>
+    <w:lsdException w:name="Medium List 1 Accent 5" w:uiPriority="65"/>
+    <w:lsdException w:name="Medium List 2 Accent 5" w:uiPriority="66"/>
+    <w:lsdException w:name="Medium Grid 1 Accent 5" w:uiPriority="67"/>
+    <w:lsdException w:name="Medium Grid 2 Accent 5" w:uiPriority="68"/>
+    <w:lsdException w:name="Medium Grid 3 Accent 5" w:uiPriority="69"/>
+    <w:lsdException w:name="Dark List Accent 5" w:uiPriority="70"/>
+    <w:lsdException w:name="Colorful Shading Accent 5" w:uiPriority="71"/>
+    <w:lsdException w:name="Colorful List Accent 5" w:uiPriority="72"/>
+    <w:lsdException w:name="Colorful Grid Accent 5" w:uiPriority="73"/>
+    <w:lsdException w:name="Light Shading Accent 6" w:uiPriority="60"/>
+    <w:lsdException w:name="Light List Accent 6" w:uiPriority="61"/>
+    <w:lsdException w:name="Light Grid Accent 6" w:uiPriority="62"/>
+    <w:lsdException w:name="Medium Shading 1 Accent 6" w:uiPriority="63"/>
+    <w:lsdException w:name="Medium Shading 2 Accent 6" w:uiPriority="64"/>
+    <w:lsdException w:name="Medium List 1 Accent 6" w:uiPriority="65"/>
+    <w:lsdException w:name="Medium List 2 Accent 6" w:uiPriority="66"/>
+    <w:lsdException w:name="Medium Grid 1 Accent 6" w:uiPriority="67"/>
+    <w:lsdException w:name="Medium Grid 2 Accent 6" w:uiPriority="68"/>
+    <w:lsdException w:name="Medium Grid 3 Accent 6" w:uiPriority="69"/>
+    <w:lsdException w:name="Dark List Accent 6" w:uiPriority="70"/>
+    <w:lsdException w:name="Colorful Shading Accent 6" w:uiPriority="71"/>
+    <w:lsdException w:name="Colorful List Accent 6" w:uiPriority="72"/>
+    <w:lsdException w:name="Colorful Grid Accent 6" w:uiPriority="73"/>
+    <w:lsdException w:name="Subtle Emphasis" w:qFormat="1" w:uiPriority="19"/>
+    <w:lsdException w:name="Intense Emphasis" w:qFormat="1" w:uiPriority="21"/>
+    <w:lsdException w:name="Subtle Reference" w:qFormat="1" w:uiPriority="31"/>
+    <w:lsdException w:name="Intense Reference" w:qFormat="1" w:uiPriority="32"/>
+    <w:lsdException w:name="Book Title" w:qFormat="1" w:uiPriority="33"/>
+    <w:lsdException w:name="Bibliography" w:semiHidden="1" w:uiPriority="37" w:unhideWhenUsed="1"/>
+    <w:lsdException w:name="TOC Heading" w:qFormat="1" w:semiHidden="1" w:uiPriority="39" w:unhideWhenUsed="1"/>
+    <w:lsdException w:name="Plain Table 1" w:uiPriority="41"/>
+    <w:lsdException w:name="Plain Table 2" w:uiPriority="42"/>
+    <w:lsdException w:name="Plain Table 3" w:uiPriority="43"/>
+    <w:lsdException w:name="Plain Table 4" w:uiPriority="44"/>
+    <w:lsdException w:name="Plain Table 5" w:uiPriority="45"/>
+    <w:lsdException w:name="Grid Table Light" w:uiPriority="40"/>
+    <w:lsdException w:name="Grid Table 1 Light" w:uiPriority="46"/>
+    <w:lsdException w:name="Grid Table 2" w:uiPriority="47"/>
+    <w:lsdException w:name="Grid Table 3" w:uiPriority="48"/>
+    <w:lsdException w:name="Grid Table 4" w:uiPriority="49"/>
+    <w:lsdException w:name="Grid Table 5 Dark" w:uiPriority="50"/>
+    <w:lsdException w:name="Grid Table 6 Colorful" w:uiPriority="51"/>
+    <w:lsdException w:name="Grid Table 7 Colorful" w:uiPriority="52"/>
+    <w:lsdException w:name="Grid Table 1 Light Accent 1" w:uiPriority="46"/>
+    <w:lsdException w:name="Grid Table 2 Accent 1" w:uiPriority="47"/>
+    <w:lsdException w:name="Grid Table 3 Accent 1" w:uiPriority="48"/>
+    <w:lsdException w:name="Grid Table 4 Accent 1" w:uiPriority="49"/>
+    <w:lsdException w:name="Grid Table 5 Dark Accent 1" w:uiPriority="50"/>
+    <w:lsdException w:name="Grid Table 6 Colorful Accent 1" w:uiPriority="51"/>
+    <w:lsdException w:name="Grid Table 7 Colorful Accent 1" w:uiPriority="52"/>
+    <w:lsdException w:name="Grid Table 1 Light Accent 2" w:uiPriority="46"/>
+    <w:lsdException w:name="Grid Table 2 Accent 2" w:uiPriority="47"/>
+    <w:lsdException w:name="Grid Table 3 Accent 2" w:uiPriority="48"/>
+    <w:lsdException w:name="Grid Table 4 Accent 2" w:uiPriority="49"/>
+    <w:lsdException w:name="Grid Table 5 Dark Accent 2" w:uiPriority="50"/>
+    <w:lsdException w:name="Grid Table 6 Colorful Accent 2" w:uiPriority="51"/>
+    <w:lsdException w:name="Grid Table 7 Colorful Accent 2" w:uiPriority="52"/>
+    <w:lsdException w:name="Grid Table 1 Light Accent 3" w:uiPriority="46"/>
+    <w:lsdException w:name="Grid Table 2 Accent 3" w:uiPriority="47"/>
+    <w:lsdException w:name="Grid Table 3 Accent 3" w:uiPriority="48"/>
+    <w:lsdException w:name="Grid Table 4 Accent 3" w:uiPriority="49"/>
+    <w:lsdException w:name="Grid Table 5 Dark Accent 3" w:uiPriority="50"/>
+    <w:lsdException w:name="Grid Table 6 Colorful Accent 3" w:uiPriority="51"/>
+    <w:lsdException w:name="Grid Table 7 Colorful Accent 3" w:uiPriority="52"/>
+    <w:lsdException w:name="Grid Table 1 Light Accent 4" w:uiPriority="46"/>
+    <w:lsdException w:name="Grid Table 2 Accent 4" w:uiPriority="47"/>
+    <w:lsdException w:name="Grid Table 3 Accent 4" w:uiPriority="48"/>
+    <w:lsdException w:name="Grid Table 4 Accent 4" w:uiPriority="49"/>
+    <w:lsdException w:name="Grid Table 5 Dark Accent 4" w:uiPriority="50"/>
+    <w:lsdException w:name="Grid Table 6 Colorful Accent 4" w:uiPriority="51"/>
+    <w:lsdException w:name="Grid Table 7 Colorful Accent 4" w:uiPriority="52"/>
+    <w:lsdException w:name="Grid Table 1 Light Accent 5" w:uiPriority="46"/>
+    <w:lsdException w:name="Grid Table 2 Accent 5" w:uiPriority="47"/>
+    <w:lsdException w:name="Grid Table 3 Accent 5" w:uiPriority="48"/>
+    <w:lsdException w:name="Grid Table 4 Accent 5" w:uiPriority="49"/>
+    <w:lsdException w:name="Grid Table 5 Dark Accent 5" w:uiPriority="50"/>
+    <w:lsdException w:name="Grid Table 6 Colorful Accent 5" w:uiPriority="51"/>
+    <w:lsdException w:name="Grid Table 7 Colorful Accent 5" w:uiPriority="52"/>
+    <w:lsdException w:name="Grid Table 1 Light Accent 6" w:uiPriority="46"/>
+    <w:lsdException w:name="Grid Table 2 Accent 6" w:uiPriority="47"/>
+    <w:lsdException w:name="Grid Table 3 Accent 6" w:uiPriority="48"/>
+    <w:lsdException w:name="Grid Table 4 Accent 6" w:uiPriority="49"/>
+    <w:lsdException w:name="Grid Table 5 Dark Accent 6" w:uiPriority="50"/>
+    <w:lsdException w:name="Grid Table 6 Colorful Accent 6" w:uiPriority="51"/>
+    <w:lsdException w:name="Grid Table 7 Colorful Accent 6" w:uiPriority="52"/>
+    <w:lsdException w:name="List Table 1 Light" w:uiPriority="46"/>
+    <w:lsdException w:name="List Table 2" w:uiPriority="47"/>
+    <w:lsdException w:name="List Table 3" w:uiPriority="48"/>
+    <w:lsdException w:name="List Table 4" w:uiPriority="49"/>
+    <w:lsdException w:name="List Table 5 Dark" w:uiPriority="50"/>
+    <w:lsdException w:name="List Table 6 Colorful" w:uiPriority="51"/>
+    <w:lsdException w:name="List Table 7 Colorful" w:uiPriority="52"/>
+    <w:lsdException w:name="List Table 1 Light Accent 1" w:uiPriority="46"/>
+    <w:lsdException w:name="List Table 2 Accent 1" w:uiPriority="47"/>
+    <w:lsdException w:name="List Table 3 Accent 1" w:uiPriority="48"/>
+    <w:lsdException w:name="List Table 4 Accent 1" w:uiPriority="49"/>
+    <w:lsdException w:name="List Table 5 Dark Accent 1" w:uiPriority="50"/>
+    <w:lsdException w:name="List Table 6 Colorful Accent 1" w:uiPriority="51"/>
+    <w:lsdException w:name="List Table 7 Colorful Accent 1" w:uiPriority="52"/>
+    <w:lsdException w:name="List Table 1 Light Accent 2" w:uiPriority="46"/>
+    <w:lsdException w:name="List Table 2 Accent 2" w:uiPriority="47"/>
+    <w:lsdException w:name="List Table 3 Accent 2" w:uiPriority="48"/>
+    <w:lsdException w:name="List Table 4 Accent 2" w:uiPriority="49"/>
+    <w:lsdException w:name="List Table 5 Dark Accent 2" w:uiPriority="50"/>
+    <w:lsdException w:name="List Table 6 Colorful Accent 2" w:uiPriority="51"/>
+    <w:lsdException w:name="List Table 7 Colorful Accent 2" w:uiPriority="52"/>
+    <w:lsdException w:name="List Table 1 Light Accent 3" w:uiPriority="46"/>
+    <w:lsdException w:name="List Table 2 Accent 3" w:uiPriority="47"/>
+    <w:lsdException w:name="List Table 3 Accent 3" w:uiPriority="48"/>
+    <w:lsdException w:name="List Table 4 Accent 3" w:uiPriority="49"/>
+    <w:lsdException w:name="List Table 5 Dark Accent 3" w:uiPriority="50"/>
+    <w:lsdException w:name="List Table 6 Colorful Accent 3" w:uiPriority="51"/>
+    <w:lsdException w:name="List Table 7 Colorful Accent 3" w:uiPriority="52"/>
+    <w:lsdException w:name="List Table 1 Light Accent 4" w:uiPriority="46"/>
+    <w:lsdException w:name="List Table 2 Accent 4" w:uiPriority="47"/>
+    <w:lsdException w:name="List Table 3 Accent 4" w:uiPriority="48"/>
+    <w:lsdException w:name="List Table 4 Accent 4" w:uiPriority="49"/>
+    <w:lsdException w:name="List Table 5 Dark Accent 4" w:uiPriority="50"/>
+    <w:lsdException w:name="List Table 6 Colorful Accent 4" w:uiPriority="51"/>
+    <w:lsdException w:name="List Table 7 Colorful Accent 4" w:uiPriority="52"/>
+    <w:lsdException w:name="List Table 1 Light Accent 5" w:uiPriority="46"/>
+    <w:lsdException w:name="List Table 2 Accent 5" w:uiPriority="47"/>
+    <w:lsdException w:name="List Table 3 Accent 5" w:uiPriority="48"/>
+    <w:lsdException w:name="List Table 4 Accent 5" w:uiPriority="49"/>
+    <w:lsdException w:name="List Table 5 Dark Accent 5" w:uiPriority="50"/>
+    <w:lsdException w:name="List Table 6 Colorful Accent 5" w:uiPriority="51"/>
+    <w:lsdException w:name="List Table 7 Colorful Accent 5" w:uiPriority="52"/>
+    <w:lsdException w:name="List Table 1 Light Accent 6" w:uiPriority="46"/>
+    <w:lsdException w:name="List Table 2 Accent 6" w:uiPriority="47"/>
+    <w:lsdException w:name="List Table 3 Accent 6" w:uiPriority="48"/>
+    <w:lsdException w:name="List Table 4 Accent 6" w:uiPriority="49"/>
+    <w:lsdException w:name="List Table 5 Dark Accent 6" w:uiPriority="50"/>
+    <w:lsdException w:name="List Table 6 Colorful Accent 6" w:uiPriority="51"/>
+    <w:lsdException w:name="List Table 7 Colorful Accent 6" w:uiPriority="52"/>
+  </w:latentStyles>
+  <w:style w:default="1" w:styleId="Normalny" w:type="paragraph">
     <w:name w:val="Normal"/>
     <w:qFormat/>
-  </w:style>
-  <w:style w:styleId="BodyText" w:type="paragraph">
-    <w:name w:val="Body Text"/>
-    <w:basedOn w:val="Normal"/>
-    <w:link w:val="BodyTextChar"/>
-    <w:pPr>
-      <w:spacing w:after="180" w:before="180"/>
-    </w:pPr>
+    <w:rsid w:val="00401DA4"/>
+  </w:style>
+  <w:style w:styleId="Nagwek1" w:type="paragraph">
+    <w:name w:val="heading 1"/>
+    <w:basedOn w:val="Normalny"/>
+    <w:next w:val="Normalny"/>
+    <w:link w:val="Nagwek1Znak"/>
+    <w:uiPriority w:val="9"/>
     <w:qFormat/>
-  </w:style>
-  <w:style w:customStyle="1" w:styleId="FirstParagraph" w:type="paragraph">
-    <w:name w:val="First Paragraph"/>
-    <w:basedOn w:val="BodyText"/>
-    <w:next w:val="BodyText"/>
-    <w:qFormat/>
-  </w:style>
-  <w:style w:customStyle="1" w:styleId="Compact" w:type="paragraph">
-    <w:name w:val="Compact"/>
-    <w:basedOn w:val="BodyText"/>
-    <w:qFormat/>
-    <w:pPr>
-      <w:spacing w:after="36" w:before="36"/>
-    </w:pPr>
-  </w:style>
-  <w:style w:styleId="Title" w:type="paragraph">
-    <w:name w:val="Title"/>
-    <w:basedOn w:val="Normal"/>
-    <w:next w:val="BodyText"/>
-    <w:qFormat/>
+    <w:rsid w:val="00DF1295"/>
     <w:pPr>
       <w:keepNext/>
       <w:keepLines/>
-      <w:spacing w:after="240" w:before="480"/>
-      <w:jc w:val="center"/>
+      <w:spacing w:after="0pt" w:before="12pt"/>
+      <w:outlineLvl w:val="0"/>
     </w:pPr>
     <w:rPr>
       <w:rFonts w:asciiTheme="majorHAnsi" w:cstheme="majorBidi" w:eastAsiaTheme="majorEastAsia" w:hAnsiTheme="majorHAnsi"/>
-      <w:b/>
-      <w:bCs/>
-      <w:color w:themeColor="accent1" w:themeShade="B5" w:val="345A8A"/>
-      <w:sz w:val="36"/>
-      <w:szCs w:val="36"/>
-    </w:rPr>
-  </w:style>
-  <w:style w:styleId="Subtitle" w:type="paragraph">
-    <w:name w:val="Subtitle"/>
-    <w:basedOn w:val="Title"/>
-    <w:next w:val="BodyText"/>
+      <w:color w:themeColor="accent1" w:themeShade="BF" w:val="2E74B5"/>
+      <w:sz w:val="32"/>
+      <w:szCs w:val="32"/>
+    </w:rPr>
+  </w:style>
+  <w:style w:default="1" w:styleId="Domylnaczcionkaakapitu" w:type="character">
+    <w:name w:val="Default Paragraph Font"/>
+    <w:uiPriority w:val="1"/>
+    <w:semiHidden/>
+    <w:unhideWhenUsed/>
+  </w:style>
+  <w:style w:default="1" w:styleId="Standardowy" w:type="table">
+    <w:name w:val="Normal Table"/>
+    <w:uiPriority w:val="99"/>
+    <w:semiHidden/>
+    <w:unhideWhenUsed/>
+    <w:tblPr>
+      <w:tblInd w:type="dxa" w:w="0pt"/>
+      <w:tblCellMar>
+        <w:top w:type="dxa" w:w="0pt"/>
+        <w:start w:type="dxa" w:w="5.40pt"/>
+        <w:bottom w:type="dxa" w:w="0pt"/>
+        <w:end w:type="dxa" w:w="5.40pt"/>
+      </w:tblCellMar>
+    </w:tblPr>
+  </w:style>
+  <w:style w:default="1" w:styleId="Bezlisty" w:type="numbering">
+    <w:name w:val="No List"/>
+    <w:uiPriority w:val="99"/>
+    <w:semiHidden/>
+    <w:unhideWhenUsed/>
+  </w:style>
+  <w:style w:customStyle="1" w:styleId="Nagwek31" w:type="paragraph">
+    <w:name w:val="Nagłówek 31"/>
+    <w:basedOn w:val="Normalny"/>
+    <w:next w:val="Normalny"/>
+    <w:unhideWhenUsed/>
     <w:qFormat/>
+    <w:rsid w:val="002F5713"/>
     <w:pPr>
       <w:keepNext/>
       <w:keepLines/>
-      <w:spacing w:after="240" w:before="240"/>
+      <w:numPr>
+        <w:ilvl w:val="2"/>
+        <w:numId w:val="1"/>
+      </w:numPr>
+      <w:spacing w:after="6pt" w:before="16pt"/>
+      <w:outlineLvl w:val="2"/>
+    </w:pPr>
+    <w:rPr>
+      <w:rFonts w:ascii="Calibri" w:cs="Times New Roman" w:eastAsia="Times New Roman" w:hAnsi="Calibri"/>
+      <w:bCs/>
+    </w:rPr>
+  </w:style>
+  <w:style w:customStyle="1" w:styleId="Styl4" w:type="paragraph">
+    <w:name w:val="Styl4"/>
+    <w:basedOn w:val="Nagwek1"/>
+    <w:link w:val="Styl4Znak"/>
+    <w:qFormat/>
+    <w:rsid w:val="00DF1295"/>
+    <w:pPr>
+      <w:numPr>
+        <w:numId w:val="3"/>
+      </w:numPr>
+      <w:ind w:hanging="18pt"/>
+    </w:pPr>
+    <w:rPr>
+      <w:rFonts w:eastAsia="Arial"/>
+    </w:rPr>
+  </w:style>
+  <w:style w:customStyle="1" w:styleId="Styl4Znak" w:type="character">
+    <w:name w:val="Styl4 Znak"/>
+    <w:basedOn w:val="Nagwek1Znak"/>
+    <w:link w:val="Styl4"/>
+    <w:rsid w:val="00DF1295"/>
+    <w:rPr>
+      <w:rFonts w:asciiTheme="majorHAnsi" w:cstheme="majorBidi" w:eastAsia="Arial" w:hAnsiTheme="majorHAnsi"/>
+      <w:color w:themeColor="accent1" w:themeShade="BF" w:val="2E74B5"/>
+      <w:sz w:val="32"/>
+      <w:szCs w:val="32"/>
+    </w:rPr>
+  </w:style>
+  <w:style w:customStyle="1" w:styleId="Nagwek1Znak" w:type="character">
+    <w:name w:val="Nagłówek 1 Znak"/>
+    <w:basedOn w:val="Domylnaczcionkaakapitu"/>
+    <w:link w:val="Nagwek1"/>
+    <w:uiPriority w:val="9"/>
+    <w:rsid w:val="00DF1295"/>
+    <w:rPr>
+      <w:rFonts w:asciiTheme="majorHAnsi" w:cstheme="majorBidi" w:eastAsiaTheme="majorEastAsia" w:hAnsiTheme="majorHAnsi"/>
+      <w:color w:themeColor="accent1" w:themeShade="BF" w:val="2E74B5"/>
+      <w:sz w:val="32"/>
+      <w:szCs w:val="32"/>
+    </w:rPr>
+  </w:style>
+  <w:style w:customStyle="1" w:styleId="heading1cV" w:type="paragraph">
+    <w:name w:val="heading 1 cV"/>
+    <w:basedOn w:val="Nagwek1"/>
+    <w:link w:val="heading1cVZnak"/>
+    <w:qFormat/>
+    <w:rsid w:val="00ED2EA3"/>
+    <w:pPr>
       <w:jc w:val="center"/>
     </w:pPr>
     <w:rPr>
-      <w:sz w:val="30"/>
-      <w:szCs w:val="30"/>
-    </w:rPr>
-  </w:style>
-  <w:style w:customStyle="1" w:styleId="Author" w:type="paragraph">
-    <w:name w:val="Author"/>
-    <w:next w:val="BodyText"/>
+      <w:color w:val="auto"/>
+      <w:sz w:val="48"/>
+    </w:rPr>
+  </w:style>
+  <w:style w:customStyle="1" w:styleId="heading2cv" w:type="paragraph">
+    <w:name w:val="heading 2 cv"/>
+    <w:basedOn w:val="heading1cV"/>
+    <w:link w:val="heading2cvZnak"/>
     <w:qFormat/>
+    <w:rsid w:val="00ED2EA3"/>
     <w:pPr>
-      <w:keepNext/>
-      <w:keepLines/>
+      <w:pBdr>
+        <w:bottom w:color="auto" w:space="1" w:sz="4" w:val="single"/>
+      </w:pBdr>
+      <w:spacing w:after="6pt" w:before="18pt"/>
+    </w:pPr>
+    <w:rPr>
+      <w:b/>
+      <w:color w:themeColor="accent1" w:themeShade="80" w:val="1F4E79"/>
+      <w:sz w:val="32"/>
+    </w:rPr>
+  </w:style>
+  <w:style w:customStyle="1" w:styleId="heading1cVZnak" w:type="character">
+    <w:name w:val="heading 1 cV Znak"/>
+    <w:basedOn w:val="Nagwek1Znak"/>
+    <w:link w:val="heading1cV"/>
+    <w:rsid w:val="00ED2EA3"/>
+    <w:rPr>
+      <w:rFonts w:asciiTheme="majorHAnsi" w:cstheme="majorBidi" w:eastAsiaTheme="majorEastAsia" w:hAnsiTheme="majorHAnsi"/>
+      <w:color w:themeColor="accent1" w:themeShade="BF" w:val="2E74B5"/>
+      <w:sz w:val="48"/>
+      <w:szCs w:val="32"/>
+    </w:rPr>
+  </w:style>
+  <w:style w:customStyle="1" w:styleId="heading3cv" w:type="paragraph">
+    <w:name w:val="heading 3 cv"/>
+    <w:basedOn w:val="heading1cV"/>
+    <w:link w:val="heading3cvZnak"/>
+    <w:qFormat/>
+    <w:rsid w:val="00805F09"/>
+    <w:rPr>
+      <w:b/>
+      <w:sz w:val="24"/>
+    </w:rPr>
+  </w:style>
+  <w:style w:customStyle="1" w:styleId="heading2cvZnak" w:type="character">
+    <w:name w:val="heading 2 cv Znak"/>
+    <w:basedOn w:val="heading1cVZnak"/>
+    <w:link w:val="heading2cv"/>
+    <w:rsid w:val="00ED2EA3"/>
+    <w:rPr>
+      <w:rFonts w:asciiTheme="majorHAnsi" w:cstheme="majorBidi" w:eastAsiaTheme="majorEastAsia" w:hAnsiTheme="majorHAnsi"/>
+      <w:b/>
+      <w:color w:themeColor="accent1" w:themeShade="80" w:val="1F4E79"/>
+      <w:sz w:val="32"/>
+      <w:szCs w:val="32"/>
+    </w:rPr>
+  </w:style>
+  <w:style w:customStyle="1" w:styleId="normalcv" w:type="paragraph">
+    <w:name w:val="normal cv"/>
+    <w:basedOn w:val="heading3cv"/>
+    <w:link w:val="normalcvZnak"/>
+    <w:qFormat/>
+    <w:rsid w:val="00805F09"/>
+    <w:pPr>
+      <w:spacing w:line="18pt" w:lineRule="auto"/>
+      <w:jc w:val="both"/>
+    </w:pPr>
+    <w:rPr>
+      <w:rFonts w:asciiTheme="minorHAnsi" w:hAnsiTheme="minorHAnsi"/>
+      <w:b w:val="0"/>
+      <w:sz w:val="22"/>
+    </w:rPr>
+  </w:style>
+  <w:style w:customStyle="1" w:styleId="heading3cvZnak" w:type="character">
+    <w:name w:val="heading 3 cv Znak"/>
+    <w:basedOn w:val="heading1cVZnak"/>
+    <w:link w:val="heading3cv"/>
+    <w:rsid w:val="00805F09"/>
+    <w:rPr>
+      <w:rFonts w:asciiTheme="majorHAnsi" w:cstheme="majorBidi" w:eastAsiaTheme="majorEastAsia" w:hAnsiTheme="majorHAnsi"/>
+      <w:b/>
+      <w:color w:themeColor="accent1" w:themeShade="BF" w:val="2E74B5"/>
+      <w:sz w:val="24"/>
+      <w:szCs w:val="32"/>
+    </w:rPr>
+  </w:style>
+  <w:style w:customStyle="1" w:styleId="listbulletcv" w:type="paragraph">
+    <w:name w:val="list bullet cv"/>
+    <w:basedOn w:val="Listapunktowana"/>
+    <w:link w:val="listbulletcvZnak"/>
+    <w:qFormat/>
+    <w:rsid w:val="00805F09"/>
+    <w:pPr>
+      <w:spacing w:after="0pt" w:before="12pt" w:line="18pt" w:lineRule="auto"/>
+      <w:ind w:start="35.40pt"/>
+    </w:pPr>
+    <w:rPr>
+      <w:sz w:val="22"/>
+    </w:rPr>
+  </w:style>
+  <w:style w:customStyle="1" w:styleId="normalcvZnak" w:type="character">
+    <w:name w:val="normal cv Znak"/>
+    <w:basedOn w:val="heading3cvZnak"/>
+    <w:link w:val="normalcv"/>
+    <w:rsid w:val="00805F09"/>
+    <w:rPr>
+      <w:rFonts w:asciiTheme="majorHAnsi" w:cstheme="majorBidi" w:eastAsiaTheme="majorEastAsia" w:hAnsiTheme="majorHAnsi"/>
+      <w:b w:val="0"/>
+      <w:color w:themeColor="accent1" w:themeShade="BF" w:val="2E74B5"/>
+      <w:sz w:val="22"/>
+      <w:szCs w:val="32"/>
+    </w:rPr>
+  </w:style>
+  <w:style w:customStyle="1" w:styleId="strong" w:type="character">
+    <w:name w:val="strong"/>
+    <w:basedOn w:val="Domylnaczcionkaakapitu"/>
+    <w:uiPriority w:val="1"/>
+    <w:qFormat/>
+    <w:rsid w:val="00EC37B7"/>
+    <w:rPr>
+      <w:b/>
+    </w:rPr>
+  </w:style>
+  <w:style w:customStyle="1" w:styleId="listbulletcvZnak" w:type="character">
+    <w:name w:val="list bullet cv Znak"/>
+    <w:basedOn w:val="normalcvZnak"/>
+    <w:link w:val="listbulletcv"/>
+    <w:rsid w:val="00805F09"/>
+    <w:rPr>
+      <w:rFonts w:asciiTheme="majorHAnsi" w:cstheme="majorBidi" w:eastAsiaTheme="majorEastAsia" w:hAnsiTheme="majorHAnsi"/>
+      <w:b w:val="0"/>
+      <w:color w:themeColor="accent1" w:themeShade="BF" w:val="2E74B5"/>
+      <w:sz w:val="22"/>
+      <w:szCs w:val="32"/>
+    </w:rPr>
+  </w:style>
+  <w:style w:customStyle="1" w:styleId="emphasis" w:type="character">
+    <w:name w:val="emphasis"/>
+    <w:basedOn w:val="Domylnaczcionkaakapitu"/>
+    <w:uiPriority w:val="1"/>
+    <w:qFormat/>
+    <w:rsid w:val="00EC37B7"/>
+    <w:rPr>
+      <w:b w:val="0"/>
+      <w:i/>
+    </w:rPr>
+  </w:style>
+  <w:style w:customStyle="1" w:styleId="hyperlink" w:type="character">
+    <w:name w:val="hyperlink"/>
+    <w:basedOn w:val="Hipercze"/>
+    <w:uiPriority w:val="1"/>
+    <w:qFormat/>
+    <w:rsid w:val="00EC37B7"/>
+    <w:rPr>
+      <w:color w:themeColor="background2" w:themeShade="80" w:val="767171"/>
+      <w:u w:val="none"/>
+    </w:rPr>
+  </w:style>
+  <w:style w:customStyle="1" w:styleId="daty" w:type="paragraph">
+    <w:name w:val="daty"/>
+    <w:basedOn w:val="normalcv"/>
+    <w:link w:val="datyZnak"/>
+    <w:qFormat/>
+    <w:rsid w:val="00805F09"/>
+    <w:pPr>
       <w:jc w:val="center"/>
     </w:pPr>
-  </w:style>
-  <w:style w:styleId="Date" w:type="paragraph">
-    <w:name w:val="Date"/>
-    <w:next w:val="BodyText"/>
-    <w:qFormat/>
-    <w:pPr>
-      <w:keepNext/>
-      <w:keepLines/>
-      <w:jc w:val="center"/>
-    </w:pPr>
-  </w:style>
-  <w:style w:customStyle="1" w:styleId="AbstractTitle" w:type="paragraph">
-    <w:name w:val="Abstract Title"/>
-    <w:basedOn w:val="Normal"/>
-    <w:next w:val="Abstract"/>
-    <w:qFormat/>
-    <w:pPr>
-      <w:keepNext/>
-      <w:keepLines/>
-      <w:jc w:val="center"/>
-      <w:spacing w:after="0" w:before="300"/>
-    </w:pPr>
-    <w:rPr>
-      <w:sz w:val="20"/>
-      <w:szCs w:val="20"/>
-      <w:b/>
-      <w:color w:val="345A8A"/>
-      &gt;
-    </w:rPr>
-  </w:style>
-  <w:style w:customStyle="1" w:styleId="Abstract" w:type="paragraph">
-    <w:name w:val="Abstract"/>
-    <w:basedOn w:val="Normal"/>
-    <w:next w:val="BodyText"/>
-    <w:qFormat/>
-    <w:pPr>
-      <w:keepNext/>
-      <w:keepLines/>
-      <w:spacing w:after="300" w:before="100"/>
-    </w:pPr>
-    <w:rPr>
-      <w:sz w:val="20"/>
-      <w:szCs w:val="20"/>
-    </w:rPr>
-  </w:style>
-  <w:style w:styleId="Bibliography" w:type="paragraph">
-    <w:name w:val="Bibliography"/>
-    <w:basedOn w:val="Normal"/>
-    <w:next w:val="Bibliography"/>
-    <w:qFormat/>
-    <w:pPr/>
-    <w:rPr/>
-  </w:style>
-  <w:style w:styleId="Heading1" w:type="paragraph">
-    <w:name w:val="Heading 1"/>
-    <w:basedOn w:val="Normal"/>
-    <w:next w:val="BodyText"/>
-    <w:uiPriority w:val="9"/>
-    <w:qFormat/>
-    <w:pPr>
-      <w:keepNext/>
-      <w:keepLines/>
-      <w:spacing w:after="0" w:before="480"/>
-      <w:outlineLvl w:val="0"/>
-    </w:pPr>
-    <w:rPr>
-      <w:rFonts w:asciiTheme="majorHAnsi" w:cstheme="majorBidi" w:eastAsiaTheme="majorEastAsia" w:hAnsiTheme="majorHAnsi"/>
-      <w:b/>
-      <w:bCs/>
-      <w:color w:themeColor="accent1" w:val="4F81BD"/>
-      <w:sz w:val="32"/>
-      <w:szCs w:val="32"/>
-    </w:rPr>
-  </w:style>
-  <w:style w:styleId="Heading2" w:type="paragraph">
-    <w:name w:val="Heading 2"/>
-    <w:basedOn w:val="Normal"/>
-    <w:next w:val="BodyText"/>
-    <w:uiPriority w:val="9"/>
-    <w:unhideWhenUsed/>
-    <w:qFormat/>
-    <w:pPr>
-      <w:keepNext/>
-      <w:keepLines/>
-      <w:spacing w:after="0" w:before="200"/>
-      <w:outlineLvl w:val="1"/>
-    </w:pPr>
-    <w:rPr>
-      <w:rFonts w:asciiTheme="majorHAnsi" w:cstheme="majorBidi" w:eastAsiaTheme="majorEastAsia" w:hAnsiTheme="majorHAnsi"/>
-      <w:b/>
-      <w:bCs/>
-      <w:color w:themeColor="accent1" w:val="4F81BD"/>
-      <w:sz w:val="28"/>
-      <w:szCs w:val="28"/>
-    </w:rPr>
-  </w:style>
-  <w:style w:styleId="Heading3" w:type="paragraph">
-    <w:name w:val="Heading 3"/>
-    <w:basedOn w:val="Normal"/>
-    <w:next w:val="BodyText"/>
-    <w:uiPriority w:val="9"/>
-    <w:unhideWhenUsed/>
-    <w:qFormat/>
-    <w:pPr>
-      <w:keepNext/>
-      <w:keepLines/>
-      <w:spacing w:after="0" w:before="200"/>
-      <w:outlineLvl w:val="2"/>
-    </w:pPr>
-    <w:rPr>
-      <w:rFonts w:asciiTheme="majorHAnsi" w:cstheme="majorBidi" w:eastAsiaTheme="majorEastAsia" w:hAnsiTheme="majorHAnsi"/>
-      <w:b/>
-      <w:bCs/>
-      <w:color w:themeColor="accent1" w:val="4F81BD"/>
-      <w:sz w:val="24"/>
-      <w:szCs w:val="24"/>
-    </w:rPr>
-  </w:style>
-  <w:style w:styleId="Heading4" w:type="paragraph">
-    <w:name w:val="Heading 4"/>
-    <w:basedOn w:val="Normal"/>
-    <w:next w:val="BodyText"/>
-    <w:uiPriority w:val="9"/>
-    <w:unhideWhenUsed/>
-    <w:qFormat/>
-    <w:pPr>
-      <w:keepNext/>
-      <w:keepLines/>
-      <w:spacing w:after="0" w:before="200"/>
-      <w:outlineLvl w:val="3"/>
-    </w:pPr>
-    <w:rPr>
-      <w:rFonts w:asciiTheme="majorHAnsi" w:cstheme="majorBidi" w:eastAsiaTheme="majorEastAsia" w:hAnsiTheme="majorHAnsi"/>
+    <w:rPr>
       <w:i/>
-      <w:bCs/>
-      <w:color w:themeColor="accent1" w:val="4F81BD"/>
-      <w:sz w:val="24"/>
-      <w:szCs w:val="24"/>
-    </w:rPr>
-  </w:style>
-  <w:style w:styleId="Heading5" w:type="paragraph">
-    <w:name w:val="Heading 5"/>
-    <w:basedOn w:val="Normal"/>
-    <w:next w:val="BodyText"/>
-    <w:uiPriority w:val="9"/>
-    <w:unhideWhenUsed/>
-    <w:qFormat/>
-    <w:pPr>
-      <w:keepNext/>
-      <w:keepLines/>
-      <w:spacing w:after="0" w:before="200"/>
-      <w:outlineLvl w:val="4"/>
-    </w:pPr>
-    <w:rPr>
-      <w:rFonts w:asciiTheme="majorHAnsi" w:cstheme="majorBidi" w:eastAsiaTheme="majorEastAsia" w:hAnsiTheme="majorHAnsi"/>
-      <w:iCs/>
-      <w:color w:themeColor="accent1" w:val="4F81BD"/>
-      <w:sz w:val="24"/>
-      <w:szCs w:val="24"/>
-    </w:rPr>
-  </w:style>
-  <w:style w:styleId="Heading6" w:type="paragraph">
-    <w:name w:val="Heading 6"/>
-    <w:basedOn w:val="Normal"/>
-    <w:next w:val="BodyText"/>
-    <w:uiPriority w:val="9"/>
-    <w:unhideWhenUsed/>
-    <w:qFormat/>
-    <w:pPr>
-      <w:keepNext/>
-      <w:keepLines/>
-      <w:spacing w:after="0" w:before="200"/>
-      <w:outlineLvl w:val="5"/>
-    </w:pPr>
-    <w:rPr>
-      <w:rFonts w:asciiTheme="majorHAnsi" w:cstheme="majorBidi" w:eastAsiaTheme="majorEastAsia" w:hAnsiTheme="majorHAnsi"/>
-      <w:color w:themeColor="accent1" w:val="4F81BD"/>
-      <w:sz w:val="24"/>
-      <w:szCs w:val="24"/>
-    </w:rPr>
-  </w:style>
-  <w:style w:styleId="Heading7" w:type="paragraph">
-    <w:name w:val="Heading 7"/>
-    <w:basedOn w:val="Normal"/>
-    <w:next w:val="BodyText"/>
-    <w:uiPriority w:val="9"/>
-    <w:unhideWhenUsed/>
-    <w:qFormat/>
-    <w:pPr>
-      <w:keepNext/>
-      <w:keepLines/>
-      <w:spacing w:after="0" w:before="200"/>
-      <w:outlineLvl w:val="6"/>
-    </w:pPr>
-    <w:rPr>
-      <w:rFonts w:asciiTheme="majorHAnsi" w:cstheme="majorBidi" w:eastAsiaTheme="majorEastAsia" w:hAnsiTheme="majorHAnsi"/>
-      <w:color w:themeColor="accent1" w:val="4F81BD"/>
-      <w:sz w:val="24"/>
-      <w:szCs w:val="24"/>
-    </w:rPr>
-  </w:style>
-  <w:style w:styleId="Heading8" w:type="paragraph">
-    <w:name w:val="Heading 8"/>
-    <w:basedOn w:val="Normal"/>
-    <w:next w:val="BodyText"/>
-    <w:uiPriority w:val="9"/>
-    <w:unhideWhenUsed/>
-    <w:qFormat/>
-    <w:pPr>
-      <w:keepNext/>
-      <w:keepLines/>
-      <w:spacing w:after="0" w:before="200"/>
-      <w:outlineLvl w:val="7"/>
-    </w:pPr>
-    <w:rPr>
-      <w:rFonts w:asciiTheme="majorHAnsi" w:cstheme="majorBidi" w:eastAsiaTheme="majorEastAsia" w:hAnsiTheme="majorHAnsi"/>
-      <w:color w:themeColor="accent1" w:val="4F81BD"/>
-      <w:sz w:val="24"/>
-      <w:szCs w:val="24"/>
-    </w:rPr>
-  </w:style>
-  <w:style w:styleId="Heading9" w:type="paragraph">
-    <w:name w:val="Heading 9"/>
-    <w:basedOn w:val="Normal"/>
-    <w:next w:val="BodyText"/>
-    <w:uiPriority w:val="9"/>
-    <w:unhideWhenUsed/>
-    <w:qFormat/>
-    <w:pPr>
-      <w:keepNext/>
-      <w:keepLines/>
-      <w:spacing w:after="0" w:before="200"/>
-      <w:outlineLvl w:val="8"/>
-    </w:pPr>
-    <w:rPr>
-      <w:rFonts w:asciiTheme="majorHAnsi" w:cstheme="majorBidi" w:eastAsiaTheme="majorEastAsia" w:hAnsiTheme="majorHAnsi"/>
-      <w:color w:themeColor="accent1" w:val="4F81BD"/>
-      <w:sz w:val="24"/>
-      <w:szCs w:val="24"/>
-    </w:rPr>
-  </w:style>
-  <w:style w:styleId="BlockText" w:type="paragraph">
-    <w:name w:val="Block Text"/>
-    <w:basedOn w:val="BodyText"/>
-    <w:next w:val="BodyText"/>
-    <w:uiPriority w:val="9"/>
-    <w:unhideWhenUsed/>
-    <w:qFormat/>
-    <w:pPr>
-      <w:spacing w:after="100" w:before="100"/>
-      <w:ind w:firstLine="0" w:left="480" w:right="480"/>
-    </w:pPr>
-  </w:style>
-  <w:style w:styleId="FootnoteText" w:type="paragraph">
-    <w:name w:val="Footnote Text"/>
-    <w:basedOn w:val="Normal"/>
-    <w:next w:val="FootnoteText"/>
-    <w:uiPriority w:val="9"/>
-    <w:unhideWhenUsed/>
-    <w:qFormat/>
-  </w:style>
-  <w:style w:default="1" w:styleId="DefaultParagraphFont" w:type="character">
-    <w:name w:val="Default Paragraph Font"/>
+      <w:lang w:val="en-GB"/>
+    </w:rPr>
+  </w:style>
+  <w:style w:styleId="Hipercze" w:type="character">
+    <w:name w:val="Hyperlink"/>
+    <w:basedOn w:val="Domylnaczcionkaakapitu"/>
+    <w:uiPriority w:val="99"/>
     <w:semiHidden/>
     <w:unhideWhenUsed/>
-  </w:style>
-  <w:style w:default="1" w:styleId="Table" w:type="table">
-    <w:name w:val="Table"/>
-    <w:basedOn w:val="TableNormal"/>
+    <w:rsid w:val="00EC37B7"/>
+    <w:rPr>
+      <w:color w:themeColor="hyperlink" w:val="0563C1"/>
+      <w:u w:val="single"/>
+    </w:rPr>
+  </w:style>
+  <w:style w:styleId="Listapunktowana" w:type="paragraph">
+    <w:name w:val="List Bullet"/>
+    <w:basedOn w:val="Normalny"/>
+    <w:uiPriority w:val="99"/>
     <w:semiHidden/>
     <w:unhideWhenUsed/>
-    <w:qFormat/>
-    <w:tblPr>
-      <w:tblInd w:type="dxa" w:w="0"/>
-      <w:tblCellMar>
-        <w:top w:type="dxa" w:w="0"/>
-        <w:left w:type="dxa" w:w="108"/>
-        <w:bottom w:type="dxa" w:w="0"/>
-        <w:right w:type="dxa" w:w="108"/>
-      </w:tblCellMar>
-    </w:tblPr>
-    <w:tblStylePr w:type="firstRow">
-      <w:tblPr>
-        <w:jc w:val="left"/>
-        <w:tblInd w:type="dxa" w:w="0"/>
-      </w:tblPr>
-      <w:trPr>
-        <w:jc w:val="left"/>
-      </w:trPr>
-      <w:tcPr>
-        <w:vAlign w:val="bottom"/>
-        <w:tcBorders>
-          <w:bottom w:val="single"/>
-        </w:tcBorders>
-      </w:tcPr>
-    </w:tblStylePr>
-  </w:style>
-  <w:style w:customStyle="1" w:styleId="DefinitionTerm" w:type="paragraph">
-    <w:name w:val="Definition Term"/>
-    <w:basedOn w:val="Normal"/>
-    <w:next w:val="Definition"/>
+    <w:rsid w:val="00805F09"/>
     <w:pPr>
-      <w:keepNext/>
-      <w:keepLines/>
-      <w:spacing w:after="0"/>
+      <w:numPr>
+        <w:numId w:val="4"/>
+      </w:numPr>
+      <w:contextualSpacing/>
     </w:pPr>
-    <w:rPr>
-      <w:b/>
-    </w:rPr>
-  </w:style>
-  <w:style w:customStyle="1" w:styleId="Definition" w:type="paragraph">
-    <w:name w:val="Definition"/>
-    <w:basedOn w:val="Normal"/>
-  </w:style>
-  <w:style w:styleId="Caption" w:type="paragraph">
-    <w:name w:val="Caption"/>
-    <w:basedOn w:val="Normal"/>
-    <w:link w:val="BodyTextChar"/>
-    <w:pPr>
-      <w:spacing w:after="120" w:before="0"/>
-    </w:pPr>
-    <w:rPr>
-      <w:i/>
-    </w:rPr>
-  </w:style>
-  <w:style w:customStyle="1" w:styleId="TableCaption" w:type="paragraph">
-    <w:name w:val="Table Caption"/>
-    <w:basedOn w:val="Caption"/>
-    <w:pPr>
-      <w:keepNext/>
-    </w:pPr>
-  </w:style>
-  <w:style w:customStyle="1" w:styleId="ImageCaption" w:type="paragraph">
-    <w:name w:val="Image Caption"/>
-    <w:basedOn w:val="Caption"/>
-  </w:style>
-  <w:style w:customStyle="1" w:styleId="Figure" w:type="paragraph">
-    <w:name w:val="Figure"/>
-    <w:basedOn w:val="Normal"/>
-  </w:style>
-  <w:style w:customStyle="1" w:styleId="CaptionedFigure" w:type="paragraph">
-    <w:name w:val="Captioned Figure"/>
-    <w:basedOn w:val="Figure"/>
-    <w:pPr>
-      <w:keepNext/>
-    </w:pPr>
-  </w:style>
-  <w:style w:customStyle="1" w:styleId="BodyTextChar" w:type="character">
-    <w:name w:val="Body Text Char"/>
-    <w:basedOn w:val="DefaultParagraphFont"/>
-    <w:link w:val="BodyText"/>
-  </w:style>
-  <w:style w:customStyle="1" w:styleId="VerbatimChar" w:type="character">
-    <w:name w:val="Verbatim Char"/>
-    <w:basedOn w:val="BodyTextChar"/>
-    <w:rPr>
-      <w:rFonts w:ascii="Consolas" w:hAnsi="Consolas"/>
-      <w:sz w:val="22"/>
-    </w:rPr>
-  </w:style>
-  <w:style w:customStyle="1" w:styleId="SectionNumber" w:type="character">
-    <w:name w:val="Section Number"/>
-    <w:basedOn w:val="BodyTextChar"/>
-  </w:style>
-  <w:style w:styleId="FootnoteReference" w:type="character">
-    <w:name w:val="Footnote Reference"/>
-    <w:basedOn w:val="BodyTextChar"/>
-    <w:rPr>
-      <w:vertAlign w:val="superscript"/>
-    </w:rPr>
-  </w:style>
-  <w:style w:styleId="Hyperlink" w:type="character">
-    <w:name w:val="Hyperlink"/>
-    <w:basedOn w:val="BodyTextChar"/>
-    <w:rPr>
-      <w:color w:themeColor="accent1" w:val="4F81BD"/>
-    </w:rPr>
-  </w:style>
-  <w:style w:styleId="TOCHeading" w:type="paragraph">
-    <w:name w:val="TOC Heading"/>
-    <w:basedOn w:val="Heading1"/>
-    <w:next w:val="BodyText"/>
-    <w:uiPriority w:val="39"/>
-    <w:unhideWhenUsed/>
-    <w:qFormat/>
-    <w:pPr>
-      <w:spacing w:before="240" w:line="259" w:lineRule="auto"/>
-      <w:outlineLvl w:val="9"/>
-    </w:pPr>
+  </w:style>
+  <w:style w:customStyle="1" w:styleId="datyZnak" w:type="character">
+    <w:name w:val="daty Znak"/>
+    <w:basedOn w:val="normalcvZnak"/>
+    <w:link w:val="daty"/>
+    <w:rsid w:val="00805F09"/>
     <w:rPr>
       <w:rFonts w:asciiTheme="majorHAnsi" w:cstheme="majorBidi" w:eastAsiaTheme="majorEastAsia" w:hAnsiTheme="majorHAnsi"/>
       <w:b w:val="0"/>
-      <w:bCs w:val="0"/>
-      <w:color w:themeColor="accent1" w:themeShade="BF" w:val="365F91"/>
+      <w:i/>
+      <w:color w:themeColor="accent1" w:themeShade="BF" w:val="2E74B5"/>
+      <w:sz w:val="22"/>
+      <w:szCs w:val="32"/>
+      <w:lang w:val="en-GB"/>
     </w:rPr>
   </w:style>
   <w:style w:type="paragraph" w:customStyle="1" w:styleId="SourceCode">
@@ -1942,9 +2511,9 @@
 </file>
 
 <file path=word/theme/theme1.xml><?xml version="1.0" encoding="utf-8"?>
-<a:theme xmlns:a="http://schemas.openxmlformats.org/drawingml/2006/main" name="Office Theme">
+<a:theme xmlns:a="http://purl.oclc.org/ooxml/drawingml/main" name="Motyw pakietu Office">
   <a:themeElements>
-    <a:clrScheme name="Office">
+    <a:clrScheme name="Pakiet Office">
       <a:dk1>
         <a:sysClr val="windowText" lastClr="000000"/>
       </a:dk1>
@@ -1952,39 +2521,39 @@
         <a:sysClr val="window" lastClr="FFFFFF"/>
       </a:lt1>
       <a:dk2>
-        <a:srgbClr val="1F497D"/>
+        <a:srgbClr val="44546A"/>
       </a:dk2>
       <a:lt2>
-        <a:srgbClr val="EEECE1"/>
+        <a:srgbClr val="E7E6E6"/>
       </a:lt2>
       <a:accent1>
-        <a:srgbClr val="4F81BD"/>
+        <a:srgbClr val="5B9BD5"/>
       </a:accent1>
       <a:accent2>
-        <a:srgbClr val="C0504D"/>
+        <a:srgbClr val="ED7D31"/>
       </a:accent2>
       <a:accent3>
-        <a:srgbClr val="9BBB59"/>
+        <a:srgbClr val="A5A5A5"/>
       </a:accent3>
       <a:accent4>
-        <a:srgbClr val="8064A2"/>
+        <a:srgbClr val="FFC000"/>
       </a:accent4>
       <a:accent5>
-        <a:srgbClr val="4BACC6"/>
+        <a:srgbClr val="4472C4"/>
       </a:accent5>
       <a:accent6>
-        <a:srgbClr val="F79646"/>
+        <a:srgbClr val="70AD47"/>
       </a:accent6>
       <a:hlink>
-        <a:srgbClr val="0000FF"/>
+        <a:srgbClr val="0563C1"/>
       </a:hlink>
       <a:folHlink>
-        <a:srgbClr val="800080"/>
+        <a:srgbClr val="954F72"/>
       </a:folHlink>
     </a:clrScheme>
-    <a:fontScheme name="Office">
+    <a:fontScheme name="Pakiet Office">
       <a:majorFont>
-        <a:latin typeface="Calibri"/>
+        <a:latin typeface="Calibri Light" panose="020F0302020204030204"/>
         <a:ea typeface=""/>
         <a:cs typeface=""/>
         <a:font script="Jpan" typeface="ＭＳ ゴシック"/>
@@ -2016,9 +2585,10 @@
         <a:font script="Mong" typeface="Mongolian Baiti"/>
         <a:font script="Viet" typeface="Times New Roman"/>
         <a:font script="Uigh" typeface="Microsoft Uighur"/>
+        <a:font script="Geor" typeface="Sylfaen"/>
       </a:majorFont>
       <a:minorFont>
-        <a:latin typeface="Cambria"/>
+        <a:latin typeface="Calibri" panose="020F0502020204030204"/>
         <a:ea typeface=""/>
         <a:cs typeface=""/>
         <a:font script="Jpan" typeface="ＭＳ 明朝"/>
@@ -2050,211 +2620,153 @@
         <a:font script="Mong" typeface="Mongolian Baiti"/>
         <a:font script="Viet" typeface="Arial"/>
         <a:font script="Uigh" typeface="Microsoft Uighur"/>
+        <a:font script="Geor" typeface="Sylfaen"/>
       </a:minorFont>
     </a:fontScheme>
-    <a:fmtScheme name="Office">
+    <a:fmtScheme name="Pakiet Office">
       <a:fillStyleLst>
         <a:solidFill>
           <a:schemeClr val="phClr"/>
         </a:solidFill>
         <a:gradFill rotWithShape="1">
           <a:gsLst>
-            <a:gs pos="0">
+            <a:gs pos="0%">
               <a:schemeClr val="phClr">
-                <a:tint val="50000"/>
-                <a:satMod val="300000"/>
+                <a:lumMod val="110%"/>
+                <a:satMod val="105%"/>
+                <a:tint val="67%"/>
               </a:schemeClr>
             </a:gs>
-            <a:gs pos="35000">
+            <a:gs pos="50%">
               <a:schemeClr val="phClr">
-                <a:tint val="37000"/>
-                <a:satMod val="300000"/>
+                <a:lumMod val="105%"/>
+                <a:satMod val="103%"/>
+                <a:tint val="73%"/>
               </a:schemeClr>
             </a:gs>
-            <a:gs pos="100000">
+            <a:gs pos="100%">
               <a:schemeClr val="phClr">
-                <a:tint val="15000"/>
-                <a:satMod val="350000"/>
+                <a:lumMod val="105%"/>
+                <a:satMod val="109%"/>
+                <a:tint val="81%"/>
               </a:schemeClr>
             </a:gs>
           </a:gsLst>
-          <a:lin ang="16200000" scaled="1"/>
+          <a:lin ang="5400000" scaled="0"/>
         </a:gradFill>
         <a:gradFill rotWithShape="1">
           <a:gsLst>
-            <a:gs pos="0">
+            <a:gs pos="0%">
               <a:schemeClr val="phClr">
-                <a:tint val="100000"/>
-                <a:shade val="100000"/>
-                <a:satMod val="130000"/>
+                <a:satMod val="103%"/>
+                <a:lumMod val="102%"/>
+                <a:tint val="94%"/>
               </a:schemeClr>
             </a:gs>
-            <a:gs pos="100000">
+            <a:gs pos="50%">
               <a:schemeClr val="phClr">
-                <a:tint val="50000"/>
-                <a:shade val="100000"/>
-                <a:satMod val="350000"/>
+                <a:satMod val="110%"/>
+                <a:lumMod val="100%"/>
+                <a:shade val="100%"/>
+              </a:schemeClr>
+            </a:gs>
+            <a:gs pos="100%">
+              <a:schemeClr val="phClr">
+                <a:lumMod val="99%"/>
+                <a:satMod val="120%"/>
+                <a:shade val="78%"/>
               </a:schemeClr>
             </a:gs>
           </a:gsLst>
-          <a:lin ang="16200000" scaled="0"/>
+          <a:lin ang="5400000" scaled="0"/>
         </a:gradFill>
       </a:fillStyleLst>
       <a:lnStyleLst>
-        <a:ln w="9525" cap="flat" cmpd="sng" algn="ctr">
-          <a:solidFill>
-            <a:schemeClr val="phClr">
-              <a:shade val="95000"/>
-              <a:satMod val="105000"/>
-            </a:schemeClr>
-          </a:solidFill>
-          <a:prstDash val="solid"/>
-        </a:ln>
-        <a:ln w="25400" cap="flat" cmpd="sng" algn="ctr">
+        <a:ln w="6350" cap="flat" cmpd="sng" algn="ctr">
           <a:solidFill>
             <a:schemeClr val="phClr"/>
           </a:solidFill>
           <a:prstDash val="solid"/>
+          <a:miter lim="800%"/>
         </a:ln>
-        <a:ln w="38100" cap="flat" cmpd="sng" algn="ctr">
+        <a:ln w="12700" cap="flat" cmpd="sng" algn="ctr">
           <a:solidFill>
             <a:schemeClr val="phClr"/>
           </a:solidFill>
           <a:prstDash val="solid"/>
+          <a:miter lim="800%"/>
+        </a:ln>
+        <a:ln w="19050" cap="flat" cmpd="sng" algn="ctr">
+          <a:solidFill>
+            <a:schemeClr val="phClr"/>
+          </a:solidFill>
+          <a:prstDash val="solid"/>
+          <a:miter lim="800%"/>
         </a:ln>
       </a:lnStyleLst>
       <a:effectStyleLst>
         <a:effectStyle>
+          <a:effectLst/>
+        </a:effectStyle>
+        <a:effectStyle>
+          <a:effectLst/>
+        </a:effectStyle>
+        <a:effectStyle>
           <a:effectLst>
-            <a:outerShdw blurRad="40000" dist="20000" dir="5400000" rotWithShape="0">
+            <a:outerShdw blurRad="57150" dist="19050" dir="5400000" algn="ctr" rotWithShape="0">
               <a:srgbClr val="000000">
-                <a:alpha val="38000"/>
+                <a:alpha val="63%"/>
               </a:srgbClr>
             </a:outerShdw>
           </a:effectLst>
-        </a:effectStyle>
-        <a:effectStyle>
-          <a:effectLst>
-            <a:outerShdw blurRad="40000" dist="23000" dir="5400000" rotWithShape="0">
-              <a:srgbClr val="000000">
-                <a:alpha val="35000"/>
-              </a:srgbClr>
-            </a:outerShdw>
-          </a:effectLst>
-        </a:effectStyle>
-        <a:effectStyle>
-          <a:effectLst>
-            <a:outerShdw blurRad="40000" dist="23000" dir="5400000" rotWithShape="0">
-              <a:srgbClr val="000000">
-                <a:alpha val="35000"/>
-              </a:srgbClr>
-            </a:outerShdw>
-          </a:effectLst>
-          <a:scene3d>
-            <a:camera prst="orthographicFront">
-              <a:rot lat="0" lon="0" rev="0"/>
-            </a:camera>
-            <a:lightRig rig="threePt" dir="t">
-              <a:rot lat="0" lon="0" rev="1200000"/>
-            </a:lightRig>
-          </a:scene3d>
-          <a:sp3d>
-            <a:bevelT w="63500" h="25400"/>
-          </a:sp3d>
         </a:effectStyle>
       </a:effectStyleLst>
       <a:bgFillStyleLst>
         <a:solidFill>
           <a:schemeClr val="phClr"/>
         </a:solidFill>
+        <a:solidFill>
+          <a:schemeClr val="phClr">
+            <a:tint val="95%"/>
+            <a:satMod val="170%"/>
+          </a:schemeClr>
+        </a:solidFill>
         <a:gradFill rotWithShape="1">
           <a:gsLst>
-            <a:gs pos="0">
+            <a:gs pos="0%">
               <a:schemeClr val="phClr">
-                <a:tint val="40000"/>
-                <a:satMod val="350000"/>
+                <a:tint val="93%"/>
+                <a:satMod val="150%"/>
+                <a:shade val="98%"/>
+                <a:lumMod val="102%"/>
               </a:schemeClr>
             </a:gs>
-            <a:gs pos="40000">
+            <a:gs pos="50%">
               <a:schemeClr val="phClr">
-                <a:tint val="45000"/>
-                <a:shade val="99000"/>
-                <a:satMod val="350000"/>
+                <a:tint val="98%"/>
+                <a:satMod val="130%"/>
+                <a:shade val="90%"/>
+                <a:lumMod val="103%"/>
               </a:schemeClr>
             </a:gs>
-            <a:gs pos="100000">
+            <a:gs pos="100%">
               <a:schemeClr val="phClr">
-                <a:shade val="20000"/>
-                <a:satMod val="255000"/>
+                <a:shade val="63%"/>
+                <a:satMod val="120%"/>
               </a:schemeClr>
             </a:gs>
           </a:gsLst>
-          <a:path path="circle">
-            <a:fillToRect l="50000" t="-80000" r="50000" b="180000"/>
-          </a:path>
-        </a:gradFill>
-        <a:gradFill rotWithShape="1">
-          <a:gsLst>
-            <a:gs pos="0">
-              <a:schemeClr val="phClr">
-                <a:tint val="80000"/>
-                <a:satMod val="300000"/>
-              </a:schemeClr>
-            </a:gs>
-            <a:gs pos="100000">
-              <a:schemeClr val="phClr">
-                <a:shade val="30000"/>
-                <a:satMod val="200000"/>
-              </a:schemeClr>
-            </a:gs>
-          </a:gsLst>
-          <a:path path="circle">
-            <a:fillToRect l="50000" t="50000" r="50000" b="50000"/>
-          </a:path>
+          <a:lin ang="5400000" scaled="0"/>
         </a:gradFill>
       </a:bgFillStyleLst>
     </a:fmtScheme>
   </a:themeElements>
-  <a:objectDefaults>
-    <a:spDef>
-      <a:spPr/>
-      <a:bodyPr/>
-      <a:lstStyle/>
-      <a:style>
-        <a:lnRef idx="1">
-          <a:schemeClr val="accent1"/>
-        </a:lnRef>
-        <a:fillRef idx="3">
-          <a:schemeClr val="accent1"/>
-        </a:fillRef>
-        <a:effectRef idx="2">
-          <a:schemeClr val="accent1"/>
-        </a:effectRef>
-        <a:fontRef idx="minor">
-          <a:schemeClr val="lt1"/>
-        </a:fontRef>
-      </a:style>
-    </a:spDef>
-    <a:lnDef>
-      <a:spPr/>
-      <a:bodyPr/>
-      <a:lstStyle/>
-      <a:style>
-        <a:lnRef idx="2">
-          <a:schemeClr val="accent1"/>
-        </a:lnRef>
-        <a:fillRef idx="0">
-          <a:schemeClr val="accent1"/>
-        </a:fillRef>
-        <a:effectRef idx="1">
-          <a:schemeClr val="accent1"/>
-        </a:effectRef>
-        <a:fontRef idx="minor">
-          <a:schemeClr val="tx1"/>
-        </a:fontRef>
-      </a:style>
-    </a:lnDef>
-  </a:objectDefaults>
+  <a:objectDefaults/>
   <a:extraClrSchemeLst/>
+  <a:extLst>
+    <a:ext uri="{05A4C25C-085E-4340-85A3-A5531E510DB2}">
+      <thm15:themeFamily xmlns:thm15="http://schemas.microsoft.com/office/thememl/2012/main" name="Office Theme" id="{62F939B6-93AF-4DB8-9C6B-D6C7DFDC589F}" vid="{4A3C46E8-61CC-4603-A589-7422A47A8E4A}"/>
+    </a:ext>
+  </a:extLst>
 </a:theme>
 </file>
--- a/Michael_Forbes_CV.docx
+++ b/Michael_Forbes_CV.docx
@@ -69,7 +69,7 @@
           <w:iCs/>
           <w:i/>
         </w:rPr>
-        <w:t xml:space="preserve">Last updated: 19 August 2025 at 18:57 UTC</w:t>
+        <w:t xml:space="preserve">Last updated: 19 August 2025 at 19:23 UTC</w:t>
       </w:r>
     </w:p>
     <w:p>

--- a/Michael_Forbes_CV.docx
+++ b/Michael_Forbes_CV.docx
@@ -57,7 +57,7 @@
           <w:iCs/>
           <w:i/>
         </w:rPr>
-        <w:t xml:space="preserve">Dual British &amp; Polish Citizen | Full right to work in the UK &amp; EU without restriction, work permit not needed</w:t>
+        <w:t xml:space="preserve">Dual British &amp; Polish Citizen | Full right to work in the UK &amp; EU without restriction, work permit not needed or required</w:t>
       </w:r>
     </w:p>
     <w:p>
@@ -69,7 +69,7 @@
           <w:iCs/>
           <w:i/>
         </w:rPr>
-        <w:t xml:space="preserve">Last updated: 19 August 2025 at 19:23 UTC</w:t>
+        <w:t xml:space="preserve">Last updated: 19 August 2025 at 19:30 UTC</w:t>
       </w:r>
     </w:p>
     <w:p>

--- a/Michael_Forbes_CV.docx
+++ b/Michael_Forbes_CV.docx
@@ -5,7 +5,7 @@
     <w:bookmarkStart w:id="34" w:name="michael-forbes"/>
     <w:p>
       <w:pPr>
-        <w:pStyle w:val="Nagwek1"/>
+        <w:pStyle w:val="Heading1"/>
       </w:pPr>
       <w:r>
         <w:t xml:space="preserve">Michael Forbes</w:t>
@@ -36,7 +36,7 @@
       <w:hyperlink r:id="rId20">
         <w:r>
           <w:rPr>
-            <w:rStyle w:val="hyperlink"/>
+            <w:rStyle w:val="Hyperlink"/>
           </w:rPr>
           <w:t xml:space="preserve">linkedin.com/in/1michaelforbes</w:t>
         </w:r>
@@ -69,7 +69,7 @@
           <w:iCs/>
           <w:i/>
         </w:rPr>
-        <w:t xml:space="preserve">Last updated: 19 August 2025 at 19:30 UTC</w:t>
+        <w:t xml:space="preserve">Last updated: 20 August 2025 at 12:30 UTC</w:t>
       </w:r>
     </w:p>
     <w:p>
@@ -1026,7 +1026,7 @@
     <w:bookmarkEnd w:id="34"/>
     <w:sectPr>
       <w:pgSz w:h="841.90pt" w:w="595.30pt"/>
-      <w:pgMar w:bottom="70.85pt" w:footer="35.40pt" w:gutter="0pt" w:header="35.40pt" w:left="70.85pt" w:right="70.85pt" w:top="70.85pt"/>
+      <w:pgMar w:bottom="72pt" w:footer="35.40pt" w:gutter="0pt" w:header="35.40pt" w:left="72pt" w:right="72pt" w:top="72pt"/>
       <w:cols w:space="35.40pt"/>
       <w:docGrid w:linePitch="360"/>
     </w:sectPr>
@@ -1058,22 +1058,22 @@
 </file>
 
 <file path=word/numbering.xml><?xml version="1.0" encoding="utf-8"?>
-<w:numbering xmlns:m="http://purl.oclc.org/ooxml/officeDocument/math" xmlns:mc="http://schemas.openxmlformats.org/markup-compatibility/2006" xmlns:o="urn:schemas-microsoft-com:office:office" xmlns:r="http://purl.oclc.org/ooxml/officeDocument/relationships" xmlns:v="urn:schemas-microsoft-com:vml" xmlns:w="http://purl.oclc.org/ooxml/wordprocessingml/main" xmlns:w10="urn:schemas-microsoft-com:office:word" xmlns:w14="http://schemas.microsoft.com/office/word/2010/wordml" xmlns:w15="http://schemas.microsoft.com/office/word/2012/wordml" xmlns:wne="http://schemas.microsoft.com/office/word/2006/wordml" xmlns:wp="http://purl.oclc.org/ooxml/drawingml/wordprocessingDrawing" xmlns:wp14="http://schemas.microsoft.com/office/word/2010/wordprocessingDrawing" xmlns:wpi="http://schemas.microsoft.com/office/word/2010/wordprocessingInk" mc:Ignorable="w14 w15 wne wp14">
+<w:numbering xmlns:aink="http://schemas.microsoft.com/office/drawing/2016/ink" xmlns:am3d="http://schemas.microsoft.com/office/drawing/2017/model3d" xmlns:cx="http://schemas.microsoft.com/office/drawing/2014/chartex" xmlns:cx1="http://schemas.microsoft.com/office/drawing/2015/9/8/chartex" xmlns:cx2="http://schemas.microsoft.com/office/drawing/2015/10/21/chartex" xmlns:cx3="http://schemas.microsoft.com/office/drawing/2016/5/9/chartex" xmlns:cx4="http://schemas.microsoft.com/office/drawing/2016/5/10/chartex" xmlns:cx5="http://schemas.microsoft.com/office/drawing/2016/5/11/chartex" xmlns:cx6="http://schemas.microsoft.com/office/drawing/2016/5/12/chartex" xmlns:cx7="http://schemas.microsoft.com/office/drawing/2016/5/13/chartex" xmlns:cx8="http://schemas.microsoft.com/office/drawing/2016/5/14/chartex" xmlns:m="http://purl.oclc.org/ooxml/officeDocument/math" xmlns:mc="http://schemas.openxmlformats.org/markup-compatibility/2006" xmlns:o="urn:schemas-microsoft-com:office:office" xmlns:oel="http://schemas.microsoft.com/office/2019/extlst" xmlns:r="http://purl.oclc.org/ooxml/officeDocument/relationships" xmlns:v="urn:schemas-microsoft-com:vml" xmlns:w="http://purl.oclc.org/ooxml/wordprocessingml/main" xmlns:w10="urn:schemas-microsoft-com:office:word" xmlns:w14="http://schemas.microsoft.com/office/word/2010/wordml" xmlns:w15="http://schemas.microsoft.com/office/word/2012/wordml" xmlns:w16="http://schemas.microsoft.com/office/word/2018/wordml" xmlns:w16cex="http://schemas.microsoft.com/office/word/2018/wordml/cex" xmlns:w16cid="http://schemas.microsoft.com/office/word/2016/wordml/cid" xmlns:w16du="http://schemas.microsoft.com/office/word/2023/wordml/word16du" xmlns:w16sdtdh="http://schemas.microsoft.com/office/word/2020/wordml/sdtdatahash" xmlns:w16sdtfl="http://schemas.microsoft.com/office/word/2024/wordml/sdtformatlock" xmlns:w16se="http://schemas.microsoft.com/office/word/2015/wordml/symex" xmlns:wne="http://schemas.microsoft.com/office/word/2006/wordml" xmlns:wp="http://purl.oclc.org/ooxml/drawingml/wordprocessingDrawing" xmlns:wp14="http://schemas.microsoft.com/office/word/2010/wordprocessingDrawing" xmlns:wpi="http://schemas.microsoft.com/office/word/2010/wordprocessingInk" mc:Ignorable="w14 w15 w16se w16cid w16 w16cex w16sdtdh w16sdtfl w16du wne wp14">
   <w:abstractNum w:abstractNumId="0" w15:restartNumberingAfterBreak="0">
-    <w:nsid w:val="FFFFFF89"/>
+    <w:nsid w:val="FFFFFF83"/>
     <w:multiLevelType w:val="singleLevel"/>
-    <w:tmpl w:val="8BA47B26"/>
+    <w:tmpl w:val="FD1A89EC"/>
     <w:lvl w:ilvl="0">
       <w:start w:val="1"/>
       <w:numFmt w:val="bullet"/>
-      <w:pStyle w:val="Listapunktowana"/>
+      <w:pStyle w:val="ListBullet2"/>
       <w:lvlText w:val=""/>
       <w:lvlJc w:val="start"/>
       <w:pPr>
         <w:tabs>
-          <w:tab w:pos="18pt" w:val="num"/>
+          <w:tab w:pos="32.15pt" w:val="num"/>
         </w:tabs>
-        <w:ind w:hanging="18pt" w:start="18pt"/>
+        <w:ind w:hanging="18pt" w:start="32.15pt"/>
       </w:pPr>
       <w:rPr>
         <w:rFonts w:ascii="Symbol" w:hAnsi="Symbol" w:hint="default"/>
@@ -1081,290 +1081,24 @@
     </w:lvl>
   </w:abstractNum>
   <w:abstractNum w:abstractNumId="1" w15:restartNumberingAfterBreak="0">
-    <w:nsid w:val="08D75AD0"/>
-    <w:multiLevelType w:val="multilevel"/>
-    <w:tmpl w:val="6144FA36"/>
+    <w:nsid w:val="FFFFFF89"/>
+    <w:multiLevelType w:val="singleLevel"/>
+    <w:tmpl w:val="3618B0A2"/>
     <w:lvl w:ilvl="0">
       <w:start w:val="1"/>
-      <w:numFmt w:val="decimal"/>
-      <w:pStyle w:val="Styl4"/>
-      <w:lvlText w:val="%1."/>
+      <w:numFmt w:val="bullet"/>
+      <w:pStyle w:val="ListBullet"/>
+      <w:lvlText w:val=""/>
       <w:lvlJc w:val="start"/>
       <w:pPr>
         <w:tabs>
-          <w:tab w:pos="36pt" w:val="num"/>
+          <w:tab w:pos="18pt" w:val="num"/>
         </w:tabs>
-        <w:ind w:hanging="36pt" w:start="36pt"/>
-      </w:pPr>
-    </w:lvl>
-    <w:lvl w:ilvl="1">
-      <w:start w:val="1"/>
-      <w:numFmt w:val="decimal"/>
-      <w:lvlText w:val="%2."/>
-      <w:lvlJc w:val="start"/>
-      <w:pPr>
-        <w:tabs>
-          <w:tab w:pos="72pt" w:val="num"/>
-        </w:tabs>
-        <w:ind w:hanging="36pt" w:start="72pt"/>
-      </w:pPr>
-    </w:lvl>
-    <w:lvl w:ilvl="2">
-      <w:start w:val="1"/>
-      <w:numFmt w:val="decimal"/>
-      <w:lvlText w:val="%3."/>
-      <w:lvlJc w:val="start"/>
-      <w:pPr>
-        <w:tabs>
-          <w:tab w:pos="108pt" w:val="num"/>
-        </w:tabs>
-        <w:ind w:hanging="36pt" w:start="108pt"/>
-      </w:pPr>
-    </w:lvl>
-    <w:lvl w:ilvl="3">
-      <w:start w:val="1"/>
-      <w:numFmt w:val="decimal"/>
-      <w:lvlText w:val="%4."/>
-      <w:lvlJc w:val="start"/>
-      <w:pPr>
-        <w:tabs>
-          <w:tab w:pos="144pt" w:val="num"/>
-        </w:tabs>
-        <w:ind w:hanging="36pt" w:start="144pt"/>
-      </w:pPr>
-    </w:lvl>
-    <w:lvl w:ilvl="4">
-      <w:start w:val="1"/>
-      <w:numFmt w:val="decimal"/>
-      <w:lvlText w:val="%5."/>
-      <w:lvlJc w:val="start"/>
-      <w:pPr>
-        <w:tabs>
-          <w:tab w:pos="180pt" w:val="num"/>
-        </w:tabs>
-        <w:ind w:hanging="36pt" w:start="180pt"/>
-      </w:pPr>
-    </w:lvl>
-    <w:lvl w:ilvl="5">
-      <w:start w:val="1"/>
-      <w:numFmt w:val="decimal"/>
-      <w:lvlText w:val="%6."/>
-      <w:lvlJc w:val="start"/>
-      <w:pPr>
-        <w:tabs>
-          <w:tab w:pos="216pt" w:val="num"/>
-        </w:tabs>
-        <w:ind w:hanging="36pt" w:start="216pt"/>
-      </w:pPr>
-    </w:lvl>
-    <w:lvl w:ilvl="6">
-      <w:start w:val="1"/>
-      <w:numFmt w:val="decimal"/>
-      <w:lvlText w:val="%7."/>
-      <w:lvlJc w:val="start"/>
-      <w:pPr>
-        <w:tabs>
-          <w:tab w:pos="252pt" w:val="num"/>
-        </w:tabs>
-        <w:ind w:hanging="36pt" w:start="252pt"/>
-      </w:pPr>
-    </w:lvl>
-    <w:lvl w:ilvl="7">
-      <w:start w:val="1"/>
-      <w:numFmt w:val="decimal"/>
-      <w:lvlText w:val="%8."/>
-      <w:lvlJc w:val="start"/>
-      <w:pPr>
-        <w:tabs>
-          <w:tab w:pos="288pt" w:val="num"/>
-        </w:tabs>
-        <w:ind w:hanging="36pt" w:start="288pt"/>
-      </w:pPr>
-    </w:lvl>
-    <w:lvl w:ilvl="8">
-      <w:start w:val="1"/>
-      <w:numFmt w:val="decimal"/>
-      <w:lvlText w:val="%9."/>
-      <w:lvlJc w:val="start"/>
-      <w:pPr>
-        <w:tabs>
-          <w:tab w:pos="324pt" w:val="num"/>
-        </w:tabs>
-        <w:ind w:hanging="36pt" w:start="324pt"/>
-      </w:pPr>
-    </w:lvl>
-  </w:abstractNum>
-  <w:abstractNum w:abstractNumId="2" w15:restartNumberingAfterBreak="0">
-    <w:nsid w:val="49B43C53"/>
-    <w:multiLevelType w:val="multilevel"/>
-    <w:tmpl w:val="F63AA3D6"/>
-    <w:lvl w:ilvl="0">
-      <w:start w:val="1"/>
-      <w:numFmt w:val="decimal"/>
-      <w:lvlText w:val="%1."/>
-      <w:lvlJc w:val="start"/>
-      <w:pPr>
-        <w:ind w:firstLine="0pt" w:start="0pt"/>
-      </w:pPr>
-    </w:lvl>
-    <w:lvl w:ilvl="1">
-      <w:start w:val="1"/>
-      <w:numFmt w:val="decimal"/>
-      <w:lvlText w:val="%1.%2."/>
-      <w:lvlJc w:val="start"/>
-      <w:pPr>
-        <w:ind w:firstLine="0pt" w:start="127.60pt"/>
-      </w:pPr>
-    </w:lvl>
-    <w:lvl w:ilvl="2">
-      <w:start w:val="1"/>
-      <w:numFmt w:val="decimal"/>
-      <w:pStyle w:val="Nagwek31"/>
-      <w:lvlText w:val="%1.%2.%3."/>
-      <w:lvlJc w:val="start"/>
-      <w:pPr>
-        <w:ind w:firstLine="0pt" w:start="0pt"/>
-      </w:pPr>
-    </w:lvl>
-    <w:lvl w:ilvl="3">
-      <w:start w:val="1"/>
-      <w:numFmt w:val="decimal"/>
-      <w:lvlText w:val="%1.%2.%3.%4."/>
-      <w:lvlJc w:val="start"/>
-      <w:pPr>
-        <w:ind w:firstLine="0pt" w:start="0pt"/>
-      </w:pPr>
-    </w:lvl>
-    <w:lvl w:ilvl="4">
-      <w:start w:val="1"/>
-      <w:numFmt w:val="decimal"/>
-      <w:lvlText w:val="%1.%2.%3.%4.%5."/>
-      <w:lvlJc w:val="start"/>
-      <w:pPr>
-        <w:ind w:firstLine="0pt" w:start="0pt"/>
-      </w:pPr>
-    </w:lvl>
-    <w:lvl w:ilvl="5">
-      <w:start w:val="1"/>
-      <w:numFmt w:val="decimal"/>
-      <w:lvlText w:val="%1.%2.%3.%4.%5.%6."/>
-      <w:lvlJc w:val="start"/>
-      <w:pPr>
-        <w:ind w:firstLine="0pt" w:start="0pt"/>
-      </w:pPr>
-    </w:lvl>
-    <w:lvl w:ilvl="6">
-      <w:start w:val="1"/>
-      <w:numFmt w:val="decimal"/>
-      <w:lvlText w:val="%1.%2.%3.%4.%5.%6.%7."/>
-      <w:lvlJc w:val="start"/>
-      <w:pPr>
-        <w:ind w:firstLine="0pt" w:start="0pt"/>
-      </w:pPr>
-    </w:lvl>
-    <w:lvl w:ilvl="7">
-      <w:start w:val="1"/>
-      <w:numFmt w:val="decimal"/>
-      <w:lvlText w:val="%1.%2.%3.%4.%5.%6.%7.%8."/>
-      <w:lvlJc w:val="start"/>
-      <w:pPr>
-        <w:ind w:firstLine="0pt" w:start="0pt"/>
-      </w:pPr>
-    </w:lvl>
-    <w:lvl w:ilvl="8">
-      <w:start w:val="1"/>
-      <w:numFmt w:val="decimal"/>
-      <w:lvlText w:val="%1.%2.%3.%4.%5.%6.%7.%8.%9."/>
-      <w:lvlJc w:val="start"/>
-      <w:pPr>
-        <w:ind w:firstLine="0pt" w:start="0pt"/>
-      </w:pPr>
-    </w:lvl>
-  </w:abstractNum>
-  <w:abstractNum w:abstractNumId="3" w15:restartNumberingAfterBreak="0">
-    <w:nsid w:val="4FF65977"/>
-    <w:multiLevelType w:val="hybridMultilevel"/>
-    <w:tmpl w:val="CE7AD516"/>
-    <w:lvl w:ilvl="0" w:tplc="5F84AC6E">
-      <w:start w:val="1"/>
-      <w:numFmt w:val="decimal"/>
-      <w:lvlText w:val="%1."/>
-      <w:lvlJc w:val="start"/>
-      <w:pPr>
-        <w:ind w:hanging="18pt" w:start="36pt"/>
-      </w:pPr>
-    </w:lvl>
-    <w:lvl w:ilvl="1" w:tentative="1" w:tplc="04150019">
-      <w:start w:val="1"/>
-      <w:numFmt w:val="lowerLetter"/>
-      <w:lvlText w:val="%2."/>
-      <w:lvlJc w:val="start"/>
-      <w:pPr>
-        <w:ind w:hanging="18pt" w:start="72pt"/>
-      </w:pPr>
-    </w:lvl>
-    <w:lvl w:ilvl="2" w:tentative="1" w:tplc="0415001B">
-      <w:start w:val="1"/>
-      <w:numFmt w:val="lowerRoman"/>
-      <w:lvlText w:val="%3."/>
-      <w:lvlJc w:val="end"/>
-      <w:pPr>
-        <w:ind w:hanging="9pt" w:start="108pt"/>
-      </w:pPr>
-    </w:lvl>
-    <w:lvl w:ilvl="3" w:tentative="1" w:tplc="0415000F">
-      <w:start w:val="1"/>
-      <w:numFmt w:val="decimal"/>
-      <w:lvlText w:val="%4."/>
-      <w:lvlJc w:val="start"/>
-      <w:pPr>
-        <w:ind w:hanging="18pt" w:start="144pt"/>
-      </w:pPr>
-    </w:lvl>
-    <w:lvl w:ilvl="4" w:tentative="1" w:tplc="04150019">
-      <w:start w:val="1"/>
-      <w:numFmt w:val="lowerLetter"/>
-      <w:lvlText w:val="%5."/>
-      <w:lvlJc w:val="start"/>
-      <w:pPr>
-        <w:ind w:hanging="18pt" w:start="180pt"/>
-      </w:pPr>
-    </w:lvl>
-    <w:lvl w:ilvl="5" w:tentative="1" w:tplc="0415001B">
-      <w:start w:val="1"/>
-      <w:numFmt w:val="lowerRoman"/>
-      <w:lvlText w:val="%6."/>
-      <w:lvlJc w:val="end"/>
-      <w:pPr>
-        <w:ind w:hanging="9pt" w:start="216pt"/>
-      </w:pPr>
-    </w:lvl>
-    <w:lvl w:ilvl="6" w:tentative="1" w:tplc="0415000F">
-      <w:start w:val="1"/>
-      <w:numFmt w:val="decimal"/>
-      <w:lvlText w:val="%7."/>
-      <w:lvlJc w:val="start"/>
-      <w:pPr>
-        <w:ind w:hanging="18pt" w:start="252pt"/>
-      </w:pPr>
-    </w:lvl>
-    <w:lvl w:ilvl="7" w:tentative="1" w:tplc="04150019">
-      <w:start w:val="1"/>
-      <w:numFmt w:val="lowerLetter"/>
-      <w:lvlText w:val="%8."/>
-      <w:lvlJc w:val="start"/>
-      <w:pPr>
-        <w:ind w:hanging="18pt" w:start="288pt"/>
-      </w:pPr>
-    </w:lvl>
-    <w:lvl w:ilvl="8" w:tentative="1" w:tplc="0415001B">
-      <w:start w:val="1"/>
-      <w:numFmt w:val="lowerRoman"/>
-      <w:lvlText w:val="%9."/>
-      <w:lvlJc w:val="end"/>
-      <w:pPr>
-        <w:ind w:hanging="9pt" w:start="324pt"/>
-      </w:pPr>
+        <w:ind w:hanging="18pt" w:start="18pt"/>
+      </w:pPr>
+      <w:rPr>
+        <w:rFonts w:ascii="Symbol" w:hAnsi="Symbol" w:hint="default"/>
+      </w:rPr>
     </w:lvl>
   </w:abstractNum>
   <w:abstractNum w:abstractNumId="990">
@@ -1519,16 +1253,10 @@
       </w:pPr>
     </w:lvl>
   </w:abstractNum>
-  <w:num w:numId="1">
-    <w:abstractNumId w:val="2"/>
-  </w:num>
-  <w:num w:numId="2">
-    <w:abstractNumId w:val="3"/>
-  </w:num>
-  <w:num w:numId="3">
+  <w:num w:numId="1" w16cid:durableId="2145811164">
     <w:abstractNumId w:val="1"/>
   </w:num>
-  <w:num w:numId="4">
+  <w:num w:numId="2" w16cid:durableId="1970476543">
     <w:abstractNumId w:val="0"/>
   </w:num>
   <w:num w:numId="1000">
@@ -1544,23 +1272,25 @@
 </file>
 
 <file path=word/styles.xml><?xml version="1.0" encoding="utf-8"?>
-<w:styles xmlns:mc="http://schemas.openxmlformats.org/markup-compatibility/2006" xmlns:r="http://purl.oclc.org/ooxml/officeDocument/relationships" xmlns:w="http://purl.oclc.org/ooxml/wordprocessingml/main" xmlns:w14="http://schemas.microsoft.com/office/word/2010/wordml" xmlns:w15="http://schemas.microsoft.com/office/word/2012/wordml" mc:Ignorable="w14 w15">
+<w:styles xmlns:mc="http://schemas.openxmlformats.org/markup-compatibility/2006" xmlns:r="http://purl.oclc.org/ooxml/officeDocument/relationships" xmlns:w="http://purl.oclc.org/ooxml/wordprocessingml/main" xmlns:w14="http://schemas.microsoft.com/office/word/2010/wordml" xmlns:w15="http://schemas.microsoft.com/office/word/2012/wordml" xmlns:w16="http://schemas.microsoft.com/office/word/2018/wordml" xmlns:w16cex="http://schemas.microsoft.com/office/word/2018/wordml/cex" xmlns:w16cid="http://schemas.microsoft.com/office/word/2016/wordml/cid" xmlns:w16du="http://schemas.microsoft.com/office/word/2023/wordml/word16du" xmlns:w16sdtdh="http://schemas.microsoft.com/office/word/2020/wordml/sdtdatahash" xmlns:w16sdtfl="http://schemas.microsoft.com/office/word/2024/wordml/sdtformatlock" xmlns:w16se="http://schemas.microsoft.com/office/word/2015/wordml/symex" mc:Ignorable="w14 w15 w16se w16cid w16 w16cex w16sdtdh w16sdtfl w16du">
   <w:docDefaults>
     <w:rPrDefault>
       <w:rPr>
         <w:rFonts w:asciiTheme="minorHAnsi" w:cstheme="minorBidi" w:eastAsiaTheme="minorHAnsi" w:hAnsiTheme="minorHAnsi"/>
-        <w:sz w:val="21"/>
-        <w:szCs w:val="21"/>
-        <w:lang w:bidi="ar-SA" w:eastAsia="en-US" w:val="pl-PL"/>
+        <w:kern w:val="2"/>
+        <w:sz w:val="22"/>
+        <w:szCs w:val="22"/>
+        <w:lang w:bidi="ar-SA" w:eastAsia="en-US" w:val="en-GB"/>
+        <w14:ligatures w14:val="standardContextual"/>
       </w:rPr>
     </w:rPrDefault>
     <w:pPrDefault>
       <w:pPr>
-        <w:spacing w:after="8pt" w:line="13.80pt" w:lineRule="auto"/>
+        <w:spacing w:after="8pt" w:line="12.95pt" w:lineRule="auto"/>
       </w:pPr>
     </w:pPrDefault>
   </w:docDefaults>
-  <w:latentStyles w:count="371" w:defLockedState="0" w:defQFormat="0" w:defSemiHidden="0" w:defUIPriority="99" w:defUnhideWhenUsed="0">
+  <w:latentStyles w:count="376" w:defLockedState="0" w:defQFormat="0" w:defSemiHidden="0" w:defUIPriority="99" w:defUnhideWhenUsed="0">
     <w:lsdException w:name="Normal" w:qFormat="1" w:uiPriority="0"/>
     <w:lsdException w:name="heading 1" w:qFormat="1" w:uiPriority="9"/>
     <w:lsdException w:name="heading 2" w:qFormat="1" w:semiHidden="1" w:uiPriority="9" w:unhideWhenUsed="1"/>
@@ -1932,40 +1662,223 @@
     <w:lsdException w:name="List Table 5 Dark Accent 6" w:uiPriority="50"/>
     <w:lsdException w:name="List Table 6 Colorful Accent 6" w:uiPriority="51"/>
     <w:lsdException w:name="List Table 7 Colorful Accent 6" w:uiPriority="52"/>
+    <w:lsdException w:name="Mention" w:semiHidden="1" w:unhideWhenUsed="1"/>
+    <w:lsdException w:name="Smart Hyperlink" w:semiHidden="1" w:unhideWhenUsed="1"/>
+    <w:lsdException w:name="Hashtag" w:semiHidden="1" w:unhideWhenUsed="1"/>
+    <w:lsdException w:name="Unresolved Mention" w:semiHidden="1" w:unhideWhenUsed="1"/>
+    <w:lsdException w:name="Smart Link" w:semiHidden="1" w:unhideWhenUsed="1"/>
   </w:latentStyles>
-  <w:style w:default="1" w:styleId="Normalny" w:type="paragraph">
+  <w:style w:default="1" w:styleId="Normal" w:type="paragraph">
     <w:name w:val="Normal"/>
     <w:qFormat/>
-    <w:rsid w:val="00401DA4"/>
-  </w:style>
-  <w:style w:styleId="Nagwek1" w:type="paragraph">
+    <w:rsid w:val="005966BF"/>
+    <w:pPr>
+      <w:spacing w:line="18pt" w:lineRule="auto"/>
+      <w:jc w:val="both"/>
+    </w:pPr>
+  </w:style>
+  <w:style w:styleId="Heading1" w:type="paragraph">
     <w:name w:val="heading 1"/>
-    <w:basedOn w:val="Normalny"/>
-    <w:next w:val="Normalny"/>
-    <w:link w:val="Nagwek1Znak"/>
+    <w:basedOn w:val="Normal"/>
+    <w:next w:val="Normal"/>
+    <w:link w:val="Heading1Char"/>
     <w:uiPriority w:val="9"/>
     <w:qFormat/>
-    <w:rsid w:val="00DF1295"/>
+    <w:rsid w:val="00797A10"/>
     <w:pPr>
       <w:keepNext/>
       <w:keepLines/>
-      <w:spacing w:after="0pt" w:before="12pt"/>
+      <w:spacing w:after="4pt" w:before="18pt"/>
+      <w:jc w:val="center"/>
       <w:outlineLvl w:val="0"/>
     </w:pPr>
     <w:rPr>
       <w:rFonts w:asciiTheme="majorHAnsi" w:cstheme="majorBidi" w:eastAsiaTheme="majorEastAsia" w:hAnsiTheme="majorHAnsi"/>
-      <w:color w:themeColor="accent1" w:themeShade="BF" w:val="2E74B5"/>
+      <w:sz w:val="48"/>
+      <w:szCs w:val="40"/>
+    </w:rPr>
+  </w:style>
+  <w:style w:styleId="Heading2" w:type="paragraph">
+    <w:name w:val="heading 2"/>
+    <w:basedOn w:val="Heading1"/>
+    <w:next w:val="Normal"/>
+    <w:link w:val="Heading2Char"/>
+    <w:uiPriority w:val="9"/>
+    <w:unhideWhenUsed/>
+    <w:qFormat/>
+    <w:rsid w:val="00797A10"/>
+    <w:pPr>
+      <w:pBdr>
+        <w:bottom w:color="auto" w:space="1" w:sz="4" w:val="single"/>
+      </w:pBdr>
+      <w:spacing w:after="10pt" w:before="14pt"/>
+      <w:outlineLvl w:val="1"/>
+    </w:pPr>
+    <w:rPr>
+      <w:b/>
+      <w:color w:themeColor="accent1" w:themeShade="80" w:val="1F3864"/>
       <w:sz w:val="32"/>
       <w:szCs w:val="32"/>
     </w:rPr>
   </w:style>
-  <w:style w:default="1" w:styleId="Domylnaczcionkaakapitu" w:type="character">
+  <w:style w:styleId="Heading3" w:type="paragraph">
+    <w:name w:val="heading 3"/>
+    <w:basedOn w:val="Heading1"/>
+    <w:next w:val="Normal"/>
+    <w:link w:val="Heading3Char"/>
+    <w:uiPriority w:val="9"/>
+    <w:unhideWhenUsed/>
+    <w:qFormat/>
+    <w:rsid w:val="00797A10"/>
+    <w:pPr>
+      <w:spacing w:before="8pt"/>
+      <w:outlineLvl w:val="2"/>
+    </w:pPr>
+    <w:rPr>
+      <w:b/>
+      <w:sz w:val="24"/>
+      <w:szCs w:val="28"/>
+    </w:rPr>
+  </w:style>
+  <w:style w:styleId="Heading4" w:type="paragraph">
+    <w:name w:val="heading 4"/>
+    <w:basedOn w:val="Normal"/>
+    <w:next w:val="Normal"/>
+    <w:link w:val="Heading4Char"/>
+    <w:uiPriority w:val="9"/>
+    <w:semiHidden/>
+    <w:unhideWhenUsed/>
+    <w:qFormat/>
+    <w:rsid w:val="00797A10"/>
+    <w:pPr>
+      <w:keepNext/>
+      <w:keepLines/>
+      <w:spacing w:after="2pt" w:before="4pt"/>
+      <w:outlineLvl w:val="3"/>
+    </w:pPr>
+    <w:rPr>
+      <w:rFonts w:cstheme="majorBidi" w:eastAsiaTheme="majorEastAsia"/>
+      <w:i/>
+      <w:iCs/>
+      <w:color w:themeColor="accent1" w:themeShade="BF" w:val="2F5496"/>
+    </w:rPr>
+  </w:style>
+  <w:style w:styleId="Heading5" w:type="paragraph">
+    <w:name w:val="heading 5"/>
+    <w:basedOn w:val="Normal"/>
+    <w:next w:val="Normal"/>
+    <w:link w:val="Heading5Char"/>
+    <w:uiPriority w:val="9"/>
+    <w:semiHidden/>
+    <w:unhideWhenUsed/>
+    <w:qFormat/>
+    <w:rsid w:val="00797A10"/>
+    <w:pPr>
+      <w:keepNext/>
+      <w:keepLines/>
+      <w:spacing w:after="2pt" w:before="4pt"/>
+      <w:outlineLvl w:val="4"/>
+    </w:pPr>
+    <w:rPr>
+      <w:rFonts w:cstheme="majorBidi" w:eastAsiaTheme="majorEastAsia"/>
+      <w:color w:themeColor="accent1" w:themeShade="BF" w:val="2F5496"/>
+    </w:rPr>
+  </w:style>
+  <w:style w:styleId="Heading6" w:type="paragraph">
+    <w:name w:val="heading 6"/>
+    <w:basedOn w:val="Normal"/>
+    <w:next w:val="Normal"/>
+    <w:link w:val="Heading6Char"/>
+    <w:uiPriority w:val="9"/>
+    <w:semiHidden/>
+    <w:unhideWhenUsed/>
+    <w:qFormat/>
+    <w:rsid w:val="00797A10"/>
+    <w:pPr>
+      <w:keepNext/>
+      <w:keepLines/>
+      <w:spacing w:after="0pt" w:before="2pt"/>
+      <w:outlineLvl w:val="5"/>
+    </w:pPr>
+    <w:rPr>
+      <w:rFonts w:cstheme="majorBidi" w:eastAsiaTheme="majorEastAsia"/>
+      <w:i/>
+      <w:iCs/>
+      <w:color w:themeColor="text1" w:themeTint="A6" w:val="595959"/>
+    </w:rPr>
+  </w:style>
+  <w:style w:styleId="Heading7" w:type="paragraph">
+    <w:name w:val="heading 7"/>
+    <w:basedOn w:val="Normal"/>
+    <w:next w:val="Normal"/>
+    <w:link w:val="Heading7Char"/>
+    <w:uiPriority w:val="9"/>
+    <w:semiHidden/>
+    <w:unhideWhenUsed/>
+    <w:qFormat/>
+    <w:rsid w:val="00797A10"/>
+    <w:pPr>
+      <w:keepNext/>
+      <w:keepLines/>
+      <w:spacing w:after="0pt" w:before="2pt"/>
+      <w:outlineLvl w:val="6"/>
+    </w:pPr>
+    <w:rPr>
+      <w:rFonts w:cstheme="majorBidi" w:eastAsiaTheme="majorEastAsia"/>
+      <w:color w:themeColor="text1" w:themeTint="A6" w:val="595959"/>
+    </w:rPr>
+  </w:style>
+  <w:style w:styleId="Heading8" w:type="paragraph">
+    <w:name w:val="heading 8"/>
+    <w:basedOn w:val="Normal"/>
+    <w:next w:val="Normal"/>
+    <w:link w:val="Heading8Char"/>
+    <w:uiPriority w:val="9"/>
+    <w:semiHidden/>
+    <w:unhideWhenUsed/>
+    <w:qFormat/>
+    <w:rsid w:val="00797A10"/>
+    <w:pPr>
+      <w:keepNext/>
+      <w:keepLines/>
+      <w:spacing w:after="0pt"/>
+      <w:outlineLvl w:val="7"/>
+    </w:pPr>
+    <w:rPr>
+      <w:rFonts w:cstheme="majorBidi" w:eastAsiaTheme="majorEastAsia"/>
+      <w:i/>
+      <w:iCs/>
+      <w:color w:themeColor="text1" w:themeTint="D8" w:val="272727"/>
+    </w:rPr>
+  </w:style>
+  <w:style w:styleId="Heading9" w:type="paragraph">
+    <w:name w:val="heading 9"/>
+    <w:basedOn w:val="Normal"/>
+    <w:next w:val="Normal"/>
+    <w:link w:val="Heading9Char"/>
+    <w:uiPriority w:val="9"/>
+    <w:semiHidden/>
+    <w:unhideWhenUsed/>
+    <w:qFormat/>
+    <w:rsid w:val="00797A10"/>
+    <w:pPr>
+      <w:keepNext/>
+      <w:keepLines/>
+      <w:spacing w:after="0pt"/>
+      <w:outlineLvl w:val="8"/>
+    </w:pPr>
+    <w:rPr>
+      <w:rFonts w:cstheme="majorBidi" w:eastAsiaTheme="majorEastAsia"/>
+      <w:color w:themeColor="text1" w:themeTint="D8" w:val="272727"/>
+    </w:rPr>
+  </w:style>
+  <w:style w:default="1" w:styleId="DefaultParagraphFont" w:type="character">
     <w:name w:val="Default Paragraph Font"/>
     <w:uiPriority w:val="1"/>
     <w:semiHidden/>
     <w:unhideWhenUsed/>
   </w:style>
-  <w:style w:default="1" w:styleId="Standardowy" w:type="table">
+  <w:style w:default="1" w:styleId="TableNormal" w:type="table">
     <w:name w:val="Normal Table"/>
     <w:uiPriority w:val="99"/>
     <w:semiHidden/>
@@ -1980,297 +1893,363 @@
       </w:tblCellMar>
     </w:tblPr>
   </w:style>
-  <w:style w:default="1" w:styleId="Bezlisty" w:type="numbering">
+  <w:style w:default="1" w:styleId="NoList" w:type="numbering">
     <w:name w:val="No List"/>
     <w:uiPriority w:val="99"/>
     <w:semiHidden/>
     <w:unhideWhenUsed/>
   </w:style>
-  <w:style w:customStyle="1" w:styleId="Nagwek31" w:type="paragraph">
-    <w:name w:val="Nagłówek 31"/>
-    <w:basedOn w:val="Normalny"/>
-    <w:next w:val="Normalny"/>
+  <w:style w:customStyle="1" w:styleId="Heading1Char" w:type="character">
+    <w:name w:val="Heading 1 Char"/>
+    <w:basedOn w:val="DefaultParagraphFont"/>
+    <w:link w:val="Heading1"/>
+    <w:uiPriority w:val="9"/>
+    <w:rsid w:val="00797A10"/>
+    <w:rPr>
+      <w:rFonts w:asciiTheme="majorHAnsi" w:cstheme="majorBidi" w:eastAsiaTheme="majorEastAsia" w:hAnsiTheme="majorHAnsi"/>
+      <w:sz w:val="48"/>
+      <w:szCs w:val="40"/>
+    </w:rPr>
+  </w:style>
+  <w:style w:customStyle="1" w:styleId="Heading2Char" w:type="character">
+    <w:name w:val="Heading 2 Char"/>
+    <w:basedOn w:val="DefaultParagraphFont"/>
+    <w:link w:val="Heading2"/>
+    <w:uiPriority w:val="9"/>
+    <w:rsid w:val="00797A10"/>
+    <w:rPr>
+      <w:rFonts w:asciiTheme="majorHAnsi" w:cstheme="majorBidi" w:eastAsiaTheme="majorEastAsia" w:hAnsiTheme="majorHAnsi"/>
+      <w:b/>
+      <w:color w:themeColor="accent1" w:themeShade="80" w:val="1F3864"/>
+      <w:sz w:val="32"/>
+      <w:szCs w:val="32"/>
+    </w:rPr>
+  </w:style>
+  <w:style w:customStyle="1" w:styleId="Heading3Char" w:type="character">
+    <w:name w:val="Heading 3 Char"/>
+    <w:basedOn w:val="DefaultParagraphFont"/>
+    <w:link w:val="Heading3"/>
+    <w:uiPriority w:val="9"/>
+    <w:rsid w:val="00797A10"/>
+    <w:rPr>
+      <w:rFonts w:asciiTheme="majorHAnsi" w:cstheme="majorBidi" w:eastAsiaTheme="majorEastAsia" w:hAnsiTheme="majorHAnsi"/>
+      <w:b/>
+      <w:sz w:val="24"/>
+      <w:szCs w:val="28"/>
+    </w:rPr>
+  </w:style>
+  <w:style w:customStyle="1" w:styleId="Heading4Char" w:type="character">
+    <w:name w:val="Heading 4 Char"/>
+    <w:basedOn w:val="DefaultParagraphFont"/>
+    <w:link w:val="Heading4"/>
+    <w:uiPriority w:val="9"/>
+    <w:semiHidden/>
+    <w:rsid w:val="00797A10"/>
+    <w:rPr>
+      <w:rFonts w:cstheme="majorBidi" w:eastAsiaTheme="majorEastAsia"/>
+      <w:i/>
+      <w:iCs/>
+      <w:color w:themeColor="accent1" w:themeShade="BF" w:val="2F5496"/>
+    </w:rPr>
+  </w:style>
+  <w:style w:customStyle="1" w:styleId="Heading5Char" w:type="character">
+    <w:name w:val="Heading 5 Char"/>
+    <w:basedOn w:val="DefaultParagraphFont"/>
+    <w:link w:val="Heading5"/>
+    <w:uiPriority w:val="9"/>
+    <w:semiHidden/>
+    <w:rsid w:val="00797A10"/>
+    <w:rPr>
+      <w:rFonts w:cstheme="majorBidi" w:eastAsiaTheme="majorEastAsia"/>
+      <w:color w:themeColor="accent1" w:themeShade="BF" w:val="2F5496"/>
+    </w:rPr>
+  </w:style>
+  <w:style w:customStyle="1" w:styleId="Heading6Char" w:type="character">
+    <w:name w:val="Heading 6 Char"/>
+    <w:basedOn w:val="DefaultParagraphFont"/>
+    <w:link w:val="Heading6"/>
+    <w:uiPriority w:val="9"/>
+    <w:semiHidden/>
+    <w:rsid w:val="00797A10"/>
+    <w:rPr>
+      <w:rFonts w:cstheme="majorBidi" w:eastAsiaTheme="majorEastAsia"/>
+      <w:i/>
+      <w:iCs/>
+      <w:color w:themeColor="text1" w:themeTint="A6" w:val="595959"/>
+    </w:rPr>
+  </w:style>
+  <w:style w:customStyle="1" w:styleId="Heading7Char" w:type="character">
+    <w:name w:val="Heading 7 Char"/>
+    <w:basedOn w:val="DefaultParagraphFont"/>
+    <w:link w:val="Heading7"/>
+    <w:uiPriority w:val="9"/>
+    <w:semiHidden/>
+    <w:rsid w:val="00797A10"/>
+    <w:rPr>
+      <w:rFonts w:cstheme="majorBidi" w:eastAsiaTheme="majorEastAsia"/>
+      <w:color w:themeColor="text1" w:themeTint="A6" w:val="595959"/>
+    </w:rPr>
+  </w:style>
+  <w:style w:customStyle="1" w:styleId="Heading8Char" w:type="character">
+    <w:name w:val="Heading 8 Char"/>
+    <w:basedOn w:val="DefaultParagraphFont"/>
+    <w:link w:val="Heading8"/>
+    <w:uiPriority w:val="9"/>
+    <w:semiHidden/>
+    <w:rsid w:val="00797A10"/>
+    <w:rPr>
+      <w:rFonts w:cstheme="majorBidi" w:eastAsiaTheme="majorEastAsia"/>
+      <w:i/>
+      <w:iCs/>
+      <w:color w:themeColor="text1" w:themeTint="D8" w:val="272727"/>
+    </w:rPr>
+  </w:style>
+  <w:style w:customStyle="1" w:styleId="Heading9Char" w:type="character">
+    <w:name w:val="Heading 9 Char"/>
+    <w:basedOn w:val="DefaultParagraphFont"/>
+    <w:link w:val="Heading9"/>
+    <w:uiPriority w:val="9"/>
+    <w:semiHidden/>
+    <w:rsid w:val="00797A10"/>
+    <w:rPr>
+      <w:rFonts w:cstheme="majorBidi" w:eastAsiaTheme="majorEastAsia"/>
+      <w:color w:themeColor="text1" w:themeTint="D8" w:val="272727"/>
+    </w:rPr>
+  </w:style>
+  <w:style w:styleId="Title" w:type="paragraph">
+    <w:name w:val="Title"/>
+    <w:basedOn w:val="Normal"/>
+    <w:next w:val="Normal"/>
+    <w:link w:val="TitleChar"/>
+    <w:uiPriority w:val="10"/>
+    <w:qFormat/>
+    <w:rsid w:val="00797A10"/>
+    <w:pPr>
+      <w:spacing w:after="4pt" w:line="12pt" w:lineRule="auto"/>
+      <w:contextualSpacing/>
+    </w:pPr>
+    <w:rPr>
+      <w:rFonts w:asciiTheme="majorHAnsi" w:cstheme="majorBidi" w:eastAsiaTheme="majorEastAsia" w:hAnsiTheme="majorHAnsi"/>
+      <w:spacing w:val="-10"/>
+      <w:kern w:val="28"/>
+      <w:sz w:val="56"/>
+      <w:szCs w:val="56"/>
+    </w:rPr>
+  </w:style>
+  <w:style w:customStyle="1" w:styleId="TitleChar" w:type="character">
+    <w:name w:val="Title Char"/>
+    <w:basedOn w:val="DefaultParagraphFont"/>
+    <w:link w:val="Title"/>
+    <w:uiPriority w:val="10"/>
+    <w:rsid w:val="00797A10"/>
+    <w:rPr>
+      <w:rFonts w:asciiTheme="majorHAnsi" w:cstheme="majorBidi" w:eastAsiaTheme="majorEastAsia" w:hAnsiTheme="majorHAnsi"/>
+      <w:spacing w:val="-10"/>
+      <w:kern w:val="28"/>
+      <w:sz w:val="56"/>
+      <w:szCs w:val="56"/>
+    </w:rPr>
+  </w:style>
+  <w:style w:styleId="Subtitle" w:type="paragraph">
+    <w:name w:val="Subtitle"/>
+    <w:basedOn w:val="Normal"/>
+    <w:next w:val="Normal"/>
+    <w:link w:val="SubtitleChar"/>
+    <w:uiPriority w:val="11"/>
+    <w:qFormat/>
+    <w:rsid w:val="00797A10"/>
+    <w:pPr>
+      <w:numPr>
+        <w:ilvl w:val="1"/>
+      </w:numPr>
+    </w:pPr>
+    <w:rPr>
+      <w:rFonts w:cstheme="majorBidi" w:eastAsiaTheme="majorEastAsia"/>
+      <w:color w:themeColor="text1" w:themeTint="A6" w:val="595959"/>
+      <w:spacing w:val="15"/>
+      <w:sz w:val="28"/>
+      <w:szCs w:val="28"/>
+    </w:rPr>
+  </w:style>
+  <w:style w:customStyle="1" w:styleId="SubtitleChar" w:type="character">
+    <w:name w:val="Subtitle Char"/>
+    <w:basedOn w:val="DefaultParagraphFont"/>
+    <w:link w:val="Subtitle"/>
+    <w:uiPriority w:val="11"/>
+    <w:rsid w:val="00797A10"/>
+    <w:rPr>
+      <w:rFonts w:cstheme="majorBidi" w:eastAsiaTheme="majorEastAsia"/>
+      <w:color w:themeColor="text1" w:themeTint="A6" w:val="595959"/>
+      <w:spacing w:val="15"/>
+      <w:sz w:val="28"/>
+      <w:szCs w:val="28"/>
+    </w:rPr>
+  </w:style>
+  <w:style w:styleId="Quote" w:type="paragraph">
+    <w:name w:val="Quote"/>
+    <w:basedOn w:val="Normal"/>
+    <w:next w:val="Normal"/>
+    <w:link w:val="QuoteChar"/>
+    <w:uiPriority w:val="29"/>
+    <w:qFormat/>
+    <w:rsid w:val="00797A10"/>
+    <w:pPr>
+      <w:spacing w:before="8pt"/>
+      <w:jc w:val="center"/>
+    </w:pPr>
+    <w:rPr>
+      <w:i/>
+      <w:iCs/>
+      <w:color w:themeColor="text1" w:themeTint="BF" w:val="404040"/>
+    </w:rPr>
+  </w:style>
+  <w:style w:customStyle="1" w:styleId="QuoteChar" w:type="character">
+    <w:name w:val="Quote Char"/>
+    <w:basedOn w:val="DefaultParagraphFont"/>
+    <w:link w:val="Quote"/>
+    <w:uiPriority w:val="29"/>
+    <w:rsid w:val="00797A10"/>
+    <w:rPr>
+      <w:i/>
+      <w:iCs/>
+      <w:color w:themeColor="text1" w:themeTint="BF" w:val="404040"/>
+    </w:rPr>
+  </w:style>
+  <w:style w:styleId="ListParagraph" w:type="paragraph">
+    <w:name w:val="List Paragraph"/>
+    <w:basedOn w:val="Normal"/>
+    <w:uiPriority w:val="34"/>
+    <w:qFormat/>
+    <w:rsid w:val="00797A10"/>
+    <w:pPr>
+      <w:ind w:start="36pt"/>
+      <w:contextualSpacing/>
+    </w:pPr>
+  </w:style>
+  <w:style w:styleId="IntenseEmphasis" w:type="character">
+    <w:name w:val="Intense Emphasis"/>
+    <w:basedOn w:val="DefaultParagraphFont"/>
+    <w:uiPriority w:val="21"/>
+    <w:qFormat/>
+    <w:rsid w:val="00797A10"/>
+    <w:rPr>
+      <w:i/>
+      <w:iCs/>
+      <w:color w:themeColor="accent1" w:themeShade="BF" w:val="2F5496"/>
+    </w:rPr>
+  </w:style>
+  <w:style w:styleId="IntenseQuote" w:type="paragraph">
+    <w:name w:val="Intense Quote"/>
+    <w:basedOn w:val="Normal"/>
+    <w:next w:val="Normal"/>
+    <w:link w:val="IntenseQuoteChar"/>
+    <w:uiPriority w:val="30"/>
+    <w:qFormat/>
+    <w:rsid w:val="00797A10"/>
+    <w:pPr>
+      <w:pBdr>
+        <w:top w:color="2F5496" w:space="10" w:sz="4" w:themeColor="accent1" w:themeShade="BF" w:val="single"/>
+        <w:bottom w:color="2F5496" w:space="10" w:sz="4" w:themeColor="accent1" w:themeShade="BF" w:val="single"/>
+      </w:pBdr>
+      <w:spacing w:after="18pt" w:before="18pt"/>
+      <w:ind w:end="43.20pt" w:start="43.20pt"/>
+      <w:jc w:val="center"/>
+    </w:pPr>
+    <w:rPr>
+      <w:i/>
+      <w:iCs/>
+      <w:color w:themeColor="accent1" w:themeShade="BF" w:val="2F5496"/>
+    </w:rPr>
+  </w:style>
+  <w:style w:customStyle="1" w:styleId="IntenseQuoteChar" w:type="character">
+    <w:name w:val="Intense Quote Char"/>
+    <w:basedOn w:val="DefaultParagraphFont"/>
+    <w:link w:val="IntenseQuote"/>
+    <w:uiPriority w:val="30"/>
+    <w:rsid w:val="00797A10"/>
+    <w:rPr>
+      <w:i/>
+      <w:iCs/>
+      <w:color w:themeColor="accent1" w:themeShade="BF" w:val="2F5496"/>
+    </w:rPr>
+  </w:style>
+  <w:style w:styleId="IntenseReference" w:type="character">
+    <w:name w:val="Intense Reference"/>
+    <w:basedOn w:val="DefaultParagraphFont"/>
+    <w:uiPriority w:val="32"/>
+    <w:qFormat/>
+    <w:rsid w:val="00797A10"/>
+    <w:rPr>
+      <w:b/>
+      <w:bCs/>
+      <w:smallCaps/>
+      <w:color w:themeColor="accent1" w:themeShade="BF" w:val="2F5496"/>
+      <w:spacing w:val="5"/>
+    </w:rPr>
+  </w:style>
+  <w:style w:styleId="ListBullet" w:type="paragraph">
+    <w:name w:val="List Bullet"/>
+    <w:basedOn w:val="ListBullet2"/>
+    <w:uiPriority w:val="99"/>
     <w:unhideWhenUsed/>
-    <w:qFormat/>
-    <w:rsid w:val="002F5713"/>
+    <w:rsid w:val="00797A10"/>
     <w:pPr>
-      <w:keepNext/>
-      <w:keepLines/>
       <w:numPr>
-        <w:ilvl w:val="2"/>
         <w:numId w:val="1"/>
       </w:numPr>
-      <w:spacing w:after="6pt" w:before="16pt"/>
-      <w:outlineLvl w:val="2"/>
+      <w:spacing w:after="20pt" w:before="12pt"/>
+      <w:ind w:start="36pt"/>
     </w:pPr>
-    <w:rPr>
-      <w:rFonts w:ascii="Calibri" w:cs="Times New Roman" w:eastAsia="Times New Roman" w:hAnsi="Calibri"/>
-      <w:bCs/>
-    </w:rPr>
-  </w:style>
-  <w:style w:customStyle="1" w:styleId="Styl4" w:type="paragraph">
-    <w:name w:val="Styl4"/>
-    <w:basedOn w:val="Nagwek1"/>
-    <w:link w:val="Styl4Znak"/>
-    <w:qFormat/>
-    <w:rsid w:val="00DF1295"/>
-    <w:pPr>
-      <w:numPr>
-        <w:numId w:val="3"/>
-      </w:numPr>
-      <w:ind w:hanging="18pt"/>
-    </w:pPr>
-    <w:rPr>
-      <w:rFonts w:eastAsia="Arial"/>
-    </w:rPr>
-  </w:style>
-  <w:style w:customStyle="1" w:styleId="Styl4Znak" w:type="character">
-    <w:name w:val="Styl4 Znak"/>
-    <w:basedOn w:val="Nagwek1Znak"/>
-    <w:link w:val="Styl4"/>
-    <w:rsid w:val="00DF1295"/>
-    <w:rPr>
-      <w:rFonts w:asciiTheme="majorHAnsi" w:cstheme="majorBidi" w:eastAsia="Arial" w:hAnsiTheme="majorHAnsi"/>
-      <w:color w:themeColor="accent1" w:themeShade="BF" w:val="2E74B5"/>
-      <w:sz w:val="32"/>
-      <w:szCs w:val="32"/>
-    </w:rPr>
-  </w:style>
-  <w:style w:customStyle="1" w:styleId="Nagwek1Znak" w:type="character">
-    <w:name w:val="Nagłówek 1 Znak"/>
-    <w:basedOn w:val="Domylnaczcionkaakapitu"/>
-    <w:link w:val="Nagwek1"/>
-    <w:uiPriority w:val="9"/>
-    <w:rsid w:val="00DF1295"/>
-    <w:rPr>
-      <w:rFonts w:asciiTheme="majorHAnsi" w:cstheme="majorBidi" w:eastAsiaTheme="majorEastAsia" w:hAnsiTheme="majorHAnsi"/>
-      <w:color w:themeColor="accent1" w:themeShade="BF" w:val="2E74B5"/>
-      <w:sz w:val="32"/>
-      <w:szCs w:val="32"/>
-    </w:rPr>
-  </w:style>
-  <w:style w:customStyle="1" w:styleId="heading1cV" w:type="paragraph">
-    <w:name w:val="heading 1 cV"/>
-    <w:basedOn w:val="Nagwek1"/>
-    <w:link w:val="heading1cVZnak"/>
-    <w:qFormat/>
-    <w:rsid w:val="00ED2EA3"/>
-    <w:pPr>
-      <w:jc w:val="center"/>
-    </w:pPr>
-    <w:rPr>
-      <w:color w:val="auto"/>
-      <w:sz w:val="48"/>
-    </w:rPr>
-  </w:style>
-  <w:style w:customStyle="1" w:styleId="heading2cv" w:type="paragraph">
-    <w:name w:val="heading 2 cv"/>
-    <w:basedOn w:val="heading1cV"/>
-    <w:link w:val="heading2cvZnak"/>
-    <w:qFormat/>
-    <w:rsid w:val="00ED2EA3"/>
-    <w:pPr>
-      <w:pBdr>
-        <w:bottom w:color="auto" w:space="1" w:sz="4" w:val="single"/>
-      </w:pBdr>
-      <w:spacing w:after="6pt" w:before="18pt"/>
-    </w:pPr>
-    <w:rPr>
-      <w:b/>
-      <w:color w:themeColor="accent1" w:themeShade="80" w:val="1F4E79"/>
-      <w:sz w:val="32"/>
-    </w:rPr>
-  </w:style>
-  <w:style w:customStyle="1" w:styleId="heading1cVZnak" w:type="character">
-    <w:name w:val="heading 1 cV Znak"/>
-    <w:basedOn w:val="Nagwek1Znak"/>
-    <w:link w:val="heading1cV"/>
-    <w:rsid w:val="00ED2EA3"/>
-    <w:rPr>
-      <w:rFonts w:asciiTheme="majorHAnsi" w:cstheme="majorBidi" w:eastAsiaTheme="majorEastAsia" w:hAnsiTheme="majorHAnsi"/>
-      <w:color w:themeColor="accent1" w:themeShade="BF" w:val="2E74B5"/>
-      <w:sz w:val="48"/>
-      <w:szCs w:val="32"/>
-    </w:rPr>
-  </w:style>
-  <w:style w:customStyle="1" w:styleId="heading3cv" w:type="paragraph">
-    <w:name w:val="heading 3 cv"/>
-    <w:basedOn w:val="heading1cV"/>
-    <w:link w:val="heading3cvZnak"/>
-    <w:qFormat/>
-    <w:rsid w:val="00805F09"/>
-    <w:rPr>
-      <w:b/>
-      <w:sz w:val="24"/>
-    </w:rPr>
-  </w:style>
-  <w:style w:customStyle="1" w:styleId="heading2cvZnak" w:type="character">
-    <w:name w:val="heading 2 cv Znak"/>
-    <w:basedOn w:val="heading1cVZnak"/>
-    <w:link w:val="heading2cv"/>
-    <w:rsid w:val="00ED2EA3"/>
-    <w:rPr>
-      <w:rFonts w:asciiTheme="majorHAnsi" w:cstheme="majorBidi" w:eastAsiaTheme="majorEastAsia" w:hAnsiTheme="majorHAnsi"/>
-      <w:b/>
-      <w:color w:themeColor="accent1" w:themeShade="80" w:val="1F4E79"/>
-      <w:sz w:val="32"/>
-      <w:szCs w:val="32"/>
-    </w:rPr>
-  </w:style>
-  <w:style w:customStyle="1" w:styleId="normalcv" w:type="paragraph">
-    <w:name w:val="normal cv"/>
-    <w:basedOn w:val="heading3cv"/>
-    <w:link w:val="normalcvZnak"/>
-    <w:qFormat/>
-    <w:rsid w:val="00805F09"/>
-    <w:pPr>
-      <w:spacing w:line="18pt" w:lineRule="auto"/>
-      <w:jc w:val="both"/>
-    </w:pPr>
-    <w:rPr>
-      <w:rFonts w:asciiTheme="minorHAnsi" w:hAnsiTheme="minorHAnsi"/>
-      <w:b w:val="0"/>
-      <w:sz w:val="22"/>
-    </w:rPr>
-  </w:style>
-  <w:style w:customStyle="1" w:styleId="heading3cvZnak" w:type="character">
-    <w:name w:val="heading 3 cv Znak"/>
-    <w:basedOn w:val="heading1cVZnak"/>
-    <w:link w:val="heading3cv"/>
-    <w:rsid w:val="00805F09"/>
-    <w:rPr>
-      <w:rFonts w:asciiTheme="majorHAnsi" w:cstheme="majorBidi" w:eastAsiaTheme="majorEastAsia" w:hAnsiTheme="majorHAnsi"/>
-      <w:b/>
-      <w:color w:themeColor="accent1" w:themeShade="BF" w:val="2E74B5"/>
-      <w:sz w:val="24"/>
-      <w:szCs w:val="32"/>
-    </w:rPr>
-  </w:style>
-  <w:style w:customStyle="1" w:styleId="listbulletcv" w:type="paragraph">
-    <w:name w:val="list bullet cv"/>
-    <w:basedOn w:val="Listapunktowana"/>
-    <w:link w:val="listbulletcvZnak"/>
-    <w:qFormat/>
-    <w:rsid w:val="00805F09"/>
-    <w:pPr>
-      <w:spacing w:after="0pt" w:before="12pt" w:line="18pt" w:lineRule="auto"/>
-      <w:ind w:start="35.40pt"/>
-    </w:pPr>
-    <w:rPr>
-      <w:sz w:val="22"/>
-    </w:rPr>
-  </w:style>
-  <w:style w:customStyle="1" w:styleId="normalcvZnak" w:type="character">
-    <w:name w:val="normal cv Znak"/>
-    <w:basedOn w:val="heading3cvZnak"/>
-    <w:link w:val="normalcv"/>
-    <w:rsid w:val="00805F09"/>
-    <w:rPr>
-      <w:rFonts w:asciiTheme="majorHAnsi" w:cstheme="majorBidi" w:eastAsiaTheme="majorEastAsia" w:hAnsiTheme="majorHAnsi"/>
-      <w:b w:val="0"/>
-      <w:color w:themeColor="accent1" w:themeShade="BF" w:val="2E74B5"/>
-      <w:sz w:val="22"/>
-      <w:szCs w:val="32"/>
-    </w:rPr>
-  </w:style>
-  <w:style w:customStyle="1" w:styleId="strong" w:type="character">
-    <w:name w:val="strong"/>
-    <w:basedOn w:val="Domylnaczcionkaakapitu"/>
-    <w:uiPriority w:val="1"/>
-    <w:qFormat/>
-    <w:rsid w:val="00EC37B7"/>
-    <w:rPr>
-      <w:b/>
-    </w:rPr>
-  </w:style>
-  <w:style w:customStyle="1" w:styleId="listbulletcvZnak" w:type="character">
-    <w:name w:val="list bullet cv Znak"/>
-    <w:basedOn w:val="normalcvZnak"/>
-    <w:link w:val="listbulletcv"/>
-    <w:rsid w:val="00805F09"/>
-    <w:rPr>
-      <w:rFonts w:asciiTheme="majorHAnsi" w:cstheme="majorBidi" w:eastAsiaTheme="majorEastAsia" w:hAnsiTheme="majorHAnsi"/>
-      <w:b w:val="0"/>
-      <w:color w:themeColor="accent1" w:themeShade="BF" w:val="2E74B5"/>
-      <w:sz w:val="22"/>
-      <w:szCs w:val="32"/>
-    </w:rPr>
-  </w:style>
-  <w:style w:customStyle="1" w:styleId="emphasis" w:type="character">
-    <w:name w:val="emphasis"/>
-    <w:basedOn w:val="Domylnaczcionkaakapitu"/>
-    <w:uiPriority w:val="1"/>
-    <w:qFormat/>
-    <w:rsid w:val="00EC37B7"/>
-    <w:rPr>
-      <w:b w:val="0"/>
-      <w:i/>
-    </w:rPr>
-  </w:style>
-  <w:style w:customStyle="1" w:styleId="hyperlink" w:type="character">
-    <w:name w:val="hyperlink"/>
-    <w:basedOn w:val="Hipercze"/>
-    <w:uiPriority w:val="1"/>
-    <w:qFormat/>
-    <w:rsid w:val="00EC37B7"/>
-    <w:rPr>
-      <w:color w:themeColor="background2" w:themeShade="80" w:val="767171"/>
-      <w:u w:val="none"/>
-    </w:rPr>
-  </w:style>
-  <w:style w:customStyle="1" w:styleId="daty" w:type="paragraph">
-    <w:name w:val="daty"/>
-    <w:basedOn w:val="normalcv"/>
-    <w:link w:val="datyZnak"/>
-    <w:qFormat/>
-    <w:rsid w:val="00805F09"/>
-    <w:pPr>
-      <w:jc w:val="center"/>
-    </w:pPr>
-    <w:rPr>
-      <w:i/>
-      <w:lang w:val="en-GB"/>
-    </w:rPr>
-  </w:style>
-  <w:style w:styleId="Hipercze" w:type="character">
-    <w:name w:val="Hyperlink"/>
-    <w:basedOn w:val="Domylnaczcionkaakapitu"/>
+  </w:style>
+  <w:style w:styleId="ListBullet2" w:type="paragraph">
+    <w:name w:val="List Bullet 2"/>
+    <w:basedOn w:val="Normal"/>
     <w:uiPriority w:val="99"/>
     <w:semiHidden/>
     <w:unhideWhenUsed/>
-    <w:rsid w:val="00EC37B7"/>
-    <w:rPr>
-      <w:color w:themeColor="hyperlink" w:val="0563C1"/>
-      <w:u w:val="single"/>
-    </w:rPr>
-  </w:style>
-  <w:style w:styleId="Listapunktowana" w:type="paragraph">
-    <w:name w:val="List Bullet"/>
-    <w:basedOn w:val="Normalny"/>
-    <w:uiPriority w:val="99"/>
-    <w:semiHidden/>
-    <w:unhideWhenUsed/>
-    <w:rsid w:val="00805F09"/>
+    <w:rsid w:val="00797A10"/>
     <w:pPr>
       <w:numPr>
-        <w:numId w:val="4"/>
+        <w:numId w:val="2"/>
       </w:numPr>
       <w:contextualSpacing/>
     </w:pPr>
   </w:style>
-  <w:style w:customStyle="1" w:styleId="datyZnak" w:type="character">
-    <w:name w:val="daty Znak"/>
-    <w:basedOn w:val="normalcvZnak"/>
-    <w:link w:val="daty"/>
-    <w:rsid w:val="00805F09"/>
-    <w:rPr>
-      <w:rFonts w:asciiTheme="majorHAnsi" w:cstheme="majorBidi" w:eastAsiaTheme="majorEastAsia" w:hAnsiTheme="majorHAnsi"/>
-      <w:b w:val="0"/>
+  <w:style w:styleId="Hyperlink" w:type="character">
+    <w:name w:val="Hyperlink"/>
+    <w:basedOn w:val="DefaultParagraphFont"/>
+    <w:uiPriority w:val="99"/>
+    <w:unhideWhenUsed/>
+    <w:rsid w:val="005966BF"/>
+    <w:rPr>
+      <w:color w:themeColor="background2" w:themeShade="80" w:val="767171"/>
+      <w:u w:val="none"/>
+    </w:rPr>
+  </w:style>
+  <w:style w:styleId="Emphasis" w:type="character">
+    <w:name w:val="Emphasis"/>
+    <w:basedOn w:val="DefaultParagraphFont"/>
+    <w:uiPriority w:val="20"/>
+    <w:qFormat/>
+    <w:rsid w:val="005966BF"/>
+    <w:rPr>
+      <w:rFonts w:asciiTheme="minorHAnsi" w:hAnsiTheme="minorHAnsi"/>
       <w:i/>
-      <w:color w:themeColor="accent1" w:themeShade="BF" w:val="2E74B5"/>
+      <w:iCs/>
       <w:sz w:val="22"/>
-      <w:szCs w:val="32"/>
-      <w:lang w:val="en-GB"/>
+    </w:rPr>
+  </w:style>
+  <w:style w:styleId="Strong" w:type="character">
+    <w:name w:val="Strong"/>
+    <w:basedOn w:val="DefaultParagraphFont"/>
+    <w:uiPriority w:val="22"/>
+    <w:qFormat/>
+    <w:rsid w:val="005966BF"/>
+    <w:rPr>
+      <w:rFonts w:asciiTheme="minorHAnsi" w:hAnsiTheme="minorHAnsi"/>
+      <w:b/>
+      <w:bCs/>
+      <w:sz w:val="22"/>
     </w:rPr>
   </w:style>
   <w:style w:type="paragraph" w:customStyle="1" w:styleId="SourceCode">
@@ -2527,7 +2506,7 @@
         <a:srgbClr val="E7E6E6"/>
       </a:lt2>
       <a:accent1>
-        <a:srgbClr val="5B9BD5"/>
+        <a:srgbClr val="4472C4"/>
       </a:accent1>
       <a:accent2>
         <a:srgbClr val="ED7D31"/>
@@ -2539,7 +2518,7 @@
         <a:srgbClr val="FFC000"/>
       </a:accent4>
       <a:accent5>
-        <a:srgbClr val="4472C4"/>
+        <a:srgbClr val="5B9BD5"/>
       </a:accent5>
       <a:accent6>
         <a:srgbClr val="70AD47"/>
@@ -2556,9 +2535,9 @@
         <a:latin typeface="Calibri Light" panose="020F0302020204030204"/>
         <a:ea typeface=""/>
         <a:cs typeface=""/>
-        <a:font script="Jpan" typeface="ＭＳ ゴシック"/>
+        <a:font script="Jpan" typeface="游ゴシック Light"/>
         <a:font script="Hang" typeface="맑은 고딕"/>
-        <a:font script="Hans" typeface="宋体"/>
+        <a:font script="Hans" typeface="等线 Light"/>
         <a:font script="Hant" typeface="新細明體"/>
         <a:font script="Arab" typeface="Times New Roman"/>
         <a:font script="Hebr" typeface="Times New Roman"/>
@@ -2586,14 +2565,31 @@
         <a:font script="Viet" typeface="Times New Roman"/>
         <a:font script="Uigh" typeface="Microsoft Uighur"/>
         <a:font script="Geor" typeface="Sylfaen"/>
+        <a:font script="Armn" typeface="Arial"/>
+        <a:font script="Bugi" typeface="Leelawadee UI"/>
+        <a:font script="Bopo" typeface="Microsoft JhengHei"/>
+        <a:font script="Java" typeface="Javanese Text"/>
+        <a:font script="Lisu" typeface="Segoe UI"/>
+        <a:font script="Mymr" typeface="Myanmar Text"/>
+        <a:font script="Nkoo" typeface="Ebrima"/>
+        <a:font script="Olck" typeface="Nirmala UI"/>
+        <a:font script="Osma" typeface="Ebrima"/>
+        <a:font script="Phag" typeface="Phagspa"/>
+        <a:font script="Syrn" typeface="Estrangelo Edessa"/>
+        <a:font script="Syrj" typeface="Estrangelo Edessa"/>
+        <a:font script="Syre" typeface="Estrangelo Edessa"/>
+        <a:font script="Sora" typeface="Nirmala UI"/>
+        <a:font script="Tale" typeface="Microsoft Tai Le"/>
+        <a:font script="Talu" typeface="Microsoft New Tai Lue"/>
+        <a:font script="Tfng" typeface="Ebrima"/>
       </a:majorFont>
       <a:minorFont>
         <a:latin typeface="Calibri" panose="020F0502020204030204"/>
         <a:ea typeface=""/>
         <a:cs typeface=""/>
-        <a:font script="Jpan" typeface="ＭＳ 明朝"/>
+        <a:font script="Jpan" typeface="游明朝"/>
         <a:font script="Hang" typeface="맑은 고딕"/>
-        <a:font script="Hans" typeface="宋体"/>
+        <a:font script="Hans" typeface="等线"/>
         <a:font script="Hant" typeface="新細明體"/>
         <a:font script="Arab" typeface="Arial"/>
         <a:font script="Hebr" typeface="Arial"/>
@@ -2621,6 +2617,23 @@
         <a:font script="Viet" typeface="Arial"/>
         <a:font script="Uigh" typeface="Microsoft Uighur"/>
         <a:font script="Geor" typeface="Sylfaen"/>
+        <a:font script="Armn" typeface="Arial"/>
+        <a:font script="Bugi" typeface="Leelawadee UI"/>
+        <a:font script="Bopo" typeface="Microsoft JhengHei"/>
+        <a:font script="Java" typeface="Javanese Text"/>
+        <a:font script="Lisu" typeface="Segoe UI"/>
+        <a:font script="Mymr" typeface="Myanmar Text"/>
+        <a:font script="Nkoo" typeface="Ebrima"/>
+        <a:font script="Olck" typeface="Nirmala UI"/>
+        <a:font script="Osma" typeface="Ebrima"/>
+        <a:font script="Phag" typeface="Phagspa"/>
+        <a:font script="Syrn" typeface="Estrangelo Edessa"/>
+        <a:font script="Syrj" typeface="Estrangelo Edessa"/>
+        <a:font script="Syre" typeface="Estrangelo Edessa"/>
+        <a:font script="Sora" typeface="Nirmala UI"/>
+        <a:font script="Tale" typeface="Microsoft Tai Le"/>
+        <a:font script="Talu" typeface="Microsoft New Tai Lue"/>
+        <a:font script="Tfng" typeface="Ebrima"/>
       </a:minorFont>
     </a:fontScheme>
     <a:fmtScheme name="Pakiet Office">

--- a/Michael_Forbes_CV.docx
+++ b/Michael_Forbes_CV.docx
@@ -45,7 +45,7 @@
         <w:t xml:space="preserve"> </w:t>
       </w:r>
       <w:r>
-        <w:t xml:space="preserve">Portfolio: https://github.com/michaelforbes-open/public_CV</w:t>
+        <w:t xml:space="preserve">Portfolio: github.com/michaelforbes-open/public_CV</w:t>
       </w:r>
     </w:p>
     <w:p>
@@ -69,7 +69,7 @@
           <w:iCs/>
           <w:i/>
         </w:rPr>
-        <w:t xml:space="preserve">Last updated: 20 August 2025 at 12:30 UTC</w:t>
+        <w:t xml:space="preserve">Last updated: 20 August 2025 at 12:52 UTC</w:t>
       </w:r>
     </w:p>
     <w:p>
@@ -1671,9 +1671,9 @@
   <w:style w:default="1" w:styleId="Normal" w:type="paragraph">
     <w:name w:val="Normal"/>
     <w:qFormat/>
-    <w:rsid w:val="005966BF"/>
+    <w:rsid w:val="00EB7710"/>
     <w:pPr>
-      <w:spacing w:line="18pt" w:lineRule="auto"/>
+      <w:spacing w:line="12pt" w:lineRule="auto"/>
       <w:jc w:val="both"/>
     </w:pPr>
   </w:style>
@@ -2025,7 +2025,7 @@
     <w:qFormat/>
     <w:rsid w:val="00797A10"/>
     <w:pPr>
-      <w:spacing w:after="4pt" w:line="12pt" w:lineRule="auto"/>
+      <w:spacing w:after="4pt"/>
       <w:contextualSpacing/>
     </w:pPr>
     <w:rPr>

--- a/Michael_Forbes_CV.docx
+++ b/Michael_Forbes_CV.docx
@@ -69,7 +69,7 @@
           <w:iCs/>
           <w:i/>
         </w:rPr>
-        <w:t xml:space="preserve">Last updated: 20 August 2025 at 12:52 UTC</w:t>
+        <w:t xml:space="preserve">Last updated: 20 August 2025 at 13:33 UTC</w:t>
       </w:r>
     </w:p>
     <w:p>
@@ -1671,10 +1671,9 @@
   <w:style w:default="1" w:styleId="Normal" w:type="paragraph">
     <w:name w:val="Normal"/>
     <w:qFormat/>
-    <w:rsid w:val="00EB7710"/>
+    <w:rsid w:val="004C5CD4"/>
     <w:pPr>
       <w:spacing w:line="12pt" w:lineRule="auto"/>
-      <w:jc w:val="both"/>
     </w:pPr>
   </w:style>
   <w:style w:styleId="Heading1" w:type="paragraph">

--- a/Michael_Forbes_CV.docx
+++ b/Michael_Forbes_CV.docx
@@ -69,7 +69,7 @@
           <w:iCs/>
           <w:i/>
         </w:rPr>
-        <w:t xml:space="preserve">Last updated: 20 August 2025 at 13:33 UTC</w:t>
+        <w:t xml:space="preserve">Last updated: 20 August 2025 at 13:54 UTC</w:t>
       </w:r>
     </w:p>
     <w:p>
@@ -2191,12 +2191,11 @@
     <w:basedOn w:val="ListBullet2"/>
     <w:uiPriority w:val="99"/>
     <w:unhideWhenUsed/>
-    <w:rsid w:val="00797A10"/>
+    <w:rsid w:val="0015490E"/>
     <w:pPr>
       <w:numPr>
         <w:numId w:val="1"/>
       </w:numPr>
-      <w:spacing w:after="20pt" w:before="12pt"/>
       <w:ind w:start="36pt"/>
     </w:pPr>
   </w:style>
@@ -2204,7 +2203,6 @@
     <w:name w:val="List Bullet 2"/>
     <w:basedOn w:val="Normal"/>
     <w:uiPriority w:val="99"/>
-    <w:semiHidden/>
     <w:unhideWhenUsed/>
     <w:rsid w:val="00797A10"/>
     <w:pPr>
@@ -2250,6 +2248,17 @@
       <w:bCs/>
       <w:sz w:val="22"/>
     </w:rPr>
+  </w:style>
+  <w:style w:styleId="List" w:type="paragraph">
+    <w:name w:val="List"/>
+    <w:basedOn w:val="Normal"/>
+    <w:uiPriority w:val="99"/>
+    <w:unhideWhenUsed/>
+    <w:rsid w:val="0015490E"/>
+    <w:pPr>
+      <w:ind w:hanging="14.15pt" w:start="14.15pt"/>
+      <w:contextualSpacing/>
+    </w:pPr>
   </w:style>
   <w:style w:type="paragraph" w:customStyle="1" w:styleId="SourceCode">
     <w:name w:val="Source Code"/>

--- a/Michael_Forbes_CV.docx
+++ b/Michael_Forbes_CV.docx
@@ -69,7 +69,7 @@
           <w:iCs/>
           <w:i/>
         </w:rPr>
-        <w:t xml:space="preserve">Last updated: 20 August 2025 at 13:54 UTC</w:t>
+        <w:t xml:space="preserve">Last updated: 20 August 2025 at 14:00 UTC</w:t>
       </w:r>
     </w:p>
     <w:p>
@@ -2191,12 +2191,14 @@
     <w:basedOn w:val="ListBullet2"/>
     <w:uiPriority w:val="99"/>
     <w:unhideWhenUsed/>
-    <w:rsid w:val="0015490E"/>
+    <w:rsid w:val="00975457"/>
     <w:pPr>
       <w:numPr>
         <w:numId w:val="1"/>
       </w:numPr>
-      <w:ind w:start="36pt"/>
+      <w:spacing w:after="2pt"/>
+      <w:ind w:hanging="17.85pt" w:start="35.70pt"/>
+      <w:contextualSpacing w:val="0"/>
     </w:pPr>
   </w:style>
   <w:style w:styleId="ListBullet2" w:type="paragraph">

--- a/Michael_Forbes_CV.docx
+++ b/Michael_Forbes_CV.docx
@@ -69,7 +69,7 @@
           <w:iCs/>
           <w:i/>
         </w:rPr>
-        <w:t xml:space="preserve">Last updated: 20 August 2025 at 14:00 UTC</w:t>
+        <w:t xml:space="preserve">Last updated: 20 August 2025 at 14:14 UTC</w:t>
       </w:r>
     </w:p>
     <w:p>
@@ -1081,6 +1081,24 @@
     </w:lvl>
   </w:abstractNum>
   <w:abstractNum w:abstractNumId="1" w15:restartNumberingAfterBreak="0">
+    <w:nsid w:val="FFFFFF88"/>
+    <w:multiLevelType w:val="singleLevel"/>
+    <w:tmpl w:val="8662D81C"/>
+    <w:lvl w:ilvl="0">
+      <w:start w:val="1"/>
+      <w:numFmt w:val="decimal"/>
+      <w:pStyle w:val="ListNumber"/>
+      <w:lvlText w:val="%1."/>
+      <w:lvlJc w:val="start"/>
+      <w:pPr>
+        <w:tabs>
+          <w:tab w:pos="18pt" w:val="num"/>
+        </w:tabs>
+        <w:ind w:hanging="18pt" w:start="18pt"/>
+      </w:pPr>
+    </w:lvl>
+  </w:abstractNum>
+  <w:abstractNum w:abstractNumId="2" w15:restartNumberingAfterBreak="0">
     <w:nsid w:val="FFFFFF89"/>
     <w:multiLevelType w:val="singleLevel"/>
     <w:tmpl w:val="3618B0A2"/>
@@ -1254,10 +1272,13 @@
     </w:lvl>
   </w:abstractNum>
   <w:num w:numId="1" w16cid:durableId="2145811164">
-    <w:abstractNumId w:val="1"/>
+    <w:abstractNumId w:val="2"/>
   </w:num>
   <w:num w:numId="2" w16cid:durableId="1970476543">
     <w:abstractNumId w:val="0"/>
+  </w:num>
+  <w:num w:numId="3" w16cid:durableId="821123432">
+    <w:abstractNumId w:val="1"/>
   </w:num>
   <w:num w:numId="1000">
     <w:abstractNumId w:val="990"/>
@@ -2191,7 +2212,7 @@
     <w:basedOn w:val="ListBullet2"/>
     <w:uiPriority w:val="99"/>
     <w:unhideWhenUsed/>
-    <w:rsid w:val="00975457"/>
+    <w:rsid w:val="00FF23BC"/>
     <w:pPr>
       <w:numPr>
         <w:numId w:val="1"/>
@@ -2259,6 +2280,19 @@
     <w:rsid w:val="0015490E"/>
     <w:pPr>
       <w:ind w:hanging="14.15pt" w:start="14.15pt"/>
+      <w:contextualSpacing/>
+    </w:pPr>
+  </w:style>
+  <w:style w:styleId="ListNumber" w:type="paragraph">
+    <w:name w:val="List Number"/>
+    <w:basedOn w:val="Normal"/>
+    <w:uiPriority w:val="99"/>
+    <w:unhideWhenUsed/>
+    <w:rsid w:val="00FF23BC"/>
+    <w:pPr>
+      <w:numPr>
+        <w:numId w:val="3"/>
+      </w:numPr>
       <w:contextualSpacing/>
     </w:pPr>
   </w:style>

--- a/Michael_Forbes_CV.docx
+++ b/Michael_Forbes_CV.docx
@@ -69,7 +69,7 @@
           <w:iCs/>
           <w:i/>
         </w:rPr>
-        <w:t xml:space="preserve">Last updated: 20 August 2025 at 14:14 UTC</w:t>
+        <w:t xml:space="preserve">Last updated: 20 August 2025 at 14:21 UTC</w:t>
       </w:r>
     </w:p>
     <w:p>
@@ -2212,12 +2212,12 @@
     <w:basedOn w:val="ListBullet2"/>
     <w:uiPriority w:val="99"/>
     <w:unhideWhenUsed/>
-    <w:rsid w:val="00FF23BC"/>
+    <w:rsid w:val="000139DA"/>
     <w:pPr>
       <w:numPr>
         <w:numId w:val="1"/>
       </w:numPr>
-      <w:spacing w:after="2pt"/>
+      <w:spacing w:after="0pt"/>
       <w:ind w:hanging="17.85pt" w:start="35.70pt"/>
       <w:contextualSpacing w:val="0"/>
     </w:pPr>

--- a/Michael_Forbes_CV.docx
+++ b/Michael_Forbes_CV.docx
@@ -69,7 +69,7 @@
           <w:iCs/>
           <w:i/>
         </w:rPr>
-        <w:t xml:space="preserve">Last updated: 20 August 2025 at 14:21 UTC</w:t>
+        <w:t xml:space="preserve">Last updated: 20 August 2025 at 14:30 UTC</w:t>
       </w:r>
     </w:p>
     <w:p>
@@ -907,9 +907,6 @@
       <w:r>
         <w:t xml:space="preserve">Exploring the influence of international and linguistic borders, with a particular focus on the modern history of Yugoslavia.</w:t>
       </w:r>
-      <w:r>
-        <w:br/>
-      </w:r>
     </w:p>
     <w:p>
       <w:pPr>
@@ -932,9 +929,6 @@
       <w:r>
         <w:t xml:space="preserve">Advocating for equitable access to education by presenting academic papers at conferences on the topics of educational and linguistic rights.</w:t>
       </w:r>
-      <w:r>
-        <w:br/>
-      </w:r>
     </w:p>
     <w:p>
       <w:pPr>
@@ -956,9 +950,6 @@
       </w:r>
       <w:r>
         <w:t xml:space="preserve">Promoting the use of inclusive language and focusing on individual capabilities over preconceived labels.</w:t>
-      </w:r>
-      <w:r>
-        <w:br/>
       </w:r>
     </w:p>
     <w:p>

--- a/Michael_Forbes_CV.docx
+++ b/Michael_Forbes_CV.docx
@@ -69,7 +69,7 @@
           <w:iCs/>
           <w:i/>
         </w:rPr>
-        <w:t xml:space="preserve">Last updated: 20 August 2025 at 14:30 UTC</w:t>
+        <w:t xml:space="preserve">Last updated: 20 August 2025 at 14:37 UTC</w:t>
       </w:r>
     </w:p>
     <w:p>
@@ -1010,7 +1010,7 @@
         <w:t xml:space="preserve"> </w:t>
       </w:r>
       <w:r>
-        <w:t xml:space="preserve">Holder of a full Category B driving licence and available for work-related travel as required.</w:t>
+        <w:t xml:space="preserve">Holder of a full, clean Category B driving licence and available for work-related travel as required.</w:t>
       </w:r>
     </w:p>
     <w:bookmarkEnd w:id="33"/>

--- a/Michael_Forbes_CV.docx
+++ b/Michael_Forbes_CV.docx
@@ -69,7 +69,7 @@
           <w:iCs/>
           <w:i/>
         </w:rPr>
-        <w:t xml:space="preserve">Last updated: 20 August 2025 at 14:37 UTC</w:t>
+        <w:t xml:space="preserve">Last updated: 20 August 2025 at 14:47 UTC</w:t>
       </w:r>
     </w:p>
     <w:p>
@@ -892,7 +892,6 @@
           <w:ilvl w:val="0"/>
           <w:numId w:val="1001"/>
         </w:numPr>
-        <w:pStyle w:val="Compact"/>
       </w:pPr>
       <w:r>
         <w:rPr>
@@ -914,7 +913,6 @@
           <w:ilvl w:val="0"/>
           <w:numId w:val="1001"/>
         </w:numPr>
-        <w:pStyle w:val="Compact"/>
       </w:pPr>
       <w:r>
         <w:rPr>
@@ -936,7 +934,6 @@
           <w:ilvl w:val="0"/>
           <w:numId w:val="1001"/>
         </w:numPr>
-        <w:pStyle w:val="Compact"/>
       </w:pPr>
       <w:r>
         <w:rPr>
@@ -958,7 +955,6 @@
           <w:ilvl w:val="0"/>
           <w:numId w:val="1001"/>
         </w:numPr>
-        <w:pStyle w:val="Compact"/>
       </w:pPr>
       <w:r>
         <w:rPr>

--- a/Michael_Forbes_CV.docx
+++ b/Michael_Forbes_CV.docx
@@ -69,7 +69,7 @@
           <w:iCs/>
           <w:i/>
         </w:rPr>
-        <w:t xml:space="preserve">Last updated: 20 August 2025 at 14:47 UTC</w:t>
+        <w:t xml:space="preserve">Last updated: 20 August 2025 at 19:32 UTC</w:t>
       </w:r>
     </w:p>
     <w:p>
@@ -113,17 +113,27 @@
       <w:r>
         <w:t xml:space="preserve">- Led the conceptual design for a €150M edutainment attraction, incorporating a large oceanarium and a hotel on wasteland adjacent to the Port of Tallinn, integrating the redevelopment of the historic Linnahall.</w:t>
       </w:r>
-      <w:r>
-        <w:br/>
-      </w:r>
-      <w:r>
-        <w:t xml:space="preserve">- Authored the complete project framework, from initial architectural concepts to a detailed investment plan, securing high-level interest with the official support of the Polish government.</w:t>
-      </w:r>
-      <w:r>
-        <w:br/>
-      </w:r>
-      <w:r>
-        <w:t xml:space="preserve">- Pioneered the project and secured foundational buy-in from the Estonian Government, the Port of Tallinn, and international investors, bringing the initiative to a successful hand-off point for formal negotiations.</w:t>
+    </w:p>
+    <w:p>
+      <w:pPr>
+        <w:numPr>
+          <w:ilvl w:val="0"/>
+          <w:numId w:val="1001"/>
+        </w:numPr>
+      </w:pPr>
+      <w:r>
+        <w:t xml:space="preserve">Authored the complete project framework, from initial architectural concepts to a detailed investment plan, securing high-level interest with the official support of the Polish government.</w:t>
+      </w:r>
+    </w:p>
+    <w:p>
+      <w:pPr>
+        <w:numPr>
+          <w:ilvl w:val="0"/>
+          <w:numId w:val="1001"/>
+        </w:numPr>
+      </w:pPr>
+      <w:r>
+        <w:t xml:space="preserve">Pioneered the project and secured foundational buy-in from the Estonian Government, the Port of Tallinn, and international investors, bringing the initiative to a successful hand-off point for formal negotiations.</w:t>
       </w:r>
     </w:p>
     <w:p>
@@ -179,23 +189,38 @@
       <w:r>
         <w:t xml:space="preserve">- Drove a 50% increase in LinkedIn followers within six weeks through targeted content creation and engagement strategies.</w:t>
       </w:r>
-      <w:r>
-        <w:br/>
-      </w:r>
-      <w:r>
-        <w:t xml:space="preserve">- Authored in-depth technical blog posts on complex software subjects to enhance the company’s content marketing efforts.</w:t>
-      </w:r>
-      <w:r>
-        <w:br/>
-      </w:r>
-      <w:r>
-        <w:t xml:space="preserve">- Proactively implemented and managed key analytics tools, including HotJar and Ahrefs, to generate actionable market and user behavior insights.</w:t>
-      </w:r>
-      <w:r>
-        <w:br/>
-      </w:r>
-      <w:r>
-        <w:t xml:space="preserve">- Identified and presented new market growth opportunities and potential client leads during strategic planning meetings.</w:t>
+    </w:p>
+    <w:p>
+      <w:pPr>
+        <w:numPr>
+          <w:ilvl w:val="0"/>
+          <w:numId w:val="1002"/>
+        </w:numPr>
+      </w:pPr>
+      <w:r>
+        <w:t xml:space="preserve">Authored in-depth technical blog posts on complex software subjects to enhance the company’s content marketing efforts.</w:t>
+      </w:r>
+    </w:p>
+    <w:p>
+      <w:pPr>
+        <w:numPr>
+          <w:ilvl w:val="0"/>
+          <w:numId w:val="1002"/>
+        </w:numPr>
+      </w:pPr>
+      <w:r>
+        <w:t xml:space="preserve">Proactively implemented and managed key analytics tools, including HotJar and Ahrefs, to generate actionable market and user behavior insights.</w:t>
+      </w:r>
+    </w:p>
+    <w:p>
+      <w:pPr>
+        <w:numPr>
+          <w:ilvl w:val="0"/>
+          <w:numId w:val="1002"/>
+        </w:numPr>
+      </w:pPr>
+      <w:r>
+        <w:t xml:space="preserve">Identified and presented new market growth opportunities and potential client leads during strategic planning meetings.</w:t>
       </w:r>
     </w:p>
     <w:bookmarkEnd w:id="22"/>
@@ -235,23 +260,38 @@
       <w:r>
         <w:t xml:space="preserve">- Authored a diverse range of highly technical content, from public-facing blog posts to in-depth documentation for prominent open-source software (Renode), open hardware baseboards, and confidential projects for internal and external use within the RISC-V ecosystem.</w:t>
       </w:r>
-      <w:r>
-        <w:br/>
-      </w:r>
-      <w:r>
-        <w:t xml:space="preserve">- Collaborated effectively with cross-functional engineering teams (Software, Hardware, AI) to translate intricate technical concepts into clear and engaging content.</w:t>
-      </w:r>
-      <w:r>
-        <w:br/>
-      </w:r>
-      <w:r>
-        <w:t xml:space="preserve">- Demonstrated an ability for rapid learning by quickly mastering difficult subjects under tight deadlines, minimizing developer time and ensuring on-time delivery.</w:t>
-      </w:r>
-      <w:r>
-        <w:br/>
-      </w:r>
-      <w:r>
-        <w:t xml:space="preserve">- Forged a strong partnership with the sales department to align content strategy with business objectives, transforming technical blogs into effective sales enablement tools.</w:t>
+    </w:p>
+    <w:p>
+      <w:pPr>
+        <w:numPr>
+          <w:ilvl w:val="0"/>
+          <w:numId w:val="1003"/>
+        </w:numPr>
+      </w:pPr>
+      <w:r>
+        <w:t xml:space="preserve">Collaborated effectively with cross-functional engineering teams (Software, Hardware, AI) to translate intricate technical concepts into clear and engaging content.</w:t>
+      </w:r>
+    </w:p>
+    <w:p>
+      <w:pPr>
+        <w:numPr>
+          <w:ilvl w:val="0"/>
+          <w:numId w:val="1003"/>
+        </w:numPr>
+      </w:pPr>
+      <w:r>
+        <w:t xml:space="preserve">Demonstrated an ability for rapid learning by quickly mastering difficult subjects under tight deadlines, minimizing developer time and ensuring on-time delivery.</w:t>
+      </w:r>
+    </w:p>
+    <w:p>
+      <w:pPr>
+        <w:numPr>
+          <w:ilvl w:val="0"/>
+          <w:numId w:val="1003"/>
+        </w:numPr>
+      </w:pPr>
+      <w:r>
+        <w:t xml:space="preserve">Forged a strong partnership with the sales department to align content strategy with business objectives, transforming technical blogs into effective sales enablement tools.</w:t>
       </w:r>
     </w:p>
     <w:bookmarkEnd w:id="23"/>
@@ -301,17 +341,27 @@
       <w:r>
         <w:t xml:space="preserve">- Developed and customized educational content and learning frameworks for multiple groups.</w:t>
       </w:r>
-      <w:r>
-        <w:br/>
-      </w:r>
-      <w:r>
-        <w:t xml:space="preserve">- Executed community marketing and public relations initiatives, representing the brand at public events to drive engagement and enrollment.</w:t>
-      </w:r>
-      <w:r>
-        <w:br/>
-      </w:r>
-      <w:r>
-        <w:t xml:space="preserve">- Managed international partnership projects through the eTwinning platform, fostering cross-cultural collaboration.</w:t>
+    </w:p>
+    <w:p>
+      <w:pPr>
+        <w:numPr>
+          <w:ilvl w:val="0"/>
+          <w:numId w:val="1004"/>
+        </w:numPr>
+      </w:pPr>
+      <w:r>
+        <w:t xml:space="preserve">Executed community marketing and public relations initiatives, representing the brand at public events to drive engagement and enrollment.</w:t>
+      </w:r>
+    </w:p>
+    <w:p>
+      <w:pPr>
+        <w:numPr>
+          <w:ilvl w:val="0"/>
+          <w:numId w:val="1004"/>
+        </w:numPr>
+      </w:pPr>
+      <w:r>
+        <w:t xml:space="preserve">Managed international partnership projects through the eTwinning platform, fostering cross-cultural collaboration.</w:t>
       </w:r>
     </w:p>
     <w:bookmarkEnd w:id="24"/>
@@ -351,23 +401,38 @@
       <w:r>
         <w:t xml:space="preserve">- Translated high-level business and government objectives into tangible project proposals for edutainment attractions valued between €10M and €200M.</w:t>
       </w:r>
-      <w:r>
-        <w:br/>
-      </w:r>
-      <w:r>
-        <w:t xml:space="preserve">- Spearheaded the launch of a tourism ticketing startup, acquiring nearly 100 international partners within three months of launch, and leading expansion into Germany and the Czech Republic by managing all English-language content and forging partnerships with regional tourism boards and key attractions.</w:t>
-      </w:r>
-      <w:r>
-        <w:br/>
-      </w:r>
-      <w:r>
-        <w:t xml:space="preserve">- Liaised and negotiated with high-level stakeholders, including international, provincial, and local government bodies throughout Europe.</w:t>
-      </w:r>
-      <w:r>
-        <w:br/>
-      </w:r>
-      <w:r>
-        <w:t xml:space="preserve">- Authored, translated, and localized a diverse range of technical and marketing materials from Polish to English to support business development efforts.</w:t>
+    </w:p>
+    <w:p>
+      <w:pPr>
+        <w:numPr>
+          <w:ilvl w:val="0"/>
+          <w:numId w:val="1005"/>
+        </w:numPr>
+      </w:pPr>
+      <w:r>
+        <w:t xml:space="preserve">Spearheaded the launch of a tourism ticketing startup, acquiring nearly 100 international partners within three months of launch, and leading expansion into Germany and the Czech Republic by managing all English-language content and forging partnerships with regional tourism boards and key attractions.</w:t>
+      </w:r>
+    </w:p>
+    <w:p>
+      <w:pPr>
+        <w:numPr>
+          <w:ilvl w:val="0"/>
+          <w:numId w:val="1005"/>
+        </w:numPr>
+      </w:pPr>
+      <w:r>
+        <w:t xml:space="preserve">Liaised and negotiated with high-level stakeholders, including international, provincial, and local government bodies throughout Europe.</w:t>
+      </w:r>
+    </w:p>
+    <w:p>
+      <w:pPr>
+        <w:numPr>
+          <w:ilvl w:val="0"/>
+          <w:numId w:val="1005"/>
+        </w:numPr>
+      </w:pPr>
+      <w:r>
+        <w:t xml:space="preserve">Authored, translated, and localized a diverse range of technical and marketing materials from Polish to English to support business development efforts.</w:t>
       </w:r>
     </w:p>
     <w:bookmarkEnd w:id="25"/>
@@ -407,23 +472,38 @@
       <w:r>
         <w:t xml:space="preserve">- Played a key leadership role in a startup bilingual school, shaping the strategy and growth of the English department from the ground up.</w:t>
       </w:r>
-      <w:r>
-        <w:br/>
-      </w:r>
-      <w:r>
-        <w:t xml:space="preserve">- Spearheaded the design and implementation of a school-wide Moodle e-learning platform, utilized by over 90% of students on a regular basis to improve engagement and access to resources.</w:t>
-      </w:r>
-      <w:r>
-        <w:br/>
-      </w:r>
-      <w:r>
-        <w:t xml:space="preserve">- Led and managed a diverse team of foreign language teachers (English, Spanish, and German), overseeing the full recruitment, onboarding, and professional development lifecycle.</w:t>
-      </w:r>
-      <w:r>
-        <w:br/>
-      </w:r>
-      <w:r>
-        <w:t xml:space="preserve">- Secured EU funding (eTwinning) to lead international teacher mobility and professional development projects, including study trips to Finland and the UK.</w:t>
+    </w:p>
+    <w:p>
+      <w:pPr>
+        <w:numPr>
+          <w:ilvl w:val="0"/>
+          <w:numId w:val="1006"/>
+        </w:numPr>
+      </w:pPr>
+      <w:r>
+        <w:t xml:space="preserve">Spearheaded the design and implementation of a school-wide Moodle e-learning platform, utilized by over 90% of students on a regular basis to improve engagement and access to resources.</w:t>
+      </w:r>
+    </w:p>
+    <w:p>
+      <w:pPr>
+        <w:numPr>
+          <w:ilvl w:val="0"/>
+          <w:numId w:val="1006"/>
+        </w:numPr>
+      </w:pPr>
+      <w:r>
+        <w:t xml:space="preserve">Led and managed a diverse team of foreign language teachers (English, Spanish, and German), overseeing the full recruitment, onboarding, and professional development lifecycle.</w:t>
+      </w:r>
+    </w:p>
+    <w:p>
+      <w:pPr>
+        <w:numPr>
+          <w:ilvl w:val="0"/>
+          <w:numId w:val="1006"/>
+        </w:numPr>
+      </w:pPr>
+      <w:r>
+        <w:t xml:space="preserve">Secured EU funding (eTwinning) to lead international teacher mobility and professional development projects, including study trips to Finland and the UK.</w:t>
       </w:r>
     </w:p>
     <w:p>
@@ -542,15 +622,14 @@
         </w:rPr>
         <w:t xml:space="preserve">Languages</w:t>
       </w:r>
-      <w:r>
-        <w:br/>
-      </w:r>
-      <w:r>
-        <w:t xml:space="preserve">-</w:t>
-      </w:r>
-      <w:r>
-        <w:t xml:space="preserve"> </w:t>
-      </w:r>
+    </w:p>
+    <w:p>
+      <w:pPr>
+        <w:numPr>
+          <w:ilvl w:val="0"/>
+          <w:numId w:val="1007"/>
+        </w:numPr>
+      </w:pPr>
       <w:r>
         <w:rPr>
           <w:bCs/>
@@ -564,15 +643,14 @@
       <w:r>
         <w:t xml:space="preserve">Native / C2</w:t>
       </w:r>
-      <w:r>
-        <w:br/>
-      </w:r>
-      <w:r>
-        <w:t xml:space="preserve">-</w:t>
-      </w:r>
-      <w:r>
-        <w:t xml:space="preserve"> </w:t>
-      </w:r>
+    </w:p>
+    <w:p>
+      <w:pPr>
+        <w:numPr>
+          <w:ilvl w:val="0"/>
+          <w:numId w:val="1007"/>
+        </w:numPr>
+      </w:pPr>
       <w:r>
         <w:rPr>
           <w:bCs/>
@@ -586,15 +664,14 @@
       <w:r>
         <w:t xml:space="preserve">Native / C2</w:t>
       </w:r>
-      <w:r>
-        <w:br/>
-      </w:r>
-      <w:r>
-        <w:t xml:space="preserve">-</w:t>
-      </w:r>
-      <w:r>
-        <w:t xml:space="preserve"> </w:t>
-      </w:r>
+    </w:p>
+    <w:p>
+      <w:pPr>
+        <w:numPr>
+          <w:ilvl w:val="0"/>
+          <w:numId w:val="1007"/>
+        </w:numPr>
+      </w:pPr>
       <w:r>
         <w:rPr>
           <w:bCs/>
@@ -608,15 +685,14 @@
       <w:r>
         <w:t xml:space="preserve">Upper-Intermediate / B2</w:t>
       </w:r>
-      <w:r>
-        <w:br/>
-      </w:r>
-      <w:r>
-        <w:t xml:space="preserve">-</w:t>
-      </w:r>
-      <w:r>
-        <w:t xml:space="preserve"> </w:t>
-      </w:r>
+    </w:p>
+    <w:p>
+      <w:pPr>
+        <w:numPr>
+          <w:ilvl w:val="0"/>
+          <w:numId w:val="1007"/>
+        </w:numPr>
+      </w:pPr>
       <w:r>
         <w:rPr>
           <w:bCs/>
@@ -633,7 +709,7 @@
     </w:p>
     <w:p>
       <w:pPr>
-        <w:pStyle w:val="BodyText"/>
+        <w:pStyle w:val="FirstParagraph"/>
       </w:pPr>
       <w:r>
         <w:rPr>
@@ -642,15 +718,14 @@
         </w:rPr>
         <w:t xml:space="preserve">Technical &amp; Marketing</w:t>
       </w:r>
-      <w:r>
-        <w:br/>
-      </w:r>
-      <w:r>
-        <w:t xml:space="preserve">-</w:t>
-      </w:r>
-      <w:r>
-        <w:t xml:space="preserve"> </w:t>
-      </w:r>
+    </w:p>
+    <w:p>
+      <w:pPr>
+        <w:numPr>
+          <w:ilvl w:val="0"/>
+          <w:numId w:val="1008"/>
+        </w:numPr>
+      </w:pPr>
       <w:r>
         <w:rPr>
           <w:bCs/>
@@ -664,15 +739,14 @@
       <w:r>
         <w:t xml:space="preserve">Technical Writing, Content Strategy, Social Media Management, Sales Enablement, SEO, Copywriting &amp; Editing</w:t>
       </w:r>
-      <w:r>
-        <w:br/>
-      </w:r>
-      <w:r>
-        <w:t xml:space="preserve">-</w:t>
-      </w:r>
-      <w:r>
-        <w:t xml:space="preserve"> </w:t>
-      </w:r>
+    </w:p>
+    <w:p>
+      <w:pPr>
+        <w:numPr>
+          <w:ilvl w:val="0"/>
+          <w:numId w:val="1008"/>
+        </w:numPr>
+      </w:pPr>
       <w:r>
         <w:rPr>
           <w:bCs/>
@@ -684,17 +758,16 @@
         <w:t xml:space="preserve"> </w:t>
       </w:r>
       <w:r>
-        <w:t xml:space="preserve">Google Analytics, Ahrefs, HotJar, Mailchimp</w:t>
-      </w:r>
-      <w:r>
-        <w:br/>
-      </w:r>
-      <w:r>
-        <w:t xml:space="preserve">-</w:t>
-      </w:r>
-      <w:r>
-        <w:t xml:space="preserve"> </w:t>
-      </w:r>
+        <w:t xml:space="preserve">Google Analytics, Ahrefs, HotJar, Mailchip</w:t>
+      </w:r>
+    </w:p>
+    <w:p>
+      <w:pPr>
+        <w:numPr>
+          <w:ilvl w:val="0"/>
+          <w:numId w:val="1008"/>
+        </w:numPr>
+      </w:pPr>
       <w:r>
         <w:rPr>
           <w:bCs/>
@@ -708,15 +781,14 @@
       <w:r>
         <w:t xml:space="preserve">Linux (Debian-based), Git, Jira, VSCode (including Markdown)</w:t>
       </w:r>
-      <w:r>
-        <w:t xml:space="preserve"> </w:t>
-      </w:r>
-      <w:r>
-        <w:t xml:space="preserve">-</w:t>
-      </w:r>
-      <w:r>
-        <w:t xml:space="preserve"> </w:t>
-      </w:r>
+    </w:p>
+    <w:p>
+      <w:pPr>
+        <w:numPr>
+          <w:ilvl w:val="0"/>
+          <w:numId w:val="1008"/>
+        </w:numPr>
+      </w:pPr>
       <w:r>
         <w:rPr>
           <w:bCs/>
@@ -733,7 +805,7 @@
     </w:p>
     <w:p>
       <w:pPr>
-        <w:pStyle w:val="BodyText"/>
+        <w:pStyle w:val="FirstParagraph"/>
       </w:pPr>
       <w:r>
         <w:rPr>
@@ -742,15 +814,14 @@
         </w:rPr>
         <w:t xml:space="preserve">Core Competencies</w:t>
       </w:r>
-      <w:r>
-        <w:br/>
-      </w:r>
-      <w:r>
-        <w:t xml:space="preserve">-</w:t>
-      </w:r>
-      <w:r>
-        <w:t xml:space="preserve"> </w:t>
-      </w:r>
+    </w:p>
+    <w:p>
+      <w:pPr>
+        <w:numPr>
+          <w:ilvl w:val="0"/>
+          <w:numId w:val="1009"/>
+        </w:numPr>
+      </w:pPr>
       <w:r>
         <w:rPr>
           <w:bCs/>
@@ -764,15 +835,14 @@
       <w:r>
         <w:t xml:space="preserve">Expertly translating complex technical information for non-technical audiences, including investors, government officials, and sales teams while accurately conveying business requirements to engineering teams.</w:t>
       </w:r>
-      <w:r>
-        <w:br/>
-      </w:r>
-      <w:r>
-        <w:t xml:space="preserve">-</w:t>
-      </w:r>
-      <w:r>
-        <w:t xml:space="preserve"> </w:t>
-      </w:r>
+    </w:p>
+    <w:p>
+      <w:pPr>
+        <w:numPr>
+          <w:ilvl w:val="0"/>
+          <w:numId w:val="1009"/>
+        </w:numPr>
+      </w:pPr>
       <w:r>
         <w:rPr>
           <w:bCs/>
@@ -786,15 +856,14 @@
       <w:r>
         <w:t xml:space="preserve">Designing complex, large-scale projects from initial concept through to a full investment proposal.</w:t>
       </w:r>
-      <w:r>
-        <w:br/>
-      </w:r>
-      <w:r>
-        <w:t xml:space="preserve">-</w:t>
-      </w:r>
-      <w:r>
-        <w:t xml:space="preserve"> </w:t>
-      </w:r>
+    </w:p>
+    <w:p>
+      <w:pPr>
+        <w:numPr>
+          <w:ilvl w:val="0"/>
+          <w:numId w:val="1009"/>
+        </w:numPr>
+      </w:pPr>
       <w:r>
         <w:rPr>
           <w:bCs/>
@@ -808,15 +877,14 @@
       <w:r>
         <w:t xml:space="preserve">Building and maintaining relationships with diverse partners, including government bodies, investors, and technical teams.</w:t>
       </w:r>
-      <w:r>
-        <w:br/>
-      </w:r>
-      <w:r>
-        <w:t xml:space="preserve">-</w:t>
-      </w:r>
-      <w:r>
-        <w:t xml:space="preserve"> </w:t>
-      </w:r>
+    </w:p>
+    <w:p>
+      <w:pPr>
+        <w:numPr>
+          <w:ilvl w:val="0"/>
+          <w:numId w:val="1009"/>
+        </w:numPr>
+      </w:pPr>
       <w:r>
         <w:rPr>
           <w:bCs/>
@@ -830,15 +898,14 @@
       <w:r>
         <w:t xml:space="preserve">Leveraging exceptional intercultural skills to build rapport and facilitate negotiations with global partners.</w:t>
       </w:r>
-      <w:r>
-        <w:br/>
-      </w:r>
-      <w:r>
-        <w:t xml:space="preserve">-</w:t>
-      </w:r>
-      <w:r>
-        <w:t xml:space="preserve"> </w:t>
-      </w:r>
+    </w:p>
+    <w:p>
+      <w:pPr>
+        <w:numPr>
+          <w:ilvl w:val="0"/>
+          <w:numId w:val="1009"/>
+        </w:numPr>
+      </w:pPr>
       <w:r>
         <w:rPr>
           <w:bCs/>
@@ -852,15 +919,14 @@
       <w:r>
         <w:t xml:space="preserve">Framing marketing and technical content to inform and empower potential clients.</w:t>
       </w:r>
-      <w:r>
-        <w:br/>
-      </w:r>
-      <w:r>
-        <w:t xml:space="preserve">-</w:t>
-      </w:r>
-      <w:r>
-        <w:t xml:space="preserve"> </w:t>
-      </w:r>
+    </w:p>
+    <w:p>
+      <w:pPr>
+        <w:numPr>
+          <w:ilvl w:val="0"/>
+          <w:numId w:val="1009"/>
+        </w:numPr>
+      </w:pPr>
       <w:r>
         <w:rPr>
           <w:bCs/>
@@ -890,7 +956,7 @@
       <w:pPr>
         <w:numPr>
           <w:ilvl w:val="0"/>
-          <w:numId w:val="1001"/>
+          <w:numId w:val="1010"/>
         </w:numPr>
       </w:pPr>
       <w:r>
@@ -911,7 +977,7 @@
       <w:pPr>
         <w:numPr>
           <w:ilvl w:val="0"/>
-          <w:numId w:val="1001"/>
+          <w:numId w:val="1010"/>
         </w:numPr>
       </w:pPr>
       <w:r>
@@ -932,7 +998,7 @@
       <w:pPr>
         <w:numPr>
           <w:ilvl w:val="0"/>
-          <w:numId w:val="1001"/>
+          <w:numId w:val="1010"/>
         </w:numPr>
       </w:pPr>
       <w:r>
@@ -953,7 +1019,7 @@
       <w:pPr>
         <w:numPr>
           <w:ilvl w:val="0"/>
-          <w:numId w:val="1001"/>
+          <w:numId w:val="1010"/>
         </w:numPr>
       </w:pPr>
       <w:r>
@@ -991,7 +1057,7 @@
       <w:pPr>
         <w:numPr>
           <w:ilvl w:val="0"/>
-          <w:numId w:val="1002"/>
+          <w:numId w:val="1011"/>
         </w:numPr>
         <w:pStyle w:val="Compact"/>
       </w:pPr>
@@ -1274,6 +1340,33 @@
     <w:abstractNumId w:val="991"/>
   </w:num>
   <w:num w:numId="1002">
+    <w:abstractNumId w:val="991"/>
+  </w:num>
+  <w:num w:numId="1003">
+    <w:abstractNumId w:val="991"/>
+  </w:num>
+  <w:num w:numId="1004">
+    <w:abstractNumId w:val="991"/>
+  </w:num>
+  <w:num w:numId="1005">
+    <w:abstractNumId w:val="991"/>
+  </w:num>
+  <w:num w:numId="1006">
+    <w:abstractNumId w:val="991"/>
+  </w:num>
+  <w:num w:numId="1007">
+    <w:abstractNumId w:val="991"/>
+  </w:num>
+  <w:num w:numId="1008">
+    <w:abstractNumId w:val="991"/>
+  </w:num>
+  <w:num w:numId="1009">
+    <w:abstractNumId w:val="991"/>
+  </w:num>
+  <w:num w:numId="1010">
+    <w:abstractNumId w:val="991"/>
+  </w:num>
+  <w:num w:numId="1011">
     <w:abstractNumId w:val="991"/>
   </w:num>
 </w:numbering>

--- a/Michael_Forbes_CV.docx
+++ b/Michael_Forbes_CV.docx
@@ -69,7 +69,7 @@
           <w:iCs/>
           <w:i/>
         </w:rPr>
-        <w:t xml:space="preserve">Last updated: 20 August 2025 at 19:32 UTC</w:t>
+        <w:t xml:space="preserve">Last updated: 20 August 2025 at 19:44 UTC</w:t>
       </w:r>
     </w:p>
     <w:p>
@@ -112,6 +112,778 @@
       </w:r>
       <w:r>
         <w:t xml:space="preserve">- Led the conceptual design for a €150M edutainment attraction, incorporating a large oceanarium and a hotel on wasteland adjacent to the Port of Tallinn, integrating the redevelopment of the historic Linnahall.</w:t>
+      </w:r>
+      <w:r>
+        <w:br/>
+      </w:r>
+      <w:r>
+        <w:t xml:space="preserve">- Authored the complete project framework, from initial architectural concepts to a detailed investment plan, securing high-level interest with the official support of the Polish government.</w:t>
+      </w:r>
+      <w:r>
+        <w:br/>
+      </w:r>
+      <w:r>
+        <w:t xml:space="preserve">- Pioneered the project and secured foundational buy-in from the Estonian Government, the Port of Tallinn, and international investors, bringing the initiative to a successful hand-off point for formal negotiations.</w:t>
+      </w:r>
+    </w:p>
+    <w:p>
+      <w:r>
+        <w:pict>
+          <v:rect style="width:0;height:1.5pt" o:hralign="center" o:hrstd="t" o:hr="t"/>
+        </w:pict>
+      </w:r>
+    </w:p>
+    <w:bookmarkEnd w:id="21"/>
+    <w:bookmarkStart w:id="27" w:name="work-experience"/>
+    <w:p>
+      <w:pPr>
+        <w:pStyle w:val="Heading2"/>
+      </w:pPr>
+      <w:r>
+        <w:t xml:space="preserve">Work Experience</w:t>
+      </w:r>
+    </w:p>
+    <w:bookmarkStart w:id="22" w:name="X595afec9c7c4f62d31c4f8045d975cee75a3dcf"/>
+    <w:p>
+      <w:pPr>
+        <w:pStyle w:val="Heading3"/>
+      </w:pPr>
+      <w:r>
+        <w:rPr>
+          <w:bCs/>
+          <w:b/>
+        </w:rPr>
+        <w:t xml:space="preserve">Marketing Specialist</w:t>
+      </w:r>
+      <w:r>
+        <w:t xml:space="preserve"> </w:t>
+      </w:r>
+      <w:r>
+        <w:t xml:space="preserve">| Kiwee Software, Wrocław, Poland</w:t>
+      </w:r>
+    </w:p>
+    <w:p>
+      <w:pPr>
+        <w:pStyle w:val="FirstParagraph"/>
+      </w:pPr>
+      <w:r>
+        <w:rPr>
+          <w:iCs/>
+          <w:i/>
+        </w:rPr>
+        <w:t xml:space="preserve">April – July 2025</w:t>
+      </w:r>
+      <w:r>
+        <w:br/>
+      </w:r>
+      <w:r>
+        <w:t xml:space="preserve">- Drove a 50% increase in LinkedIn followers within six weeks through targeted content creation and engagement strategies.</w:t>
+      </w:r>
+      <w:r>
+        <w:br/>
+      </w:r>
+      <w:r>
+        <w:t xml:space="preserve">- Authored in-depth technical blog posts on complex software subjects to enhance the company’s content marketing efforts.</w:t>
+      </w:r>
+      <w:r>
+        <w:br/>
+      </w:r>
+      <w:r>
+        <w:t xml:space="preserve">- Proactively implemented and managed key analytics tools, including HotJar and Ahrefs, to generate actionable market and user behavior insights.</w:t>
+      </w:r>
+      <w:r>
+        <w:br/>
+      </w:r>
+      <w:r>
+        <w:t xml:space="preserve">- Identified and presented new market growth opportunities and potential client leads during strategic planning meetings.</w:t>
+      </w:r>
+    </w:p>
+    <w:bookmarkEnd w:id="22"/>
+    <w:bookmarkStart w:id="23" w:name="Xf3b5b178a013c63f9ddcdf568802ede1b4db782"/>
+    <w:p>
+      <w:pPr>
+        <w:pStyle w:val="Heading3"/>
+      </w:pPr>
+      <w:r>
+        <w:rPr>
+          <w:bCs/>
+          <w:b/>
+        </w:rPr>
+        <w:t xml:space="preserve">Technical Writer II</w:t>
+      </w:r>
+      <w:r>
+        <w:t xml:space="preserve"> </w:t>
+      </w:r>
+      <w:r>
+        <w:t xml:space="preserve">| Antmicro, Wrocław, Poland</w:t>
+      </w:r>
+    </w:p>
+    <w:p>
+      <w:pPr>
+        <w:pStyle w:val="FirstParagraph"/>
+      </w:pPr>
+      <w:r>
+        <w:rPr>
+          <w:iCs/>
+          <w:i/>
+        </w:rPr>
+        <w:t xml:space="preserve">November 2023 – March 2025</w:t>
+      </w:r>
+      <w:r>
+        <w:br/>
+      </w:r>
+      <w:r>
+        <w:t xml:space="preserve">- Authored a diverse range of highly technical content, from public-facing blog posts to in-depth documentation for prominent open-source software (Renode), open hardware baseboards, and confidential projects for internal and external use within the RISC-V ecosystem.</w:t>
+      </w:r>
+      <w:r>
+        <w:br/>
+      </w:r>
+      <w:r>
+        <w:t xml:space="preserve">- Collaborated effectively with cross-functional engineering teams (Software, Hardware, AI) to translate intricate technical concepts into clear and engaging content.</w:t>
+      </w:r>
+      <w:r>
+        <w:br/>
+      </w:r>
+      <w:r>
+        <w:t xml:space="preserve">- Demonstrated an ability for rapid learning by quickly mastering difficult subjects under tight deadlines, minimizing developer time and ensuring on-time delivery.</w:t>
+      </w:r>
+      <w:r>
+        <w:br/>
+      </w:r>
+      <w:r>
+        <w:t xml:space="preserve">- Forged a strong partnership with the sales department to align content strategy with business objectives, transforming technical blogs into effective sales enablement tools.</w:t>
+      </w:r>
+    </w:p>
+    <w:bookmarkEnd w:id="23"/>
+    <w:bookmarkStart w:id="24" w:name="Xbb559eb1278d3b848afe70c7dd76485eec83eed"/>
+    <w:p>
+      <w:pPr>
+        <w:pStyle w:val="Heading3"/>
+      </w:pPr>
+      <w:r>
+        <w:rPr>
+          <w:bCs/>
+          <w:b/>
+        </w:rPr>
+        <w:t xml:space="preserve">English Teacher</w:t>
+      </w:r>
+      <w:r>
+        <w:t xml:space="preserve"> </w:t>
+      </w:r>
+      <w:r>
+        <w:t xml:space="preserve">| Calineczka i Przyjaciele, Kamieniec Wrocławski, Poland</w:t>
+      </w:r>
+    </w:p>
+    <w:p>
+      <w:pPr>
+        <w:pStyle w:val="FirstParagraph"/>
+      </w:pPr>
+      <w:r>
+        <w:rPr>
+          <w:iCs/>
+          <w:i/>
+        </w:rPr>
+        <w:t xml:space="preserve">September 2020 – August 2023</w:t>
+      </w:r>
+      <w:r>
+        <w:br/>
+      </w:r>
+      <w:r>
+        <w:rPr>
+          <w:iCs/>
+          <w:i/>
+        </w:rPr>
+        <w:t xml:space="preserve">(Undertaken part-time to maintain teaching qualifications before transitioning to full-time)</w:t>
+      </w:r>
+      <w:r>
+        <w:br/>
+      </w:r>
+      <w:r>
+        <w:t xml:space="preserve">- Developed and customized educational content and learning frameworks for multiple groups.</w:t>
+      </w:r>
+      <w:r>
+        <w:br/>
+      </w:r>
+      <w:r>
+        <w:t xml:space="preserve">- Executed community marketing and public relations initiatives, representing the brand at public events to drive engagement and enrollment.</w:t>
+      </w:r>
+      <w:r>
+        <w:br/>
+      </w:r>
+      <w:r>
+        <w:t xml:space="preserve">- Managed international partnership projects through the eTwinning platform, fostering cross-cultural collaboration.</w:t>
+      </w:r>
+    </w:p>
+    <w:bookmarkEnd w:id="24"/>
+    <w:bookmarkStart w:id="25" w:name="X064f8f0c05f527b12fd85258a6d7fb9624ba365"/>
+    <w:p>
+      <w:pPr>
+        <w:pStyle w:val="Heading3"/>
+      </w:pPr>
+      <w:r>
+        <w:rPr>
+          <w:bCs/>
+          <w:b/>
+        </w:rPr>
+        <w:t xml:space="preserve">Key Account Manager &amp; Technical Writer</w:t>
+      </w:r>
+      <w:r>
+        <w:t xml:space="preserve"> </w:t>
+      </w:r>
+      <w:r>
+        <w:t xml:space="preserve">| PFI Global, Wrocław, Poland</w:t>
+      </w:r>
+    </w:p>
+    <w:p>
+      <w:pPr>
+        <w:pStyle w:val="FirstParagraph"/>
+      </w:pPr>
+      <w:r>
+        <w:rPr>
+          <w:iCs/>
+          <w:i/>
+        </w:rPr>
+        <w:t xml:space="preserve">March 2016 – September 2022</w:t>
+      </w:r>
+      <w:r>
+        <w:br/>
+      </w:r>
+      <w:r>
+        <w:t xml:space="preserve">- Translated high-level business and government objectives into tangible project proposals for edutainment attractions valued between €10M and €200M.</w:t>
+      </w:r>
+      <w:r>
+        <w:br/>
+      </w:r>
+      <w:r>
+        <w:t xml:space="preserve">- Spearheaded the launch of a tourism ticketing startup, acquiring nearly 100 international partners within three months of launch, and leading expansion into Germany and the Czech Republic by managing all English-language content and forging partnerships with regional tourism boards and key attractions.</w:t>
+      </w:r>
+      <w:r>
+        <w:br/>
+      </w:r>
+      <w:r>
+        <w:t xml:space="preserve">- Liaised and negotiated with high-level stakeholders, including international, provincial, and local government bodies throughout Europe.</w:t>
+      </w:r>
+      <w:r>
+        <w:br/>
+      </w:r>
+      <w:r>
+        <w:t xml:space="preserve">- Authored, translated, and localized a diverse range of technical and marketing materials from Polish to English to support business development efforts.</w:t>
+      </w:r>
+    </w:p>
+    <w:bookmarkEnd w:id="25"/>
+    <w:bookmarkStart w:id="26" w:name="X7bc92e8bbce3169f38d1acb5548df894796bc2d"/>
+    <w:p>
+      <w:pPr>
+        <w:pStyle w:val="Heading3"/>
+      </w:pPr>
+      <w:r>
+        <w:rPr>
+          <w:bCs/>
+          <w:b/>
+        </w:rPr>
+        <w:t xml:space="preserve">Head of English &amp; E-Learning Coordinator</w:t>
+      </w:r>
+      <w:r>
+        <w:t xml:space="preserve"> </w:t>
+      </w:r>
+      <w:r>
+        <w:t xml:space="preserve">| John Dewey School, Oborniki, Poland</w:t>
+      </w:r>
+    </w:p>
+    <w:p>
+      <w:pPr>
+        <w:pStyle w:val="FirstParagraph"/>
+      </w:pPr>
+      <w:r>
+        <w:rPr>
+          <w:iCs/>
+          <w:i/>
+        </w:rPr>
+        <w:t xml:space="preserve">September 2011 – March 2016</w:t>
+      </w:r>
+      <w:r>
+        <w:br/>
+      </w:r>
+      <w:r>
+        <w:t xml:space="preserve">- Played a key leadership role in a startup bilingual school, shaping the strategy and growth of the English department from the ground up.</w:t>
+      </w:r>
+      <w:r>
+        <w:br/>
+      </w:r>
+      <w:r>
+        <w:t xml:space="preserve">- Spearheaded the design and implementation of a school-wide Moodle e-learning platform, utilized by over 90% of students on a regular basis to improve engagement and access to resources.</w:t>
+      </w:r>
+      <w:r>
+        <w:br/>
+      </w:r>
+      <w:r>
+        <w:t xml:space="preserve">- Led and managed a diverse team of foreign language teachers (English, Spanish, and German), overseeing the full recruitment, onboarding, and professional development lifecycle.</w:t>
+      </w:r>
+      <w:r>
+        <w:br/>
+      </w:r>
+      <w:r>
+        <w:t xml:space="preserve">- Secured EU funding (eTwinning) to lead international teacher mobility and professional development projects, including study trips to Finland and the UK.</w:t>
+      </w:r>
+    </w:p>
+    <w:p>
+      <w:r>
+        <w:pict>
+          <v:rect style="width:0;height:1.5pt" o:hralign="center" o:hrstd="t" o:hr="t"/>
+        </w:pict>
+      </w:r>
+    </w:p>
+    <w:bookmarkEnd w:id="26"/>
+    <w:bookmarkEnd w:id="27"/>
+    <w:bookmarkStart w:id="30" w:name="education"/>
+    <w:p>
+      <w:pPr>
+        <w:pStyle w:val="Heading2"/>
+      </w:pPr>
+      <w:r>
+        <w:t xml:space="preserve">Education</w:t>
+      </w:r>
+    </w:p>
+    <w:bookmarkStart w:id="28" w:name="Xebb1f3f2b93a5f32a289dc3ee177e5bd15aaafc"/>
+    <w:p>
+      <w:pPr>
+        <w:pStyle w:val="Heading3"/>
+      </w:pPr>
+      <w:r>
+        <w:rPr>
+          <w:bCs/>
+          <w:b/>
+        </w:rPr>
+        <w:t xml:space="preserve">MA in English Philology (Pedagogy Specialism)</w:t>
+      </w:r>
+      <w:r>
+        <w:t xml:space="preserve"> </w:t>
+      </w:r>
+      <w:r>
+        <w:t xml:space="preserve">| Adam Mickiewicz University, Poznań, Poland</w:t>
+      </w:r>
+    </w:p>
+    <w:p>
+      <w:pPr>
+        <w:pStyle w:val="FirstParagraph"/>
+      </w:pPr>
+      <w:r>
+        <w:rPr>
+          <w:iCs/>
+          <w:i/>
+        </w:rPr>
+        <w:t xml:space="preserve">2021 – 2023</w:t>
+      </w:r>
+      <w:r>
+        <w:br/>
+      </w:r>
+      <w:r>
+        <w:t xml:space="preserve">- All coursework completed; degree to be conferred upon thesis defense.</w:t>
+      </w:r>
+    </w:p>
+    <w:bookmarkEnd w:id="28"/>
+    <w:bookmarkStart w:id="29" w:name="X1edd3800ac902f8b4cc1d1caefd88dcaa249461"/>
+    <w:p>
+      <w:pPr>
+        <w:pStyle w:val="Heading3"/>
+      </w:pPr>
+      <w:r>
+        <w:rPr>
+          <w:bCs/>
+          <w:b/>
+        </w:rPr>
+        <w:t xml:space="preserve">BA in English Philology (Pedagogy Specialism)</w:t>
+      </w:r>
+      <w:r>
+        <w:t xml:space="preserve"> </w:t>
+      </w:r>
+      <w:r>
+        <w:t xml:space="preserve">| Adam Mickiewicz University, Poznań, Poland</w:t>
+      </w:r>
+    </w:p>
+    <w:p>
+      <w:pPr>
+        <w:pStyle w:val="FirstParagraph"/>
+      </w:pPr>
+      <w:r>
+        <w:rPr>
+          <w:iCs/>
+          <w:i/>
+        </w:rPr>
+        <w:t xml:space="preserve">2016 – 2020</w:t>
+      </w:r>
+    </w:p>
+    <w:p>
+      <w:r>
+        <w:pict>
+          <v:rect style="width:0;height:1.5pt" o:hralign="center" o:hrstd="t" o:hr="t"/>
+        </w:pict>
+      </w:r>
+    </w:p>
+    <w:bookmarkEnd w:id="29"/>
+    <w:bookmarkEnd w:id="30"/>
+    <w:bookmarkStart w:id="31" w:name="skills"/>
+    <w:p>
+      <w:pPr>
+        <w:pStyle w:val="Heading2"/>
+      </w:pPr>
+      <w:r>
+        <w:t xml:space="preserve">Skills</w:t>
+      </w:r>
+    </w:p>
+    <w:p>
+      <w:pPr>
+        <w:pStyle w:val="FirstParagraph"/>
+      </w:pPr>
+      <w:r>
+        <w:rPr>
+          <w:bCs/>
+          <w:b/>
+        </w:rPr>
+        <w:t xml:space="preserve">Languages</w:t>
+      </w:r>
+      <w:r>
+        <w:br/>
+      </w:r>
+      <w:r>
+        <w:t xml:space="preserve">-</w:t>
+      </w:r>
+      <w:r>
+        <w:t xml:space="preserve"> </w:t>
+      </w:r>
+      <w:r>
+        <w:rPr>
+          <w:bCs/>
+          <w:b/>
+        </w:rPr>
+        <w:t xml:space="preserve">English:</w:t>
+      </w:r>
+      <w:r>
+        <w:t xml:space="preserve"> </w:t>
+      </w:r>
+      <w:r>
+        <w:t xml:space="preserve">Native / C2</w:t>
+      </w:r>
+      <w:r>
+        <w:br/>
+      </w:r>
+      <w:r>
+        <w:t xml:space="preserve">-</w:t>
+      </w:r>
+      <w:r>
+        <w:t xml:space="preserve"> </w:t>
+      </w:r>
+      <w:r>
+        <w:rPr>
+          <w:bCs/>
+          <w:b/>
+        </w:rPr>
+        <w:t xml:space="preserve">Scots:</w:t>
+      </w:r>
+      <w:r>
+        <w:t xml:space="preserve"> </w:t>
+      </w:r>
+      <w:r>
+        <w:t xml:space="preserve">Native / C2</w:t>
+      </w:r>
+      <w:r>
+        <w:br/>
+      </w:r>
+      <w:r>
+        <w:t xml:space="preserve">-</w:t>
+      </w:r>
+      <w:r>
+        <w:t xml:space="preserve"> </w:t>
+      </w:r>
+      <w:r>
+        <w:rPr>
+          <w:bCs/>
+          <w:b/>
+        </w:rPr>
+        <w:t xml:space="preserve">Polish:</w:t>
+      </w:r>
+      <w:r>
+        <w:t xml:space="preserve"> </w:t>
+      </w:r>
+      <w:r>
+        <w:t xml:space="preserve">Upper-Intermediate / B2</w:t>
+      </w:r>
+      <w:r>
+        <w:br/>
+      </w:r>
+      <w:r>
+        <w:t xml:space="preserve">-</w:t>
+      </w:r>
+      <w:r>
+        <w:t xml:space="preserve"> </w:t>
+      </w:r>
+      <w:r>
+        <w:rPr>
+          <w:bCs/>
+          <w:b/>
+        </w:rPr>
+        <w:t xml:space="preserve">Catalan:</w:t>
+      </w:r>
+      <w:r>
+        <w:t xml:space="preserve"> </w:t>
+      </w:r>
+      <w:r>
+        <w:t xml:space="preserve">Basic / A1</w:t>
+      </w:r>
+    </w:p>
+    <w:p>
+      <w:pPr>
+        <w:pStyle w:val="BodyText"/>
+      </w:pPr>
+      <w:r>
+        <w:rPr>
+          <w:bCs/>
+          <w:b/>
+        </w:rPr>
+        <w:t xml:space="preserve">Technical &amp; Marketing</w:t>
+      </w:r>
+      <w:r>
+        <w:br/>
+      </w:r>
+      <w:r>
+        <w:t xml:space="preserve">-</w:t>
+      </w:r>
+      <w:r>
+        <w:t xml:space="preserve"> </w:t>
+      </w:r>
+      <w:r>
+        <w:rPr>
+          <w:bCs/>
+          <w:b/>
+        </w:rPr>
+        <w:t xml:space="preserve">Content &amp; Strategy:</w:t>
+      </w:r>
+      <w:r>
+        <w:t xml:space="preserve"> </w:t>
+      </w:r>
+      <w:r>
+        <w:t xml:space="preserve">Technical Writing, Content Strategy, Social Media Management, Sales Enablement, SEO, Copywriting &amp; Editing</w:t>
+      </w:r>
+      <w:r>
+        <w:br/>
+      </w:r>
+      <w:r>
+        <w:t xml:space="preserve">-</w:t>
+      </w:r>
+      <w:r>
+        <w:t xml:space="preserve"> </w:t>
+      </w:r>
+      <w:r>
+        <w:rPr>
+          <w:bCs/>
+          <w:b/>
+        </w:rPr>
+        <w:t xml:space="preserve">Marketing &amp; Analytics Tools:</w:t>
+      </w:r>
+      <w:r>
+        <w:t xml:space="preserve"> </w:t>
+      </w:r>
+      <w:r>
+        <w:t xml:space="preserve">Google Analytics, Ahrefs, HotJar, Mailchimp</w:t>
+      </w:r>
+      <w:r>
+        <w:br/>
+      </w:r>
+      <w:r>
+        <w:t xml:space="preserve">-</w:t>
+      </w:r>
+      <w:r>
+        <w:t xml:space="preserve"> </w:t>
+      </w:r>
+      <w:r>
+        <w:rPr>
+          <w:bCs/>
+          <w:b/>
+        </w:rPr>
+        <w:t xml:space="preserve">Developer &amp; IT Tools:</w:t>
+      </w:r>
+      <w:r>
+        <w:t xml:space="preserve"> </w:t>
+      </w:r>
+      <w:r>
+        <w:t xml:space="preserve">Linux (Debian-based), Git, Jira, VSCode (including Markdown)</w:t>
+      </w:r>
+      <w:r>
+        <w:t xml:space="preserve"> </w:t>
+      </w:r>
+      <w:r>
+        <w:t xml:space="preserve">-</w:t>
+      </w:r>
+      <w:r>
+        <w:t xml:space="preserve"> </w:t>
+      </w:r>
+      <w:r>
+        <w:rPr>
+          <w:bCs/>
+          <w:b/>
+        </w:rPr>
+        <w:t xml:space="preserve">Productivity Suites:</w:t>
+      </w:r>
+      <w:r>
+        <w:t xml:space="preserve"> </w:t>
+      </w:r>
+      <w:r>
+        <w:t xml:space="preserve">Google Workspace (including AI-powered task creation and automation with Gemini), Microsoft Office</w:t>
+      </w:r>
+    </w:p>
+    <w:p>
+      <w:pPr>
+        <w:pStyle w:val="BodyText"/>
+      </w:pPr>
+      <w:r>
+        <w:rPr>
+          <w:bCs/>
+          <w:b/>
+        </w:rPr>
+        <w:t xml:space="preserve">Core Competencies</w:t>
+      </w:r>
+      <w:r>
+        <w:br/>
+      </w:r>
+      <w:r>
+        <w:t xml:space="preserve">-</w:t>
+      </w:r>
+      <w:r>
+        <w:t xml:space="preserve"> </w:t>
+      </w:r>
+      <w:r>
+        <w:rPr>
+          <w:bCs/>
+          <w:b/>
+        </w:rPr>
+        <w:t xml:space="preserve">Technical &amp; Stakeholder Communication:</w:t>
+      </w:r>
+      <w:r>
+        <w:t xml:space="preserve"> </w:t>
+      </w:r>
+      <w:r>
+        <w:t xml:space="preserve">Expertly translating complex technical information for non-technical audiences, including investors, government officials, and sales teams while accurately conveying business requirements to engineering teams.</w:t>
+      </w:r>
+      <w:r>
+        <w:br/>
+      </w:r>
+      <w:r>
+        <w:t xml:space="preserve">-</w:t>
+      </w:r>
+      <w:r>
+        <w:t xml:space="preserve"> </w:t>
+      </w:r>
+      <w:r>
+        <w:rPr>
+          <w:bCs/>
+          <w:b/>
+        </w:rPr>
+        <w:t xml:space="preserve">Conceptual Project Development:</w:t>
+      </w:r>
+      <w:r>
+        <w:t xml:space="preserve"> </w:t>
+      </w:r>
+      <w:r>
+        <w:t xml:space="preserve">Designing complex, large-scale projects from initial concept through to a full investment proposal.</w:t>
+      </w:r>
+      <w:r>
+        <w:br/>
+      </w:r>
+      <w:r>
+        <w:t xml:space="preserve">-</w:t>
+      </w:r>
+      <w:r>
+        <w:t xml:space="preserve"> </w:t>
+      </w:r>
+      <w:r>
+        <w:rPr>
+          <w:bCs/>
+          <w:b/>
+        </w:rPr>
+        <w:t xml:space="preserve">Stakeholder Engagement &amp; Management:</w:t>
+      </w:r>
+      <w:r>
+        <w:t xml:space="preserve"> </w:t>
+      </w:r>
+      <w:r>
+        <w:t xml:space="preserve">Building and maintaining relationships with diverse partners, including government bodies, investors, and technical teams.</w:t>
+      </w:r>
+      <w:r>
+        <w:br/>
+      </w:r>
+      <w:r>
+        <w:t xml:space="preserve">-</w:t>
+      </w:r>
+      <w:r>
+        <w:t xml:space="preserve"> </w:t>
+      </w:r>
+      <w:r>
+        <w:rPr>
+          <w:bCs/>
+          <w:b/>
+        </w:rPr>
+        <w:t xml:space="preserve">Cross-Cultural Communication:</w:t>
+      </w:r>
+      <w:r>
+        <w:t xml:space="preserve"> </w:t>
+      </w:r>
+      <w:r>
+        <w:t xml:space="preserve">Leveraging exceptional intercultural skills to build rapport and facilitate negotiations with global partners.</w:t>
+      </w:r>
+      <w:r>
+        <w:br/>
+      </w:r>
+      <w:r>
+        <w:t xml:space="preserve">-</w:t>
+      </w:r>
+      <w:r>
+        <w:t xml:space="preserve"> </w:t>
+      </w:r>
+      <w:r>
+        <w:rPr>
+          <w:bCs/>
+          <w:b/>
+        </w:rPr>
+        <w:t xml:space="preserve">Customer Education Strategy:</w:t>
+      </w:r>
+      <w:r>
+        <w:t xml:space="preserve"> </w:t>
+      </w:r>
+      <w:r>
+        <w:t xml:space="preserve">Framing marketing and technical content to inform and empower potential clients.</w:t>
+      </w:r>
+      <w:r>
+        <w:br/>
+      </w:r>
+      <w:r>
+        <w:t xml:space="preserve">-</w:t>
+      </w:r>
+      <w:r>
+        <w:t xml:space="preserve"> </w:t>
+      </w:r>
+      <w:r>
+        <w:rPr>
+          <w:bCs/>
+          <w:b/>
+        </w:rPr>
+        <w:t xml:space="preserve">Public Speaking &amp; Presentation</w:t>
+      </w:r>
+    </w:p>
+    <w:p>
+      <w:r>
+        <w:pict>
+          <v:rect style="width:0;height:1.5pt" o:hralign="center" o:hrstd="t" o:hr="t"/>
+        </w:pict>
+      </w:r>
+    </w:p>
+    <w:bookmarkEnd w:id="31"/>
+    <w:bookmarkStart w:id="32" w:name="interests-causes"/>
+    <w:p>
+      <w:pPr>
+        <w:pStyle w:val="Heading2"/>
+      </w:pPr>
+      <w:r>
+        <w:t xml:space="preserve">Interests &amp; Causes</w:t>
       </w:r>
     </w:p>
     <w:p>
@@ -122,7 +894,17 @@
         </w:numPr>
       </w:pPr>
       <w:r>
-        <w:t xml:space="preserve">Authored the complete project framework, from initial architectural concepts to a detailed investment plan, securing high-level interest with the official support of the Polish government.</w:t>
+        <w:rPr>
+          <w:bCs/>
+          <w:b/>
+        </w:rPr>
+        <w:t xml:space="preserve">Cultural &amp; Historical Analysis:</w:t>
+      </w:r>
+      <w:r>
+        <w:t xml:space="preserve"> </w:t>
+      </w:r>
+      <w:r>
+        <w:t xml:space="preserve">Exploring the influence of international and linguistic borders, with a particular focus on the modern history of Yugoslavia.</w:t>
       </w:r>
     </w:p>
     <w:p>
@@ -133,7 +915,59 @@
         </w:numPr>
       </w:pPr>
       <w:r>
-        <w:t xml:space="preserve">Pioneered the project and secured foundational buy-in from the Estonian Government, the Port of Tallinn, and international investors, bringing the initiative to a successful hand-off point for formal negotiations.</w:t>
+        <w:rPr>
+          <w:bCs/>
+          <w:b/>
+        </w:rPr>
+        <w:t xml:space="preserve">Educational Equity &amp; Research:</w:t>
+      </w:r>
+      <w:r>
+        <w:t xml:space="preserve"> </w:t>
+      </w:r>
+      <w:r>
+        <w:t xml:space="preserve">Advocating for equitable access to education by presenting academic papers at conferences on the topics of educational and linguistic rights.</w:t>
+      </w:r>
+    </w:p>
+    <w:p>
+      <w:pPr>
+        <w:numPr>
+          <w:ilvl w:val="0"/>
+          <w:numId w:val="1001"/>
+        </w:numPr>
+      </w:pPr>
+      <w:r>
+        <w:rPr>
+          <w:bCs/>
+          <w:b/>
+        </w:rPr>
+        <w:t xml:space="preserve">Neurodiversity &amp; Disability Advocacy:</w:t>
+      </w:r>
+      <w:r>
+        <w:t xml:space="preserve"> </w:t>
+      </w:r>
+      <w:r>
+        <w:t xml:space="preserve">Promoting the use of inclusive language and focusing on individual capabilities over preconceived labels.</w:t>
+      </w:r>
+    </w:p>
+    <w:p>
+      <w:pPr>
+        <w:numPr>
+          <w:ilvl w:val="0"/>
+          <w:numId w:val="1001"/>
+        </w:numPr>
+      </w:pPr>
+      <w:r>
+        <w:rPr>
+          <w:bCs/>
+          <w:b/>
+        </w:rPr>
+        <w:t xml:space="preserve">Endurance Cycling &amp; Community Tutoring:</w:t>
+      </w:r>
+      <w:r>
+        <w:t xml:space="preserve"> </w:t>
+      </w:r>
+      <w:r>
+        <w:t xml:space="preserve">Exploring off-the-beaten-path trails and volunteering as an English tutor for local children.</w:t>
       </w:r>
     </w:p>
     <w:p>
@@ -143,51 +977,14 @@
         </w:pict>
       </w:r>
     </w:p>
-    <w:bookmarkEnd w:id="21"/>
-    <w:bookmarkStart w:id="27" w:name="work-experience"/>
+    <w:bookmarkEnd w:id="32"/>
+    <w:bookmarkStart w:id="33" w:name="additional-information"/>
     <w:p>
       <w:pPr>
         <w:pStyle w:val="Heading2"/>
       </w:pPr>
       <w:r>
-        <w:t xml:space="preserve">Work Experience</w:t>
-      </w:r>
-    </w:p>
-    <w:bookmarkStart w:id="22" w:name="X595afec9c7c4f62d31c4f8045d975cee75a3dcf"/>
-    <w:p>
-      <w:pPr>
-        <w:pStyle w:val="Heading3"/>
-      </w:pPr>
-      <w:r>
-        <w:rPr>
-          <w:bCs/>
-          <w:b/>
-        </w:rPr>
-        <w:t xml:space="preserve">Marketing Specialist</w:t>
-      </w:r>
-      <w:r>
-        <w:t xml:space="preserve"> </w:t>
-      </w:r>
-      <w:r>
-        <w:t xml:space="preserve">| Kiwee Software, Wrocław, Poland</w:t>
-      </w:r>
-    </w:p>
-    <w:p>
-      <w:pPr>
-        <w:pStyle w:val="FirstParagraph"/>
-      </w:pPr>
-      <w:r>
-        <w:rPr>
-          <w:iCs/>
-          <w:i/>
-        </w:rPr>
-        <w:t xml:space="preserve">April – July 2025</w:t>
-      </w:r>
-      <w:r>
-        <w:br/>
-      </w:r>
-      <w:r>
-        <w:t xml:space="preserve">- Drove a 50% increase in LinkedIn followers within six weeks through targeted content creation and engagement strategies.</w:t>
+        <w:t xml:space="preserve">Additional Information</w:t>
       </w:r>
     </w:p>
     <w:p>
@@ -195,869 +992,6 @@
         <w:numPr>
           <w:ilvl w:val="0"/>
           <w:numId w:val="1002"/>
-        </w:numPr>
-      </w:pPr>
-      <w:r>
-        <w:t xml:space="preserve">Authored in-depth technical blog posts on complex software subjects to enhance the company’s content marketing efforts.</w:t>
-      </w:r>
-    </w:p>
-    <w:p>
-      <w:pPr>
-        <w:numPr>
-          <w:ilvl w:val="0"/>
-          <w:numId w:val="1002"/>
-        </w:numPr>
-      </w:pPr>
-      <w:r>
-        <w:t xml:space="preserve">Proactively implemented and managed key analytics tools, including HotJar and Ahrefs, to generate actionable market and user behavior insights.</w:t>
-      </w:r>
-    </w:p>
-    <w:p>
-      <w:pPr>
-        <w:numPr>
-          <w:ilvl w:val="0"/>
-          <w:numId w:val="1002"/>
-        </w:numPr>
-      </w:pPr>
-      <w:r>
-        <w:t xml:space="preserve">Identified and presented new market growth opportunities and potential client leads during strategic planning meetings.</w:t>
-      </w:r>
-    </w:p>
-    <w:bookmarkEnd w:id="22"/>
-    <w:bookmarkStart w:id="23" w:name="Xf3b5b178a013c63f9ddcdf568802ede1b4db782"/>
-    <w:p>
-      <w:pPr>
-        <w:pStyle w:val="Heading3"/>
-      </w:pPr>
-      <w:r>
-        <w:rPr>
-          <w:bCs/>
-          <w:b/>
-        </w:rPr>
-        <w:t xml:space="preserve">Technical Writer II</w:t>
-      </w:r>
-      <w:r>
-        <w:t xml:space="preserve"> </w:t>
-      </w:r>
-      <w:r>
-        <w:t xml:space="preserve">| Antmicro, Wrocław, Poland</w:t>
-      </w:r>
-    </w:p>
-    <w:p>
-      <w:pPr>
-        <w:pStyle w:val="FirstParagraph"/>
-      </w:pPr>
-      <w:r>
-        <w:rPr>
-          <w:iCs/>
-          <w:i/>
-        </w:rPr>
-        <w:t xml:space="preserve">November 2023 – March 2025</w:t>
-      </w:r>
-      <w:r>
-        <w:br/>
-      </w:r>
-      <w:r>
-        <w:t xml:space="preserve">- Authored a diverse range of highly technical content, from public-facing blog posts to in-depth documentation for prominent open-source software (Renode), open hardware baseboards, and confidential projects for internal and external use within the RISC-V ecosystem.</w:t>
-      </w:r>
-    </w:p>
-    <w:p>
-      <w:pPr>
-        <w:numPr>
-          <w:ilvl w:val="0"/>
-          <w:numId w:val="1003"/>
-        </w:numPr>
-      </w:pPr>
-      <w:r>
-        <w:t xml:space="preserve">Collaborated effectively with cross-functional engineering teams (Software, Hardware, AI) to translate intricate technical concepts into clear and engaging content.</w:t>
-      </w:r>
-    </w:p>
-    <w:p>
-      <w:pPr>
-        <w:numPr>
-          <w:ilvl w:val="0"/>
-          <w:numId w:val="1003"/>
-        </w:numPr>
-      </w:pPr>
-      <w:r>
-        <w:t xml:space="preserve">Demonstrated an ability for rapid learning by quickly mastering difficult subjects under tight deadlines, minimizing developer time and ensuring on-time delivery.</w:t>
-      </w:r>
-    </w:p>
-    <w:p>
-      <w:pPr>
-        <w:numPr>
-          <w:ilvl w:val="0"/>
-          <w:numId w:val="1003"/>
-        </w:numPr>
-      </w:pPr>
-      <w:r>
-        <w:t xml:space="preserve">Forged a strong partnership with the sales department to align content strategy with business objectives, transforming technical blogs into effective sales enablement tools.</w:t>
-      </w:r>
-    </w:p>
-    <w:bookmarkEnd w:id="23"/>
-    <w:bookmarkStart w:id="24" w:name="Xbb559eb1278d3b848afe70c7dd76485eec83eed"/>
-    <w:p>
-      <w:pPr>
-        <w:pStyle w:val="Heading3"/>
-      </w:pPr>
-      <w:r>
-        <w:rPr>
-          <w:bCs/>
-          <w:b/>
-        </w:rPr>
-        <w:t xml:space="preserve">English Teacher</w:t>
-      </w:r>
-      <w:r>
-        <w:t xml:space="preserve"> </w:t>
-      </w:r>
-      <w:r>
-        <w:t xml:space="preserve">| Calineczka i Przyjaciele, Kamieniec Wrocławski, Poland</w:t>
-      </w:r>
-    </w:p>
-    <w:p>
-      <w:pPr>
-        <w:pStyle w:val="FirstParagraph"/>
-      </w:pPr>
-      <w:r>
-        <w:rPr>
-          <w:iCs/>
-          <w:i/>
-        </w:rPr>
-        <w:t xml:space="preserve">September 2020 – August 2023</w:t>
-      </w:r>
-      <w:r>
-        <w:br/>
-      </w:r>
-      <w:r>
-        <w:rPr>
-          <w:iCs/>
-          <w:i/>
-        </w:rPr>
-        <w:t xml:space="preserve">(Undertaken part-time to maintain teaching qualifications before transitioning to full-time)</w:t>
-      </w:r>
-      <w:r>
-        <w:br/>
-      </w:r>
-      <w:r>
-        <w:t xml:space="preserve">- Developed and customized educational content and learning frameworks for multiple groups.</w:t>
-      </w:r>
-    </w:p>
-    <w:p>
-      <w:pPr>
-        <w:numPr>
-          <w:ilvl w:val="0"/>
-          <w:numId w:val="1004"/>
-        </w:numPr>
-      </w:pPr>
-      <w:r>
-        <w:t xml:space="preserve">Executed community marketing and public relations initiatives, representing the brand at public events to drive engagement and enrollment.</w:t>
-      </w:r>
-    </w:p>
-    <w:p>
-      <w:pPr>
-        <w:numPr>
-          <w:ilvl w:val="0"/>
-          <w:numId w:val="1004"/>
-        </w:numPr>
-      </w:pPr>
-      <w:r>
-        <w:t xml:space="preserve">Managed international partnership projects through the eTwinning platform, fostering cross-cultural collaboration.</w:t>
-      </w:r>
-    </w:p>
-    <w:bookmarkEnd w:id="24"/>
-    <w:bookmarkStart w:id="25" w:name="X064f8f0c05f527b12fd85258a6d7fb9624ba365"/>
-    <w:p>
-      <w:pPr>
-        <w:pStyle w:val="Heading3"/>
-      </w:pPr>
-      <w:r>
-        <w:rPr>
-          <w:bCs/>
-          <w:b/>
-        </w:rPr>
-        <w:t xml:space="preserve">Key Account Manager &amp; Technical Writer</w:t>
-      </w:r>
-      <w:r>
-        <w:t xml:space="preserve"> </w:t>
-      </w:r>
-      <w:r>
-        <w:t xml:space="preserve">| PFI Global, Wrocław, Poland</w:t>
-      </w:r>
-    </w:p>
-    <w:p>
-      <w:pPr>
-        <w:pStyle w:val="FirstParagraph"/>
-      </w:pPr>
-      <w:r>
-        <w:rPr>
-          <w:iCs/>
-          <w:i/>
-        </w:rPr>
-        <w:t xml:space="preserve">March 2016 – September 2022</w:t>
-      </w:r>
-      <w:r>
-        <w:br/>
-      </w:r>
-      <w:r>
-        <w:t xml:space="preserve">- Translated high-level business and government objectives into tangible project proposals for edutainment attractions valued between €10M and €200M.</w:t>
-      </w:r>
-    </w:p>
-    <w:p>
-      <w:pPr>
-        <w:numPr>
-          <w:ilvl w:val="0"/>
-          <w:numId w:val="1005"/>
-        </w:numPr>
-      </w:pPr>
-      <w:r>
-        <w:t xml:space="preserve">Spearheaded the launch of a tourism ticketing startup, acquiring nearly 100 international partners within three months of launch, and leading expansion into Germany and the Czech Republic by managing all English-language content and forging partnerships with regional tourism boards and key attractions.</w:t>
-      </w:r>
-    </w:p>
-    <w:p>
-      <w:pPr>
-        <w:numPr>
-          <w:ilvl w:val="0"/>
-          <w:numId w:val="1005"/>
-        </w:numPr>
-      </w:pPr>
-      <w:r>
-        <w:t xml:space="preserve">Liaised and negotiated with high-level stakeholders, including international, provincial, and local government bodies throughout Europe.</w:t>
-      </w:r>
-    </w:p>
-    <w:p>
-      <w:pPr>
-        <w:numPr>
-          <w:ilvl w:val="0"/>
-          <w:numId w:val="1005"/>
-        </w:numPr>
-      </w:pPr>
-      <w:r>
-        <w:t xml:space="preserve">Authored, translated, and localized a diverse range of technical and marketing materials from Polish to English to support business development efforts.</w:t>
-      </w:r>
-    </w:p>
-    <w:bookmarkEnd w:id="25"/>
-    <w:bookmarkStart w:id="26" w:name="X7bc92e8bbce3169f38d1acb5548df894796bc2d"/>
-    <w:p>
-      <w:pPr>
-        <w:pStyle w:val="Heading3"/>
-      </w:pPr>
-      <w:r>
-        <w:rPr>
-          <w:bCs/>
-          <w:b/>
-        </w:rPr>
-        <w:t xml:space="preserve">Head of English &amp; E-Learning Coordinator</w:t>
-      </w:r>
-      <w:r>
-        <w:t xml:space="preserve"> </w:t>
-      </w:r>
-      <w:r>
-        <w:t xml:space="preserve">| John Dewey School, Oborniki, Poland</w:t>
-      </w:r>
-    </w:p>
-    <w:p>
-      <w:pPr>
-        <w:pStyle w:val="FirstParagraph"/>
-      </w:pPr>
-      <w:r>
-        <w:rPr>
-          <w:iCs/>
-          <w:i/>
-        </w:rPr>
-        <w:t xml:space="preserve">September 2011 – March 2016</w:t>
-      </w:r>
-      <w:r>
-        <w:br/>
-      </w:r>
-      <w:r>
-        <w:t xml:space="preserve">- Played a key leadership role in a startup bilingual school, shaping the strategy and growth of the English department from the ground up.</w:t>
-      </w:r>
-    </w:p>
-    <w:p>
-      <w:pPr>
-        <w:numPr>
-          <w:ilvl w:val="0"/>
-          <w:numId w:val="1006"/>
-        </w:numPr>
-      </w:pPr>
-      <w:r>
-        <w:t xml:space="preserve">Spearheaded the design and implementation of a school-wide Moodle e-learning platform, utilized by over 90% of students on a regular basis to improve engagement and access to resources.</w:t>
-      </w:r>
-    </w:p>
-    <w:p>
-      <w:pPr>
-        <w:numPr>
-          <w:ilvl w:val="0"/>
-          <w:numId w:val="1006"/>
-        </w:numPr>
-      </w:pPr>
-      <w:r>
-        <w:t xml:space="preserve">Led and managed a diverse team of foreign language teachers (English, Spanish, and German), overseeing the full recruitment, onboarding, and professional development lifecycle.</w:t>
-      </w:r>
-    </w:p>
-    <w:p>
-      <w:pPr>
-        <w:numPr>
-          <w:ilvl w:val="0"/>
-          <w:numId w:val="1006"/>
-        </w:numPr>
-      </w:pPr>
-      <w:r>
-        <w:t xml:space="preserve">Secured EU funding (eTwinning) to lead international teacher mobility and professional development projects, including study trips to Finland and the UK.</w:t>
-      </w:r>
-    </w:p>
-    <w:p>
-      <w:r>
-        <w:pict>
-          <v:rect style="width:0;height:1.5pt" o:hralign="center" o:hrstd="t" o:hr="t"/>
-        </w:pict>
-      </w:r>
-    </w:p>
-    <w:bookmarkEnd w:id="26"/>
-    <w:bookmarkEnd w:id="27"/>
-    <w:bookmarkStart w:id="30" w:name="education"/>
-    <w:p>
-      <w:pPr>
-        <w:pStyle w:val="Heading2"/>
-      </w:pPr>
-      <w:r>
-        <w:t xml:space="preserve">Education</w:t>
-      </w:r>
-    </w:p>
-    <w:bookmarkStart w:id="28" w:name="Xebb1f3f2b93a5f32a289dc3ee177e5bd15aaafc"/>
-    <w:p>
-      <w:pPr>
-        <w:pStyle w:val="Heading3"/>
-      </w:pPr>
-      <w:r>
-        <w:rPr>
-          <w:bCs/>
-          <w:b/>
-        </w:rPr>
-        <w:t xml:space="preserve">MA in English Philology (Pedagogy Specialism)</w:t>
-      </w:r>
-      <w:r>
-        <w:t xml:space="preserve"> </w:t>
-      </w:r>
-      <w:r>
-        <w:t xml:space="preserve">| Adam Mickiewicz University, Poznań, Poland</w:t>
-      </w:r>
-    </w:p>
-    <w:p>
-      <w:pPr>
-        <w:pStyle w:val="FirstParagraph"/>
-      </w:pPr>
-      <w:r>
-        <w:rPr>
-          <w:iCs/>
-          <w:i/>
-        </w:rPr>
-        <w:t xml:space="preserve">2021 – 2023</w:t>
-      </w:r>
-      <w:r>
-        <w:br/>
-      </w:r>
-      <w:r>
-        <w:t xml:space="preserve">- All coursework completed; degree to be conferred upon thesis defense.</w:t>
-      </w:r>
-    </w:p>
-    <w:bookmarkEnd w:id="28"/>
-    <w:bookmarkStart w:id="29" w:name="X1edd3800ac902f8b4cc1d1caefd88dcaa249461"/>
-    <w:p>
-      <w:pPr>
-        <w:pStyle w:val="Heading3"/>
-      </w:pPr>
-      <w:r>
-        <w:rPr>
-          <w:bCs/>
-          <w:b/>
-        </w:rPr>
-        <w:t xml:space="preserve">BA in English Philology (Pedagogy Specialism)</w:t>
-      </w:r>
-      <w:r>
-        <w:t xml:space="preserve"> </w:t>
-      </w:r>
-      <w:r>
-        <w:t xml:space="preserve">| Adam Mickiewicz University, Poznań, Poland</w:t>
-      </w:r>
-    </w:p>
-    <w:p>
-      <w:pPr>
-        <w:pStyle w:val="FirstParagraph"/>
-      </w:pPr>
-      <w:r>
-        <w:rPr>
-          <w:iCs/>
-          <w:i/>
-        </w:rPr>
-        <w:t xml:space="preserve">2016 – 2020</w:t>
-      </w:r>
-    </w:p>
-    <w:p>
-      <w:r>
-        <w:pict>
-          <v:rect style="width:0;height:1.5pt" o:hralign="center" o:hrstd="t" o:hr="t"/>
-        </w:pict>
-      </w:r>
-    </w:p>
-    <w:bookmarkEnd w:id="29"/>
-    <w:bookmarkEnd w:id="30"/>
-    <w:bookmarkStart w:id="31" w:name="skills"/>
-    <w:p>
-      <w:pPr>
-        <w:pStyle w:val="Heading2"/>
-      </w:pPr>
-      <w:r>
-        <w:t xml:space="preserve">Skills</w:t>
-      </w:r>
-    </w:p>
-    <w:p>
-      <w:pPr>
-        <w:pStyle w:val="FirstParagraph"/>
-      </w:pPr>
-      <w:r>
-        <w:rPr>
-          <w:bCs/>
-          <w:b/>
-        </w:rPr>
-        <w:t xml:space="preserve">Languages</w:t>
-      </w:r>
-    </w:p>
-    <w:p>
-      <w:pPr>
-        <w:numPr>
-          <w:ilvl w:val="0"/>
-          <w:numId w:val="1007"/>
-        </w:numPr>
-      </w:pPr>
-      <w:r>
-        <w:rPr>
-          <w:bCs/>
-          <w:b/>
-        </w:rPr>
-        <w:t xml:space="preserve">English:</w:t>
-      </w:r>
-      <w:r>
-        <w:t xml:space="preserve"> </w:t>
-      </w:r>
-      <w:r>
-        <w:t xml:space="preserve">Native / C2</w:t>
-      </w:r>
-    </w:p>
-    <w:p>
-      <w:pPr>
-        <w:numPr>
-          <w:ilvl w:val="0"/>
-          <w:numId w:val="1007"/>
-        </w:numPr>
-      </w:pPr>
-      <w:r>
-        <w:rPr>
-          <w:bCs/>
-          <w:b/>
-        </w:rPr>
-        <w:t xml:space="preserve">Scots:</w:t>
-      </w:r>
-      <w:r>
-        <w:t xml:space="preserve"> </w:t>
-      </w:r>
-      <w:r>
-        <w:t xml:space="preserve">Native / C2</w:t>
-      </w:r>
-    </w:p>
-    <w:p>
-      <w:pPr>
-        <w:numPr>
-          <w:ilvl w:val="0"/>
-          <w:numId w:val="1007"/>
-        </w:numPr>
-      </w:pPr>
-      <w:r>
-        <w:rPr>
-          <w:bCs/>
-          <w:b/>
-        </w:rPr>
-        <w:t xml:space="preserve">Polish:</w:t>
-      </w:r>
-      <w:r>
-        <w:t xml:space="preserve"> </w:t>
-      </w:r>
-      <w:r>
-        <w:t xml:space="preserve">Upper-Intermediate / B2</w:t>
-      </w:r>
-    </w:p>
-    <w:p>
-      <w:pPr>
-        <w:numPr>
-          <w:ilvl w:val="0"/>
-          <w:numId w:val="1007"/>
-        </w:numPr>
-      </w:pPr>
-      <w:r>
-        <w:rPr>
-          <w:bCs/>
-          <w:b/>
-        </w:rPr>
-        <w:t xml:space="preserve">Catalan:</w:t>
-      </w:r>
-      <w:r>
-        <w:t xml:space="preserve"> </w:t>
-      </w:r>
-      <w:r>
-        <w:t xml:space="preserve">Basic / A1</w:t>
-      </w:r>
-    </w:p>
-    <w:p>
-      <w:pPr>
-        <w:pStyle w:val="FirstParagraph"/>
-      </w:pPr>
-      <w:r>
-        <w:rPr>
-          <w:bCs/>
-          <w:b/>
-        </w:rPr>
-        <w:t xml:space="preserve">Technical &amp; Marketing</w:t>
-      </w:r>
-    </w:p>
-    <w:p>
-      <w:pPr>
-        <w:numPr>
-          <w:ilvl w:val="0"/>
-          <w:numId w:val="1008"/>
-        </w:numPr>
-      </w:pPr>
-      <w:r>
-        <w:rPr>
-          <w:bCs/>
-          <w:b/>
-        </w:rPr>
-        <w:t xml:space="preserve">Content &amp; Strategy:</w:t>
-      </w:r>
-      <w:r>
-        <w:t xml:space="preserve"> </w:t>
-      </w:r>
-      <w:r>
-        <w:t xml:space="preserve">Technical Writing, Content Strategy, Social Media Management, Sales Enablement, SEO, Copywriting &amp; Editing</w:t>
-      </w:r>
-    </w:p>
-    <w:p>
-      <w:pPr>
-        <w:numPr>
-          <w:ilvl w:val="0"/>
-          <w:numId w:val="1008"/>
-        </w:numPr>
-      </w:pPr>
-      <w:r>
-        <w:rPr>
-          <w:bCs/>
-          <w:b/>
-        </w:rPr>
-        <w:t xml:space="preserve">Marketing &amp; Analytics Tools:</w:t>
-      </w:r>
-      <w:r>
-        <w:t xml:space="preserve"> </w:t>
-      </w:r>
-      <w:r>
-        <w:t xml:space="preserve">Google Analytics, Ahrefs, HotJar, Mailchip</w:t>
-      </w:r>
-    </w:p>
-    <w:p>
-      <w:pPr>
-        <w:numPr>
-          <w:ilvl w:val="0"/>
-          <w:numId w:val="1008"/>
-        </w:numPr>
-      </w:pPr>
-      <w:r>
-        <w:rPr>
-          <w:bCs/>
-          <w:b/>
-        </w:rPr>
-        <w:t xml:space="preserve">Developer &amp; IT Tools:</w:t>
-      </w:r>
-      <w:r>
-        <w:t xml:space="preserve"> </w:t>
-      </w:r>
-      <w:r>
-        <w:t xml:space="preserve">Linux (Debian-based), Git, Jira, VSCode (including Markdown)</w:t>
-      </w:r>
-    </w:p>
-    <w:p>
-      <w:pPr>
-        <w:numPr>
-          <w:ilvl w:val="0"/>
-          <w:numId w:val="1008"/>
-        </w:numPr>
-      </w:pPr>
-      <w:r>
-        <w:rPr>
-          <w:bCs/>
-          <w:b/>
-        </w:rPr>
-        <w:t xml:space="preserve">Productivity Suites:</w:t>
-      </w:r>
-      <w:r>
-        <w:t xml:space="preserve"> </w:t>
-      </w:r>
-      <w:r>
-        <w:t xml:space="preserve">Google Workspace (including AI-powered task creation and automation with Gemini), Microsoft Office</w:t>
-      </w:r>
-    </w:p>
-    <w:p>
-      <w:pPr>
-        <w:pStyle w:val="FirstParagraph"/>
-      </w:pPr>
-      <w:r>
-        <w:rPr>
-          <w:bCs/>
-          <w:b/>
-        </w:rPr>
-        <w:t xml:space="preserve">Core Competencies</w:t>
-      </w:r>
-    </w:p>
-    <w:p>
-      <w:pPr>
-        <w:numPr>
-          <w:ilvl w:val="0"/>
-          <w:numId w:val="1009"/>
-        </w:numPr>
-      </w:pPr>
-      <w:r>
-        <w:rPr>
-          <w:bCs/>
-          <w:b/>
-        </w:rPr>
-        <w:t xml:space="preserve">Technical &amp; Stakeholder Communication:</w:t>
-      </w:r>
-      <w:r>
-        <w:t xml:space="preserve"> </w:t>
-      </w:r>
-      <w:r>
-        <w:t xml:space="preserve">Expertly translating complex technical information for non-technical audiences, including investors, government officials, and sales teams while accurately conveying business requirements to engineering teams.</w:t>
-      </w:r>
-    </w:p>
-    <w:p>
-      <w:pPr>
-        <w:numPr>
-          <w:ilvl w:val="0"/>
-          <w:numId w:val="1009"/>
-        </w:numPr>
-      </w:pPr>
-      <w:r>
-        <w:rPr>
-          <w:bCs/>
-          <w:b/>
-        </w:rPr>
-        <w:t xml:space="preserve">Conceptual Project Development:</w:t>
-      </w:r>
-      <w:r>
-        <w:t xml:space="preserve"> </w:t>
-      </w:r>
-      <w:r>
-        <w:t xml:space="preserve">Designing complex, large-scale projects from initial concept through to a full investment proposal.</w:t>
-      </w:r>
-    </w:p>
-    <w:p>
-      <w:pPr>
-        <w:numPr>
-          <w:ilvl w:val="0"/>
-          <w:numId w:val="1009"/>
-        </w:numPr>
-      </w:pPr>
-      <w:r>
-        <w:rPr>
-          <w:bCs/>
-          <w:b/>
-        </w:rPr>
-        <w:t xml:space="preserve">Stakeholder Engagement &amp; Management:</w:t>
-      </w:r>
-      <w:r>
-        <w:t xml:space="preserve"> </w:t>
-      </w:r>
-      <w:r>
-        <w:t xml:space="preserve">Building and maintaining relationships with diverse partners, including government bodies, investors, and technical teams.</w:t>
-      </w:r>
-    </w:p>
-    <w:p>
-      <w:pPr>
-        <w:numPr>
-          <w:ilvl w:val="0"/>
-          <w:numId w:val="1009"/>
-        </w:numPr>
-      </w:pPr>
-      <w:r>
-        <w:rPr>
-          <w:bCs/>
-          <w:b/>
-        </w:rPr>
-        <w:t xml:space="preserve">Cross-Cultural Communication:</w:t>
-      </w:r>
-      <w:r>
-        <w:t xml:space="preserve"> </w:t>
-      </w:r>
-      <w:r>
-        <w:t xml:space="preserve">Leveraging exceptional intercultural skills to build rapport and facilitate negotiations with global partners.</w:t>
-      </w:r>
-    </w:p>
-    <w:p>
-      <w:pPr>
-        <w:numPr>
-          <w:ilvl w:val="0"/>
-          <w:numId w:val="1009"/>
-        </w:numPr>
-      </w:pPr>
-      <w:r>
-        <w:rPr>
-          <w:bCs/>
-          <w:b/>
-        </w:rPr>
-        <w:t xml:space="preserve">Customer Education Strategy:</w:t>
-      </w:r>
-      <w:r>
-        <w:t xml:space="preserve"> </w:t>
-      </w:r>
-      <w:r>
-        <w:t xml:space="preserve">Framing marketing and technical content to inform and empower potential clients.</w:t>
-      </w:r>
-    </w:p>
-    <w:p>
-      <w:pPr>
-        <w:numPr>
-          <w:ilvl w:val="0"/>
-          <w:numId w:val="1009"/>
-        </w:numPr>
-      </w:pPr>
-      <w:r>
-        <w:rPr>
-          <w:bCs/>
-          <w:b/>
-        </w:rPr>
-        <w:t xml:space="preserve">Public Speaking &amp; Presentation</w:t>
-      </w:r>
-    </w:p>
-    <w:p>
-      <w:r>
-        <w:pict>
-          <v:rect style="width:0;height:1.5pt" o:hralign="center" o:hrstd="t" o:hr="t"/>
-        </w:pict>
-      </w:r>
-    </w:p>
-    <w:bookmarkEnd w:id="31"/>
-    <w:bookmarkStart w:id="32" w:name="interests-causes"/>
-    <w:p>
-      <w:pPr>
-        <w:pStyle w:val="Heading2"/>
-      </w:pPr>
-      <w:r>
-        <w:t xml:space="preserve">Interests &amp; Causes</w:t>
-      </w:r>
-    </w:p>
-    <w:p>
-      <w:pPr>
-        <w:numPr>
-          <w:ilvl w:val="0"/>
-          <w:numId w:val="1010"/>
-        </w:numPr>
-      </w:pPr>
-      <w:r>
-        <w:rPr>
-          <w:bCs/>
-          <w:b/>
-        </w:rPr>
-        <w:t xml:space="preserve">Cultural &amp; Historical Analysis:</w:t>
-      </w:r>
-      <w:r>
-        <w:t xml:space="preserve"> </w:t>
-      </w:r>
-      <w:r>
-        <w:t xml:space="preserve">Exploring the influence of international and linguistic borders, with a particular focus on the modern history of Yugoslavia.</w:t>
-      </w:r>
-    </w:p>
-    <w:p>
-      <w:pPr>
-        <w:numPr>
-          <w:ilvl w:val="0"/>
-          <w:numId w:val="1010"/>
-        </w:numPr>
-      </w:pPr>
-      <w:r>
-        <w:rPr>
-          <w:bCs/>
-          <w:b/>
-        </w:rPr>
-        <w:t xml:space="preserve">Educational Equity &amp; Research:</w:t>
-      </w:r>
-      <w:r>
-        <w:t xml:space="preserve"> </w:t>
-      </w:r>
-      <w:r>
-        <w:t xml:space="preserve">Advocating for equitable access to education by presenting academic papers at conferences on the topics of educational and linguistic rights.</w:t>
-      </w:r>
-    </w:p>
-    <w:p>
-      <w:pPr>
-        <w:numPr>
-          <w:ilvl w:val="0"/>
-          <w:numId w:val="1010"/>
-        </w:numPr>
-      </w:pPr>
-      <w:r>
-        <w:rPr>
-          <w:bCs/>
-          <w:b/>
-        </w:rPr>
-        <w:t xml:space="preserve">Neurodiversity &amp; Disability Advocacy:</w:t>
-      </w:r>
-      <w:r>
-        <w:t xml:space="preserve"> </w:t>
-      </w:r>
-      <w:r>
-        <w:t xml:space="preserve">Promoting the use of inclusive language and focusing on individual capabilities over preconceived labels.</w:t>
-      </w:r>
-    </w:p>
-    <w:p>
-      <w:pPr>
-        <w:numPr>
-          <w:ilvl w:val="0"/>
-          <w:numId w:val="1010"/>
-        </w:numPr>
-      </w:pPr>
-      <w:r>
-        <w:rPr>
-          <w:bCs/>
-          <w:b/>
-        </w:rPr>
-        <w:t xml:space="preserve">Endurance Cycling &amp; Community Tutoring:</w:t>
-      </w:r>
-      <w:r>
-        <w:t xml:space="preserve"> </w:t>
-      </w:r>
-      <w:r>
-        <w:t xml:space="preserve">Exploring off-the-beaten-path trails and volunteering as an English tutor for local children.</w:t>
-      </w:r>
-    </w:p>
-    <w:p>
-      <w:r>
-        <w:pict>
-          <v:rect style="width:0;height:1.5pt" o:hralign="center" o:hrstd="t" o:hr="t"/>
-        </w:pict>
-      </w:r>
-    </w:p>
-    <w:bookmarkEnd w:id="32"/>
-    <w:bookmarkStart w:id="33" w:name="additional-information"/>
-    <w:p>
-      <w:pPr>
-        <w:pStyle w:val="Heading2"/>
-      </w:pPr>
-      <w:r>
-        <w:t xml:space="preserve">Additional Information</w:t>
-      </w:r>
-    </w:p>
-    <w:p>
-      <w:pPr>
-        <w:numPr>
-          <w:ilvl w:val="0"/>
-          <w:numId w:val="1011"/>
         </w:numPr>
         <w:pStyle w:val="Compact"/>
       </w:pPr>
@@ -1340,33 +1274,6 @@
     <w:abstractNumId w:val="991"/>
   </w:num>
   <w:num w:numId="1002">
-    <w:abstractNumId w:val="991"/>
-  </w:num>
-  <w:num w:numId="1003">
-    <w:abstractNumId w:val="991"/>
-  </w:num>
-  <w:num w:numId="1004">
-    <w:abstractNumId w:val="991"/>
-  </w:num>
-  <w:num w:numId="1005">
-    <w:abstractNumId w:val="991"/>
-  </w:num>
-  <w:num w:numId="1006">
-    <w:abstractNumId w:val="991"/>
-  </w:num>
-  <w:num w:numId="1007">
-    <w:abstractNumId w:val="991"/>
-  </w:num>
-  <w:num w:numId="1008">
-    <w:abstractNumId w:val="991"/>
-  </w:num>
-  <w:num w:numId="1009">
-    <w:abstractNumId w:val="991"/>
-  </w:num>
-  <w:num w:numId="1010">
-    <w:abstractNumId w:val="991"/>
-  </w:num>
-  <w:num w:numId="1011">
     <w:abstractNumId w:val="991"/>
   </w:num>
 </w:numbering>

--- a/Michael_Forbes_CV.docx
+++ b/Michael_Forbes_CV.docx
@@ -69,7 +69,7 @@
           <w:iCs/>
           <w:i/>
         </w:rPr>
-        <w:t xml:space="preserve">Last updated: 20 August 2025 at 19:51 UTC</w:t>
+        <w:t xml:space="preserve">Last updated: 20 August 2025 at 19:57 UTC</w:t>
       </w:r>
     </w:p>
     <w:p>
@@ -892,7 +892,11 @@
     </w:p>
     <w:p>
       <w:pPr>
-        <w:pStyle w:val="FirstParagraph"/>
+        <w:numPr>
+          <w:ilvl w:val="0"/>
+          <w:numId w:val="1001"/>
+        </w:numPr>
+        <w:pStyle w:val="Compact"/>
       </w:pPr>
       <w:r>
         <w:rPr>
@@ -905,11 +909,20 @@
         <w:t xml:space="preserve"> </w:t>
       </w:r>
       <w:r>
-        <w:t xml:space="preserve">- Exploring the influence of international and linguistic borders, with a particular focus on the modern history of Yugoslavia.</w:t>
-      </w:r>
-      <w:r>
-        <w:br/>
-      </w:r>
+        <w:t xml:space="preserve">Exploring the influence of international and linguistic borders, with a particular focus on the modern history of Yugoslavia.</w:t>
+      </w:r>
+      <w:r>
+        <w:br/>
+      </w:r>
+    </w:p>
+    <w:p>
+      <w:pPr>
+        <w:numPr>
+          <w:ilvl w:val="0"/>
+          <w:numId w:val="1001"/>
+        </w:numPr>
+        <w:pStyle w:val="Compact"/>
+      </w:pPr>
       <w:r>
         <w:rPr>
           <w:bCs/>
@@ -921,11 +934,20 @@
         <w:t xml:space="preserve"> </w:t>
       </w:r>
       <w:r>
-        <w:t xml:space="preserve">- Advocating for equitable access to education by presenting academic papers at conferences on the topics of educational and linguistic rights.</w:t>
-      </w:r>
-      <w:r>
-        <w:br/>
-      </w:r>
+        <w:t xml:space="preserve">Advocating for equitable access to education by presenting academic papers at conferences on the topics of educational and linguistic rights.</w:t>
+      </w:r>
+      <w:r>
+        <w:br/>
+      </w:r>
+    </w:p>
+    <w:p>
+      <w:pPr>
+        <w:numPr>
+          <w:ilvl w:val="0"/>
+          <w:numId w:val="1001"/>
+        </w:numPr>
+        <w:pStyle w:val="Compact"/>
+      </w:pPr>
       <w:r>
         <w:rPr>
           <w:bCs/>
@@ -937,11 +959,20 @@
         <w:t xml:space="preserve"> </w:t>
       </w:r>
       <w:r>
-        <w:t xml:space="preserve">- Promoting the use of inclusive language in technical writing and focusing on individual capabilities over preconceived labels.</w:t>
-      </w:r>
-      <w:r>
-        <w:br/>
-      </w:r>
+        <w:t xml:space="preserve">Promoting the use of inclusive language in technical writing and focusing on individual capabilities over preconceived labels.</w:t>
+      </w:r>
+      <w:r>
+        <w:br/>
+      </w:r>
+    </w:p>
+    <w:p>
+      <w:pPr>
+        <w:numPr>
+          <w:ilvl w:val="0"/>
+          <w:numId w:val="1001"/>
+        </w:numPr>
+        <w:pStyle w:val="Compact"/>
+      </w:pPr>
       <w:r>
         <w:rPr>
           <w:bCs/>
@@ -953,7 +984,7 @@
         <w:t xml:space="preserve"> </w:t>
       </w:r>
       <w:r>
-        <w:t xml:space="preserve">- Exploring off-the-beaten-path trails and volunteering as an English tutor for local children.</w:t>
+        <w:t xml:space="preserve">Exploring off-the-beaten-path trails and volunteering as an English tutor for local children.</w:t>
       </w:r>
     </w:p>
     <w:p>
@@ -977,7 +1008,7 @@
       <w:pPr>
         <w:numPr>
           <w:ilvl w:val="0"/>
-          <w:numId w:val="1001"/>
+          <w:numId w:val="1002"/>
         </w:numPr>
         <w:pStyle w:val="Compact"/>
       </w:pPr>
@@ -1257,6 +1288,9 @@
     <w:abstractNumId w:val="990"/>
   </w:num>
   <w:num w:numId="1001">
+    <w:abstractNumId w:val="991"/>
+  </w:num>
+  <w:num w:numId="1002">
     <w:abstractNumId w:val="991"/>
   </w:num>
 </w:numbering>

--- a/Michael_Forbes_CV.docx
+++ b/Michael_Forbes_CV.docx
@@ -69,7 +69,7 @@
           <w:iCs/>
           <w:i/>
         </w:rPr>
-        <w:t xml:space="preserve">Last updated: 20 August 2025 at 19:57 UTC</w:t>
+        <w:t xml:space="preserve">Last updated: 21 August 2025 at 09:12 UTC</w:t>
       </w:r>
     </w:p>
     <w:p>
@@ -883,10 +883,6 @@
         <w:pStyle w:val="Heading2"/>
       </w:pPr>
       <w:r>
-        <w:rPr>
-          <w:bCs/>
-          <w:b/>
-        </w:rPr>
         <w:t xml:space="preserve">Interests &amp; Causes</w:t>
       </w:r>
     </w:p>

--- a/Michael_Forbes_CV.docx
+++ b/Michael_Forbes_CV.docx
@@ -69,7 +69,7 @@
           <w:iCs/>
           <w:i/>
         </w:rPr>
-        <w:t xml:space="preserve">Last updated: 21 August 2025 at 09:12 UTC</w:t>
+        <w:t xml:space="preserve">Last updated: 21 August 2025 at 09:46 UTC</w:t>
       </w:r>
     </w:p>
     <w:p>
@@ -606,7 +606,7 @@
         <w:t xml:space="preserve"> </w:t>
       </w:r>
       <w:r>
-        <w:t xml:space="preserve">Upper-Intermediate / B2</w:t>
+        <w:t xml:space="preserve">Intermediate / B1-B2</w:t>
       </w:r>
       <w:r>
         <w:br/>
@@ -888,123 +888,138 @@
     </w:p>
     <w:p>
       <w:pPr>
+        <w:pStyle w:val="FirstParagraph"/>
+      </w:pPr>
+      <w:r>
+        <w:rPr>
+          <w:bCs/>
+          <w:b/>
+        </w:rPr>
+        <w:t xml:space="preserve">Analysis and research</w:t>
+      </w:r>
+      <w:r>
+        <w:t xml:space="preserve"> </w:t>
+      </w:r>
+      <w:r>
+        <w:t xml:space="preserve">-</w:t>
+      </w:r>
+      <w:r>
+        <w:t xml:space="preserve"> </w:t>
+      </w:r>
+      <w:r>
+        <w:rPr>
+          <w:bCs/>
+          <w:b/>
+        </w:rPr>
+        <w:t xml:space="preserve">Cultural &amp; Historical Analysis:</w:t>
+      </w:r>
+      <w:r>
+        <w:t xml:space="preserve"> </w:t>
+      </w:r>
+      <w:r>
+        <w:t xml:space="preserve">Exploring the influence of international and linguistic borders, with a particular focus on the modern history of Yugoslavia.</w:t>
+      </w:r>
+      <w:r>
+        <w:br/>
+      </w:r>
+      <w:r>
+        <w:t xml:space="preserve">-</w:t>
+      </w:r>
+      <w:r>
+        <w:t xml:space="preserve"> </w:t>
+      </w:r>
+      <w:r>
+        <w:rPr>
+          <w:bCs/>
+          <w:b/>
+        </w:rPr>
+        <w:t xml:space="preserve">Educational Equity &amp; Research:</w:t>
+      </w:r>
+      <w:r>
+        <w:t xml:space="preserve"> </w:t>
+      </w:r>
+      <w:r>
+        <w:t xml:space="preserve">Advocating for equitable access to education by presenting academic papers at conferences on the topics of educational and linguistic rights.</w:t>
+      </w:r>
+    </w:p>
+    <w:p>
+      <w:pPr>
+        <w:pStyle w:val="BodyText"/>
+      </w:pPr>
+      <w:r>
+        <w:rPr>
+          <w:bCs/>
+          <w:b/>
+        </w:rPr>
+        <w:t xml:space="preserve">Advocacy and volunteering</w:t>
+      </w:r>
+      <w:r>
+        <w:t xml:space="preserve"> </w:t>
+      </w:r>
+      <w:r>
+        <w:t xml:space="preserve">-</w:t>
+      </w:r>
+      <w:r>
+        <w:t xml:space="preserve"> </w:t>
+      </w:r>
+      <w:r>
+        <w:rPr>
+          <w:bCs/>
+          <w:b/>
+        </w:rPr>
+        <w:t xml:space="preserve">Neurodiversity &amp; Disability Advocacy:</w:t>
+      </w:r>
+      <w:r>
+        <w:t xml:space="preserve"> </w:t>
+      </w:r>
+      <w:r>
+        <w:t xml:space="preserve">Promoting the use of inclusive language in technical writing and focusing on individual capabilities over preconceived labels.</w:t>
+      </w:r>
+      <w:r>
+        <w:br/>
+      </w:r>
+      <w:r>
+        <w:t xml:space="preserve">-</w:t>
+      </w:r>
+      <w:r>
+        <w:t xml:space="preserve"> </w:t>
+      </w:r>
+      <w:r>
+        <w:rPr>
+          <w:bCs/>
+          <w:b/>
+        </w:rPr>
+        <w:t xml:space="preserve">Endurance Cycling &amp; Community Tutoring:</w:t>
+      </w:r>
+      <w:r>
+        <w:t xml:space="preserve"> </w:t>
+      </w:r>
+      <w:r>
+        <w:t xml:space="preserve">Exploring off-the-beaten-path trails and volunteering as an English tutor for local children.</w:t>
+      </w:r>
+    </w:p>
+    <w:p>
+      <w:r>
+        <w:pict>
+          <v:rect style="width:0;height:1.5pt" o:hralign="center" o:hrstd="t" o:hr="t"/>
+        </w:pict>
+      </w:r>
+    </w:p>
+    <w:bookmarkEnd w:id="32"/>
+    <w:bookmarkStart w:id="33" w:name="additional-information"/>
+    <w:p>
+      <w:pPr>
+        <w:pStyle w:val="Heading2"/>
+      </w:pPr>
+      <w:r>
+        <w:t xml:space="preserve">Additional Information</w:t>
+      </w:r>
+    </w:p>
+    <w:p>
+      <w:pPr>
         <w:numPr>
           <w:ilvl w:val="0"/>
           <w:numId w:val="1001"/>
-        </w:numPr>
-        <w:pStyle w:val="Compact"/>
-      </w:pPr>
-      <w:r>
-        <w:rPr>
-          <w:bCs/>
-          <w:b/>
-        </w:rPr>
-        <w:t xml:space="preserve">Cultural &amp; Historical Analysis:</w:t>
-      </w:r>
-      <w:r>
-        <w:t xml:space="preserve"> </w:t>
-      </w:r>
-      <w:r>
-        <w:t xml:space="preserve">Exploring the influence of international and linguistic borders, with a particular focus on the modern history of Yugoslavia.</w:t>
-      </w:r>
-      <w:r>
-        <w:br/>
-      </w:r>
-    </w:p>
-    <w:p>
-      <w:pPr>
-        <w:numPr>
-          <w:ilvl w:val="0"/>
-          <w:numId w:val="1001"/>
-        </w:numPr>
-        <w:pStyle w:val="Compact"/>
-      </w:pPr>
-      <w:r>
-        <w:rPr>
-          <w:bCs/>
-          <w:b/>
-        </w:rPr>
-        <w:t xml:space="preserve">Educational Equity &amp; Research:</w:t>
-      </w:r>
-      <w:r>
-        <w:t xml:space="preserve"> </w:t>
-      </w:r>
-      <w:r>
-        <w:t xml:space="preserve">Advocating for equitable access to education by presenting academic papers at conferences on the topics of educational and linguistic rights.</w:t>
-      </w:r>
-      <w:r>
-        <w:br/>
-      </w:r>
-    </w:p>
-    <w:p>
-      <w:pPr>
-        <w:numPr>
-          <w:ilvl w:val="0"/>
-          <w:numId w:val="1001"/>
-        </w:numPr>
-        <w:pStyle w:val="Compact"/>
-      </w:pPr>
-      <w:r>
-        <w:rPr>
-          <w:bCs/>
-          <w:b/>
-        </w:rPr>
-        <w:t xml:space="preserve">Neurodiversity &amp; Disability Advocacy:</w:t>
-      </w:r>
-      <w:r>
-        <w:t xml:space="preserve"> </w:t>
-      </w:r>
-      <w:r>
-        <w:t xml:space="preserve">Promoting the use of inclusive language in technical writing and focusing on individual capabilities over preconceived labels.</w:t>
-      </w:r>
-      <w:r>
-        <w:br/>
-      </w:r>
-    </w:p>
-    <w:p>
-      <w:pPr>
-        <w:numPr>
-          <w:ilvl w:val="0"/>
-          <w:numId w:val="1001"/>
-        </w:numPr>
-        <w:pStyle w:val="Compact"/>
-      </w:pPr>
-      <w:r>
-        <w:rPr>
-          <w:bCs/>
-          <w:b/>
-        </w:rPr>
-        <w:t xml:space="preserve">Endurance Cycling &amp; Community Tutoring:</w:t>
-      </w:r>
-      <w:r>
-        <w:t xml:space="preserve"> </w:t>
-      </w:r>
-      <w:r>
-        <w:t xml:space="preserve">Exploring off-the-beaten-path trails and volunteering as an English tutor for local children.</w:t>
-      </w:r>
-    </w:p>
-    <w:p>
-      <w:r>
-        <w:pict>
-          <v:rect style="width:0;height:1.5pt" o:hralign="center" o:hrstd="t" o:hr="t"/>
-        </w:pict>
-      </w:r>
-    </w:p>
-    <w:bookmarkEnd w:id="32"/>
-    <w:bookmarkStart w:id="33" w:name="additional-information"/>
-    <w:p>
-      <w:pPr>
-        <w:pStyle w:val="Heading2"/>
-      </w:pPr>
-      <w:r>
-        <w:t xml:space="preserve">Additional Information</w:t>
-      </w:r>
-    </w:p>
-    <w:p>
-      <w:pPr>
-        <w:numPr>
-          <w:ilvl w:val="0"/>
-          <w:numId w:val="1002"/>
         </w:numPr>
         <w:pStyle w:val="Compact"/>
       </w:pPr>
@@ -1284,9 +1299,6 @@
     <w:abstractNumId w:val="990"/>
   </w:num>
   <w:num w:numId="1001">
-    <w:abstractNumId w:val="991"/>
-  </w:num>
-  <w:num w:numId="1002">
     <w:abstractNumId w:val="991"/>
   </w:num>
 </w:numbering>

--- a/Michael_Forbes_CV.docx
+++ b/Michael_Forbes_CV.docx
@@ -69,7 +69,7 @@
           <w:iCs/>
           <w:i/>
         </w:rPr>
-        <w:t xml:space="preserve">Last updated: 21 August 2025 at 09:46 UTC</w:t>
+        <w:t xml:space="preserve">Last updated: 21 August 2025 at 09:53 UTC</w:t>
       </w:r>
     </w:p>
     <w:p>
@@ -898,7 +898,7 @@
         <w:t xml:space="preserve">Analysis and research</w:t>
       </w:r>
       <w:r>
-        <w:t xml:space="preserve"> </w:t>
+        <w:br/>
       </w:r>
       <w:r>
         <w:t xml:space="preserve">-</w:t>
@@ -954,7 +954,7 @@
         <w:t xml:space="preserve">Advocacy and volunteering</w:t>
       </w:r>
       <w:r>
-        <w:t xml:space="preserve"> </w:t>
+        <w:br/>
       </w:r>
       <w:r>
         <w:t xml:space="preserve">-</w:t>
@@ -1017,11 +1017,7 @@
     </w:p>
     <w:p>
       <w:pPr>
-        <w:numPr>
-          <w:ilvl w:val="0"/>
-          <w:numId w:val="1001"/>
-        </w:numPr>
-        <w:pStyle w:val="Compact"/>
+        <w:pStyle w:val="FirstParagraph"/>
       </w:pPr>
       <w:r>
         <w:rPr>
@@ -1034,7 +1030,7 @@
         <w:t xml:space="preserve"> </w:t>
       </w:r>
       <w:r>
-        <w:t xml:space="preserve">Holder of a full, clean Category B driving licence and available for work-related travel as required.</w:t>
+        <w:t xml:space="preserve">- Holder of a full, clean Category B driving licence and available for work-related travel as required.</w:t>
       </w:r>
     </w:p>
     <w:bookmarkEnd w:id="33"/>
@@ -1210,82 +1206,6 @@
       </w:pPr>
     </w:lvl>
   </w:abstractNum>
-  <w:abstractNum w:abstractNumId="991">
-    <w:nsid w:val="A991"/>
-    <w:multiLevelType w:val="multilevel"/>
-    <w:lvl w:ilvl="0">
-      <w:numFmt w:val="bullet"/>
-      <w:lvlText w:val="•"/>
-      <w:lvlJc w:val="left"/>
-      <w:pPr>
-        <w:ind w:left="720" w:hanging="480"/>
-      </w:pPr>
-    </w:lvl>
-    <w:lvl w:ilvl="1">
-      <w:numFmt w:val="bullet"/>
-      <w:lvlText w:val="–"/>
-      <w:lvlJc w:val="left"/>
-      <w:pPr>
-        <w:ind w:left="1440" w:hanging="480"/>
-      </w:pPr>
-    </w:lvl>
-    <w:lvl w:ilvl="2">
-      <w:numFmt w:val="bullet"/>
-      <w:lvlText w:val="•"/>
-      <w:lvlJc w:val="left"/>
-      <w:pPr>
-        <w:ind w:left="2160" w:hanging="480"/>
-      </w:pPr>
-    </w:lvl>
-    <w:lvl w:ilvl="3">
-      <w:numFmt w:val="bullet"/>
-      <w:lvlText w:val="–"/>
-      <w:lvlJc w:val="left"/>
-      <w:pPr>
-        <w:ind w:left="2880" w:hanging="480"/>
-      </w:pPr>
-    </w:lvl>
-    <w:lvl w:ilvl="4">
-      <w:numFmt w:val="bullet"/>
-      <w:lvlText w:val="•"/>
-      <w:lvlJc w:val="left"/>
-      <w:pPr>
-        <w:ind w:left="3600" w:hanging="480"/>
-      </w:pPr>
-    </w:lvl>
-    <w:lvl w:ilvl="5">
-      <w:numFmt w:val="bullet"/>
-      <w:lvlText w:val="–"/>
-      <w:lvlJc w:val="left"/>
-      <w:pPr>
-        <w:ind w:left="4320" w:hanging="480"/>
-      </w:pPr>
-    </w:lvl>
-    <w:lvl w:ilvl="6">
-      <w:numFmt w:val="bullet"/>
-      <w:lvlText w:val="•"/>
-      <w:lvlJc w:val="left"/>
-      <w:pPr>
-        <w:ind w:left="5040" w:hanging="480"/>
-      </w:pPr>
-    </w:lvl>
-    <w:lvl w:ilvl="7">
-      <w:numFmt w:val="bullet"/>
-      <w:lvlText w:val="–"/>
-      <w:lvlJc w:val="left"/>
-      <w:pPr>
-        <w:ind w:left="5760" w:hanging="480"/>
-      </w:pPr>
-    </w:lvl>
-    <w:lvl w:ilvl="8">
-      <w:numFmt w:val="bullet"/>
-      <w:lvlText w:val="•"/>
-      <w:lvlJc w:val="left"/>
-      <w:pPr>
-        <w:ind w:left="6480" w:hanging="480"/>
-      </w:pPr>
-    </w:lvl>
-  </w:abstractNum>
   <w:num w:numId="1" w16cid:durableId="2145811164">
     <w:abstractNumId w:val="2"/>
   </w:num>
@@ -1297,9 +1217,6 @@
   </w:num>
   <w:num w:numId="1000">
     <w:abstractNumId w:val="990"/>
-  </w:num>
-  <w:num w:numId="1001">
-    <w:abstractNumId w:val="991"/>
   </w:num>
 </w:numbering>
 </file>

--- a/Michael_Forbes_CV.docx
+++ b/Michael_Forbes_CV.docx
@@ -45,7 +45,7 @@
         <w:t xml:space="preserve"> </w:t>
       </w:r>
       <w:r>
-        <w:t xml:space="preserve">Portfolio: github.com/michaelforbes-open/public_CV</w:t>
+        <w:t xml:space="preserve">Portfolio: [github.com/michaelforbes-open/public_CV]</w:t>
       </w:r>
     </w:p>
     <w:p>
@@ -69,7 +69,7 @@
           <w:iCs/>
           <w:i/>
         </w:rPr>
-        <w:t xml:space="preserve">Last updated: 21 August 2025 at 09:53 UTC</w:t>
+        <w:t xml:space="preserve">Last updated: 21 August 2025 at 10:00 UTC</w:t>
       </w:r>
     </w:p>
     <w:p>

--- a/Michael_Forbes_CV.docx
+++ b/Michael_Forbes_CV.docx
@@ -69,7 +69,7 @@
           <w:iCs/>
           <w:i/>
         </w:rPr>
-        <w:t xml:space="preserve">Last updated: 21 August 2025 at 10:00 UTC</w:t>
+        <w:t xml:space="preserve">Last updated: 21 August 2025 at 10:11 UTC</w:t>
       </w:r>
     </w:p>
     <w:p>
@@ -1655,12 +1655,12 @@
     <w:uiPriority w:val="9"/>
     <w:unhideWhenUsed/>
     <w:qFormat/>
-    <w:rsid w:val="00797A10"/>
+    <w:rsid w:val="00C54059"/>
     <w:pPr>
       <w:pBdr>
         <w:bottom w:color="auto" w:space="1" w:sz="4" w:val="single"/>
       </w:pBdr>
-      <w:spacing w:after="10pt" w:before="14pt"/>
+      <w:spacing w:after="6pt" w:before="6pt"/>
       <w:outlineLvl w:val="1"/>
     </w:pPr>
     <w:rPr>
@@ -1865,7 +1865,7 @@
     <w:basedOn w:val="DefaultParagraphFont"/>
     <w:link w:val="Heading2"/>
     <w:uiPriority w:val="9"/>
-    <w:rsid w:val="00797A10"/>
+    <w:rsid w:val="00C54059"/>
     <w:rPr>
       <w:rFonts w:asciiTheme="majorHAnsi" w:cstheme="majorBidi" w:eastAsiaTheme="majorEastAsia" w:hAnsiTheme="majorHAnsi"/>
       <w:b/>
@@ -2141,12 +2141,12 @@
     <w:basedOn w:val="ListBullet2"/>
     <w:uiPriority w:val="99"/>
     <w:unhideWhenUsed/>
-    <w:rsid w:val="000139DA"/>
+    <w:rsid w:val="004B1C78"/>
     <w:pPr>
       <w:numPr>
         <w:numId w:val="1"/>
       </w:numPr>
-      <w:spacing w:after="0pt"/>
+      <w:spacing w:after="1pt"/>
       <w:ind w:hanging="17.85pt" w:start="35.70pt"/>
       <w:contextualSpacing w:val="0"/>
     </w:pPr>

--- a/Michael_Forbes_CV.docx
+++ b/Michael_Forbes_CV.docx
@@ -2,7 +2,7 @@
 <file path=word/document.xml><?xml version="1.0" encoding="utf-8"?>
 <w:document xmlns:w="http://schemas.openxmlformats.org/wordprocessingml/2006/main" xmlns:m="http://schemas.openxmlformats.org/officeDocument/2006/math" xmlns:r="http://schemas.openxmlformats.org/officeDocument/2006/relationships" xmlns:o="urn:schemas-microsoft-com:office:office" xmlns:v="urn:schemas-microsoft-com:vml" xmlns:w10="urn:schemas-microsoft-com:office:word" xmlns:a="http://schemas.openxmlformats.org/drawingml/2006/main" xmlns:pic="http://schemas.openxmlformats.org/drawingml/2006/picture" xmlns:wp="http://schemas.openxmlformats.org/drawingml/2006/wordprocessingDrawing">
   <w:body>
-    <w:bookmarkStart w:id="34" w:name="michael-forbes"/>
+    <w:bookmarkStart w:id="35" w:name="michael-forbes"/>
     <w:p>
       <w:pPr>
         <w:pStyle w:val="Heading1"/>
@@ -45,8 +45,19 @@
         <w:t xml:space="preserve"> </w:t>
       </w:r>
       <w:r>
-        <w:t xml:space="preserve">Portfolio: [github.com/michaelforbes-open/public_CV]</w:t>
-      </w:r>
+        <w:t xml:space="preserve">Portfolio:</w:t>
+      </w:r>
+      <w:r>
+        <w:t xml:space="preserve"> </w:t>
+      </w:r>
+      <w:hyperlink r:id="rId21">
+        <w:r>
+          <w:rPr>
+            <w:rStyle w:val="Hyperlink"/>
+          </w:rPr>
+          <w:t xml:space="preserve">github.com/michaelforbes-open/public_CV</w:t>
+        </w:r>
+      </w:hyperlink>
     </w:p>
     <w:p>
       <w:pPr>
@@ -59,17 +70,15 @@
         </w:rPr>
         <w:t xml:space="preserve">Dual British &amp; Polish Citizen | Full right to work in the UK &amp; EU without restriction, work permit not needed or required</w:t>
       </w:r>
-    </w:p>
-    <w:p>
-      <w:pPr>
-        <w:pStyle w:val="BodyText"/>
-      </w:pPr>
+      <w:r>
+        <w:t xml:space="preserve"> </w:t>
+      </w:r>
       <w:r>
         <w:rPr>
           <w:iCs/>
           <w:i/>
         </w:rPr>
-        <w:t xml:space="preserve">Last updated: 21 August 2025 at 10:11 UTC</w:t>
+        <w:t xml:space="preserve">Last updated: 21 August 2025 at 10:18 UTC</w:t>
       </w:r>
     </w:p>
     <w:p>
@@ -79,7 +88,7 @@
         </w:pict>
       </w:r>
     </w:p>
-    <w:bookmarkStart w:id="21" w:name="professional-summary"/>
+    <w:bookmarkStart w:id="22" w:name="professional-summary"/>
     <w:p>
       <w:pPr>
         <w:pStyle w:val="Heading2"/>
@@ -133,8 +142,8 @@
         </w:pict>
       </w:r>
     </w:p>
-    <w:bookmarkEnd w:id="21"/>
-    <w:bookmarkStart w:id="27" w:name="work-experience"/>
+    <w:bookmarkEnd w:id="22"/>
+    <w:bookmarkStart w:id="28" w:name="work-experience"/>
     <w:p>
       <w:pPr>
         <w:pStyle w:val="Heading2"/>
@@ -143,7 +152,7 @@
         <w:t xml:space="preserve">Work Experience</w:t>
       </w:r>
     </w:p>
-    <w:bookmarkStart w:id="22" w:name="X595afec9c7c4f62d31c4f8045d975cee75a3dcf"/>
+    <w:bookmarkStart w:id="23" w:name="X595afec9c7c4f62d31c4f8045d975cee75a3dcf"/>
     <w:p>
       <w:pPr>
         <w:pStyle w:val="Heading3"/>
@@ -198,8 +207,8 @@
         <w:t xml:space="preserve">- Identified and presented new market growth opportunities and potential client leads during strategic planning meetings.</w:t>
       </w:r>
     </w:p>
-    <w:bookmarkEnd w:id="22"/>
-    <w:bookmarkStart w:id="23" w:name="Xf3b5b178a013c63f9ddcdf568802ede1b4db782"/>
+    <w:bookmarkEnd w:id="23"/>
+    <w:bookmarkStart w:id="24" w:name="Xf3b5b178a013c63f9ddcdf568802ede1b4db782"/>
     <w:p>
       <w:pPr>
         <w:pStyle w:val="Heading3"/>
@@ -254,8 +263,8 @@
         <w:t xml:space="preserve">- Forged a strong partnership with the sales department to align content strategy with business objectives, transforming technical blogs into effective sales enablement tools.</w:t>
       </w:r>
     </w:p>
-    <w:bookmarkEnd w:id="23"/>
-    <w:bookmarkStart w:id="24" w:name="Xbb559eb1278d3b848afe70c7dd76485eec83eed"/>
+    <w:bookmarkEnd w:id="24"/>
+    <w:bookmarkStart w:id="25" w:name="Xbb559eb1278d3b848afe70c7dd76485eec83eed"/>
     <w:p>
       <w:pPr>
         <w:pStyle w:val="Heading3"/>
@@ -314,8 +323,8 @@
         <w:t xml:space="preserve">- Managed international partnership projects through the eTwinning platform, fostering cross-cultural collaboration.</w:t>
       </w:r>
     </w:p>
-    <w:bookmarkEnd w:id="24"/>
-    <w:bookmarkStart w:id="25" w:name="X064f8f0c05f527b12fd85258a6d7fb9624ba365"/>
+    <w:bookmarkEnd w:id="25"/>
+    <w:bookmarkStart w:id="26" w:name="X064f8f0c05f527b12fd85258a6d7fb9624ba365"/>
     <w:p>
       <w:pPr>
         <w:pStyle w:val="Heading3"/>
@@ -370,8 +379,8 @@
         <w:t xml:space="preserve">- Authored, translated, and localized a diverse range of technical and marketing materials from Polish to English to support business development efforts.</w:t>
       </w:r>
     </w:p>
-    <w:bookmarkEnd w:id="25"/>
-    <w:bookmarkStart w:id="26" w:name="X7bc92e8bbce3169f38d1acb5548df894796bc2d"/>
+    <w:bookmarkEnd w:id="26"/>
+    <w:bookmarkStart w:id="27" w:name="X7bc92e8bbce3169f38d1acb5548df894796bc2d"/>
     <w:p>
       <w:pPr>
         <w:pStyle w:val="Heading3"/>
@@ -433,9 +442,9 @@
         </w:pict>
       </w:r>
     </w:p>
-    <w:bookmarkEnd w:id="26"/>
     <w:bookmarkEnd w:id="27"/>
-    <w:bookmarkStart w:id="30" w:name="education"/>
+    <w:bookmarkEnd w:id="28"/>
+    <w:bookmarkStart w:id="31" w:name="education"/>
     <w:p>
       <w:pPr>
         <w:pStyle w:val="Heading2"/>
@@ -444,7 +453,7 @@
         <w:t xml:space="preserve">Education</w:t>
       </w:r>
     </w:p>
-    <w:bookmarkStart w:id="28" w:name="Xebb1f3f2b93a5f32a289dc3ee177e5bd15aaafc"/>
+    <w:bookmarkStart w:id="29" w:name="Xebb1f3f2b93a5f32a289dc3ee177e5bd15aaafc"/>
     <w:p>
       <w:pPr>
         <w:pStyle w:val="Heading3"/>
@@ -481,8 +490,8 @@
         <w:t xml:space="preserve">- All coursework completed; degree to be conferred upon thesis defense.</w:t>
       </w:r>
     </w:p>
-    <w:bookmarkEnd w:id="28"/>
-    <w:bookmarkStart w:id="29" w:name="X1edd3800ac902f8b4cc1d1caefd88dcaa249461"/>
+    <w:bookmarkEnd w:id="29"/>
+    <w:bookmarkStart w:id="30" w:name="X1edd3800ac902f8b4cc1d1caefd88dcaa249461"/>
     <w:p>
       <w:pPr>
         <w:pStyle w:val="Heading3"/>
@@ -520,9 +529,9 @@
         </w:pict>
       </w:r>
     </w:p>
-    <w:bookmarkEnd w:id="29"/>
     <w:bookmarkEnd w:id="30"/>
-    <w:bookmarkStart w:id="31" w:name="skills"/>
+    <w:bookmarkEnd w:id="31"/>
+    <w:bookmarkStart w:id="32" w:name="skills"/>
     <w:p>
       <w:pPr>
         <w:pStyle w:val="Heading2"/>
@@ -876,8 +885,8 @@
         </w:pict>
       </w:r>
     </w:p>
-    <w:bookmarkEnd w:id="31"/>
-    <w:bookmarkStart w:id="32" w:name="interests-causes"/>
+    <w:bookmarkEnd w:id="32"/>
+    <w:bookmarkStart w:id="33" w:name="interests-causes"/>
     <w:p>
       <w:pPr>
         <w:pStyle w:val="Heading2"/>
@@ -1005,8 +1014,8 @@
         </w:pict>
       </w:r>
     </w:p>
-    <w:bookmarkEnd w:id="32"/>
-    <w:bookmarkStart w:id="33" w:name="additional-information"/>
+    <w:bookmarkEnd w:id="33"/>
+    <w:bookmarkStart w:id="34" w:name="additional-information"/>
     <w:p>
       <w:pPr>
         <w:pStyle w:val="Heading2"/>
@@ -1032,9 +1041,15 @@
       <w:r>
         <w:t xml:space="preserve">- Holder of a full, clean Category B driving licence and available for work-related travel as required.</w:t>
       </w:r>
-    </w:p>
-    <w:bookmarkEnd w:id="33"/>
+      <w:r>
+        <w:br/>
+      </w:r>
+      <w:r>
+        <w:t xml:space="preserve">Wyrażam zgodę na przetwarzanie moich danych osobowych dla potrzeb niezbędnych do realizacji procesu tej oraz przyszłych rekrutacji (zgodnie z ustawą z dnia 10 maja 2018 roku o ochronie danych osobowych (Dz. Ustaw z 2018, poz. 1000) oraz zgodnie z Rozporządzeniem Parlamentu Europejskiego i Rady (UE) 2016/679 z dnia 27 kwietnia 2016 r. w sprawie ochrony osób fizycznych w związku z przetwarzaniem danych osobowych i w sprawie swobodnego przepływu takich danych oraz uchylenia dyrektywy 95/46/WE (RODO)).</w:t>
+      </w:r>
+    </w:p>
     <w:bookmarkEnd w:id="34"/>
+    <w:bookmarkEnd w:id="35"/>
     <w:sectPr>
       <w:pgSz w:h="841.90pt" w:w="595.30pt"/>
       <w:pgMar w:bottom="72pt" w:footer="35.40pt" w:gutter="0pt" w:header="35.40pt" w:left="72pt" w:right="72pt" w:top="72pt"/>

--- a/Michael_Forbes_CV.docx
+++ b/Michael_Forbes_CV.docx
@@ -71,14 +71,14 @@
         <w:t xml:space="preserve">Dual British &amp; Polish Citizen | Full right to work in the UK &amp; EU without restriction, work permit not needed or required</w:t>
       </w:r>
       <w:r>
-        <w:t xml:space="preserve"> </w:t>
+        <w:br/>
       </w:r>
       <w:r>
         <w:rPr>
           <w:iCs/>
           <w:i/>
         </w:rPr>
-        <w:t xml:space="preserve">Last updated: 21 August 2025 at 10:18 UTC</w:t>
+        <w:t xml:space="preserve">Last updated: 21 August 2025 at 10:30 UTC</w:t>
       </w:r>
     </w:p>
     <w:p>
@@ -1045,7 +1045,7 @@
         <w:br/>
       </w:r>
       <w:r>
-        <w:t xml:space="preserve">Wyrażam zgodę na przetwarzanie moich danych osobowych dla potrzeb niezbędnych do realizacji procesu tej oraz przyszłych rekrutacji (zgodnie z ustawą z dnia 10 maja 2018 roku o ochronie danych osobowych (Dz. Ustaw z 2018, poz. 1000) oraz zgodnie z Rozporządzeniem Parlamentu Europejskiego i Rady (UE) 2016/679 z dnia 27 kwietnia 2016 r. w sprawie ochrony osób fizycznych w związku z przetwarzaniem danych osobowych i w sprawie swobodnego przepływu takich danych oraz uchylenia dyrektywy 95/46/WE (RODO)).</w:t>
+        <w:t xml:space="preserve">[^1] Wyrażam zgodę na przetwarzanie moich danych osobowych dla potrzeb niezbędnych do realizacji procesu tej oraz przyszłych rekrutacji (zgodnie z ustawą z dnia 10 maja 2018 roku o ochronie danych osobowych (Dz. Ustaw z 2018, poz. 1000) oraz zgodnie z Rozporządzeniem Parlamentu Europejskiego i Rady (UE) 2016/679 z dnia 27 kwietnia 2016 r. w sprawie ochrony osób fizycznych w związku z przetwarzaniem danych osobowych i w sprawie swobodnego przepływu takich danych oraz uchylenia dyrektywy 95/46/WE (RODO)).</w:t>
       </w:r>
     </w:p>
     <w:bookmarkEnd w:id="34"/>

--- a/Michael_Forbes_CV.docx
+++ b/Michael_Forbes_CV.docx
@@ -78,7 +78,7 @@
           <w:iCs/>
           <w:i/>
         </w:rPr>
-        <w:t xml:space="preserve">Last updated: 21 August 2025 at 10:30 UTC</w:t>
+        <w:t xml:space="preserve">Last updated: 21 August 2025 at 10:34 UTC</w:t>
       </w:r>
     </w:p>
     <w:p>
@@ -2240,6 +2240,32 @@
       <w:contextualSpacing/>
     </w:pPr>
   </w:style>
+  <w:style w:styleId="FootnoteText" w:type="paragraph">
+    <w:name w:val="footnote text"/>
+    <w:basedOn w:val="Normal"/>
+    <w:link w:val="FootnoteTextChar"/>
+    <w:uiPriority w:val="99"/>
+    <w:unhideWhenUsed/>
+    <w:rsid w:val="0012186A"/>
+    <w:pPr>
+      <w:spacing w:after="0pt"/>
+    </w:pPr>
+    <w:rPr>
+      <w:sz w:val="14"/>
+      <w:szCs w:val="20"/>
+    </w:rPr>
+  </w:style>
+  <w:style w:customStyle="1" w:styleId="FootnoteTextChar" w:type="character">
+    <w:name w:val="Footnote Text Char"/>
+    <w:basedOn w:val="DefaultParagraphFont"/>
+    <w:link w:val="FootnoteText"/>
+    <w:uiPriority w:val="99"/>
+    <w:rsid w:val="0012186A"/>
+    <w:rPr>
+      <w:sz w:val="14"/>
+      <w:szCs w:val="20"/>
+    </w:rPr>
+  </w:style>
   <w:style w:type="paragraph" w:customStyle="1" w:styleId="SourceCode">
     <w:name w:val="Source Code"/>
     <w:basedOn w:val="Normal"/>

--- a/Michael_Forbes_CV.docx
+++ b/Michael_Forbes_CV.docx
@@ -78,7 +78,7 @@
           <w:iCs/>
           <w:i/>
         </w:rPr>
-        <w:t xml:space="preserve">Last updated: 21 August 2025 at 10:34 UTC</w:t>
+        <w:t xml:space="preserve">Last updated: 21 August 2025 at 10:57 UTC</w:t>
       </w:r>
     </w:p>
     <w:p>
@@ -308,19 +308,13 @@
         <w:br/>
       </w:r>
       <w:r>
-        <w:t xml:space="preserve">- Developed and customized educational content and learning frameworks for multiple groups.</w:t>
-      </w:r>
-      <w:r>
-        <w:br/>
-      </w:r>
-      <w:r>
         <w:t xml:space="preserve">- Executed community marketing and public relations initiatives, representing the brand at public events to drive engagement and enrollment.</w:t>
       </w:r>
       <w:r>
         <w:br/>
       </w:r>
       <w:r>
-        <w:t xml:space="preserve">- Managed international partnership projects through the eTwinning platform, fostering cross-cultural collaboration.</w:t>
+        <w:t xml:space="preserve">- Managed international partnership projects through the eTwinning platform.</w:t>
       </w:r>
     </w:p>
     <w:bookmarkEnd w:id="25"/>
@@ -715,10 +709,10 @@
         <w:t xml:space="preserve"> </w:t>
       </w:r>
       <w:r>
-        <w:t xml:space="preserve">Linux (Debian-based), Git, Jira, VSCode (including Markdown)</w:t>
-      </w:r>
-      <w:r>
-        <w:t xml:space="preserve"> </w:t>
+        <w:t xml:space="preserve">Linux (Debian-based), Git, Jira, Markdown, VSCode</w:t>
+      </w:r>
+      <w:r>
+        <w:br/>
       </w:r>
       <w:r>
         <w:t xml:space="preserve">-</w:t>
@@ -860,22 +854,6 @@
       </w:r>
       <w:r>
         <w:t xml:space="preserve">Framing marketing and technical content to inform and empower potential clients.</w:t>
-      </w:r>
-      <w:r>
-        <w:br/>
-      </w:r>
-      <w:r>
-        <w:t xml:space="preserve">-</w:t>
-      </w:r>
-      <w:r>
-        <w:t xml:space="preserve"> </w:t>
-      </w:r>
-      <w:r>
-        <w:rPr>
-          <w:bCs/>
-          <w:b/>
-        </w:rPr>
-        <w:t xml:space="preserve">Public Speaking &amp; Presentation</w:t>
       </w:r>
     </w:p>
     <w:p>
@@ -1045,7 +1023,7 @@
         <w:br/>
       </w:r>
       <w:r>
-        <w:t xml:space="preserve">[^1] Wyrażam zgodę na przetwarzanie moich danych osobowych dla potrzeb niezbędnych do realizacji procesu tej oraz przyszłych rekrutacji (zgodnie z ustawą z dnia 10 maja 2018 roku o ochronie danych osobowych (Dz. Ustaw z 2018, poz. 1000) oraz zgodnie z Rozporządzeniem Parlamentu Europejskiego i Rady (UE) 2016/679 z dnia 27 kwietnia 2016 r. w sprawie ochrony osób fizycznych w związku z przetwarzaniem danych osobowych i w sprawie swobodnego przepływu takich danych oraz uchylenia dyrektywy 95/46/WE (RODO)).</w:t>
+        <w:t xml:space="preserve">- Wyrażam zgodę na przetwarzanie moich danych osobowych dla potrzeb niezbędnych do realizacji procesu tej oraz przyszłych rekrutacji (zgodnie z ustawą z dnia 10 maja 2018 roku o ochronie danych osobowych (Dz. Ustaw z 2018, poz. 1000) oraz zgodnie z Rozporządzeniem Parlamentu Europejskiego i Rady (UE) 2016/679 z dnia 27 kwietnia 2016 r. w sprawie ochrony osób fizycznych w związku z przetwarzaniem danych osobowych i w sprawie swobodnego przepływu takich danych oraz uchylenia dyrektywy 95/46/WE (RODO)).</w:t>
       </w:r>
     </w:p>
     <w:bookmarkEnd w:id="34"/>

--- a/Michael_Forbes_CV.docx
+++ b/Michael_Forbes_CV.docx
@@ -78,7 +78,7 @@
           <w:iCs/>
           <w:i/>
         </w:rPr>
-        <w:t xml:space="preserve">Last updated: 21 August 2025 at 10:57 UTC</w:t>
+        <w:t xml:space="preserve">Last updated: 21 August 2025 at 11:06 UTC</w:t>
       </w:r>
     </w:p>
     <w:p>
@@ -475,13 +475,7 @@
           <w:iCs/>
           <w:i/>
         </w:rPr>
-        <w:t xml:space="preserve">2021 – 2023</w:t>
-      </w:r>
-      <w:r>
-        <w:br/>
-      </w:r>
-      <w:r>
-        <w:t xml:space="preserve">- All coursework completed; degree to be conferred upon thesis defense.</w:t>
+        <w:t xml:space="preserve">In progress</w:t>
       </w:r>
     </w:p>
     <w:bookmarkEnd w:id="29"/>
@@ -1017,10 +1011,10 @@
         <w:t xml:space="preserve"> </w:t>
       </w:r>
       <w:r>
-        <w:t xml:space="preserve">- Holder of a full, clean Category B driving licence and available for work-related travel as required.</w:t>
-      </w:r>
-      <w:r>
-        <w:br/>
+        <w:t xml:space="preserve">- Holder of a full, clean Category B driving licence and available for business-related travel.</w:t>
+      </w:r>
+      <w:r>
+        <w:t xml:space="preserve"> </w:t>
       </w:r>
       <w:r>
         <w:t xml:space="preserve">- Wyrażam zgodę na przetwarzanie moich danych osobowych dla potrzeb niezbędnych do realizacji procesu tej oraz przyszłych rekrutacji (zgodnie z ustawą z dnia 10 maja 2018 roku o ochronie danych osobowych (Dz. Ustaw z 2018, poz. 1000) oraz zgodnie z Rozporządzeniem Parlamentu Europejskiego i Rady (UE) 2016/679 z dnia 27 kwietnia 2016 r. w sprawie ochrony osób fizycznych w związku z przetwarzaniem danych osobowych i w sprawie swobodnego przepływu takich danych oraz uchylenia dyrektywy 95/46/WE (RODO)).</w:t>

--- a/Michael_Forbes_CV.docx
+++ b/Michael_Forbes_CV.docx
@@ -78,7 +78,7 @@
           <w:iCs/>
           <w:i/>
         </w:rPr>
-        <w:t xml:space="preserve">Last updated: 21 August 2025 at 11:06 UTC</w:t>
+        <w:t xml:space="preserve">Last updated: 21 August 2025 at 11:12 UTC</w:t>
       </w:r>
     </w:p>
     <w:p>
@@ -1014,10 +1014,10 @@
         <w:t xml:space="preserve">- Holder of a full, clean Category B driving licence and available for business-related travel.</w:t>
       </w:r>
       <w:r>
-        <w:t xml:space="preserve"> </w:t>
-      </w:r>
-      <w:r>
-        <w:t xml:space="preserve">- Wyrażam zgodę na przetwarzanie moich danych osobowych dla potrzeb niezbędnych do realizacji procesu tej oraz przyszłych rekrutacji (zgodnie z ustawą z dnia 10 maja 2018 roku o ochronie danych osobowych (Dz. Ustaw z 2018, poz. 1000) oraz zgodnie z Rozporządzeniem Parlamentu Europejskiego i Rady (UE) 2016/679 z dnia 27 kwietnia 2016 r. w sprawie ochrony osób fizycznych w związku z przetwarzaniem danych osobowych i w sprawie swobodnego przepływu takich danych oraz uchylenia dyrektywy 95/46/WE (RODO)).</w:t>
+        <w:br/>
+      </w:r>
+      <w:r>
+        <w:t xml:space="preserve">Wyrażam zgodę na przetwarzanie moich danych osobowych dla potrzeb niezbędnych do realizacji procesu tej oraz przyszłych rekrutacji (zgodnie z ustawą z dnia 10 maja 2018 roku o ochronie danych osobowych (Dz. Ustaw z 2018, poz. 1000) oraz zgodnie z Rozporządzeniem Parlamentu Europejskiego i Rady (UE) 2016/679 z dnia 27 kwietnia 2016 r. w sprawie ochrony osób fizycznych w związku z przetwarzaniem danych osobowych i w sprawie swobodnego przepływu takich danych oraz uchylenia dyrektywy 95/46/WE (RODO)).</w:t>
       </w:r>
     </w:p>
     <w:bookmarkEnd w:id="34"/>

--- a/Michael_Forbes_CV.docx
+++ b/Michael_Forbes_CV.docx
@@ -78,7 +78,7 @@
           <w:iCs/>
           <w:i/>
         </w:rPr>
-        <w:t xml:space="preserve">Last updated: 21 August 2025 at 11:12 UTC</w:t>
+        <w:t xml:space="preserve">Last updated: 21 August 2025 at 18:44 UTC</w:t>
       </w:r>
     </w:p>
     <w:p>

--- a/Michael_Forbes_CV.docx
+++ b/Michael_Forbes_CV.docx
@@ -78,7 +78,7 @@
           <w:iCs/>
           <w:i/>
         </w:rPr>
-        <w:t xml:space="preserve">Last updated: 21 August 2025 at 18:44 UTC</w:t>
+        <w:t xml:space="preserve">Last updated: 21 August 2025 at 18:48 UTC</w:t>
       </w:r>
     </w:p>
     <w:p>

--- a/Michael_Forbes_CV.docx
+++ b/Michael_Forbes_CV.docx
@@ -78,7 +78,7 @@
           <w:iCs/>
           <w:i/>
         </w:rPr>
-        <w:t xml:space="preserve">Last updated: 21 August 2025 at 18:48 UTC</w:t>
+        <w:t xml:space="preserve">Last updated: 22 August 2025 at 13:27 UTC</w:t>
       </w:r>
     </w:p>
     <w:p>

--- a/Michael_Forbes_CV.docx
+++ b/Michael_Forbes_CV.docx
@@ -78,7 +78,7 @@
           <w:iCs/>
           <w:i/>
         </w:rPr>
-        <w:t xml:space="preserve">Last updated: 22 August 2025 at 13:27 UTC</w:t>
+        <w:t xml:space="preserve">Last updated: 22 August 2025 at 14:04 UTC</w:t>
       </w:r>
     </w:p>
     <w:p>

--- a/Michael_Forbes_CV.docx
+++ b/Michael_Forbes_CV.docx
@@ -78,7 +78,7 @@
           <w:iCs/>
           <w:i/>
         </w:rPr>
-        <w:t xml:space="preserve">Last updated: 22 August 2025 at 14:04 UTC</w:t>
+        <w:t xml:space="preserve">Last updated: 22 August 2025 at 15:23 UTC</w:t>
       </w:r>
     </w:p>
     <w:p>

--- a/Michael_Forbes_CV.docx
+++ b/Michael_Forbes_CV.docx
@@ -78,7 +78,7 @@
           <w:iCs/>
           <w:i/>
         </w:rPr>
-        <w:t xml:space="preserve">Last updated: 22 August 2025 at 15:23 UTC</w:t>
+        <w:t xml:space="preserve">Last updated: 25 August 2025 at 13:28 UTC</w:t>
       </w:r>
     </w:p>
     <w:p>

--- a/Michael_Forbes_CV.docx
+++ b/Michael_Forbes_CV.docx
@@ -78,7 +78,7 @@
           <w:iCs/>
           <w:i/>
         </w:rPr>
-        <w:t xml:space="preserve">Last updated: 25 August 2025 at 13:28 UTC</w:t>
+        <w:t xml:space="preserve">Last updated: 01 September 2025 at 14:22 UTC</w:t>
       </w:r>
     </w:p>
     <w:p>
@@ -102,7 +102,7 @@
         <w:pStyle w:val="FirstParagraph"/>
       </w:pPr>
       <w:r>
-        <w:t xml:space="preserve">A Technical Communications &amp; Marketing Strategist who drives revenue and investment by translating complex technical concepts into clear, compelling narratives. Proven success in authoring high-stakes documentation for major industry leaders for internal and external use, developing multi-million euro project proposals, and leading international market expansion. An expert liaison who ensures that engineering, sales, and leadership teams are perfectly aligned.</w:t>
+        <w:t xml:space="preserve">A Technical Communications &amp; Marketing Strategist who drives revenue and investment by translating complex technical concepts into clear, compelling narratives. Proven success in authoring high-stakes documentation for use major industry leaders (internal and external), developing multi-million euro project proposals, and leading international market expansion. An expert liaison who ensures that engineering, sales, and leadership teams are perfectly aligned.</w:t>
       </w:r>
     </w:p>
     <w:p>

--- a/Michael_Forbes_CV.docx
+++ b/Michael_Forbes_CV.docx
@@ -78,7 +78,7 @@
           <w:iCs/>
           <w:i/>
         </w:rPr>
-        <w:t xml:space="preserve">Last updated: 01 September 2025 at 14:22 UTC</w:t>
+        <w:t xml:space="preserve">Last updated: 21 October 2025 at 11:25 UTC</w:t>
       </w:r>
     </w:p>
     <w:p>
